--- a/template.docx
+++ b/template.docx
@@ -1,6 +1,6 @@
 
 <file path=word/document.xml><?xml version="1.0" encoding="utf-8"?>
-<w:document xmlns:wpc="http://schemas.microsoft.com/office/word/2010/wordprocessingCanvas" xmlns:cx="http://schemas.microsoft.com/office/drawing/2014/chartex" xmlns:cx1="http://schemas.microsoft.com/office/drawing/2015/9/8/chartex" xmlns:cx2="http://schemas.microsoft.com/office/drawing/2015/10/21/chartex" xmlns:cx3="http://schemas.microsoft.com/office/drawing/2016/5/9/chartex" xmlns:cx4="http://schemas.microsoft.com/office/drawing/2016/5/10/chartex" xmlns:cx5="http://schemas.microsoft.com/office/drawing/2016/5/11/chartex" xmlns:cx6="http://schemas.microsoft.com/office/drawing/2016/5/12/chartex" xmlns:cx7="http://schemas.microsoft.com/office/drawing/2016/5/13/chartex" xmlns:cx8="http://schemas.microsoft.com/office/drawing/2016/5/14/chartex" xmlns:mc="http://schemas.openxmlformats.org/markup-compatibility/2006" xmlns:aink="http://schemas.microsoft.com/office/drawing/2016/ink" xmlns:am3d="http://schemas.microsoft.com/office/drawing/2017/model3d" xmlns:o="urn:schemas-microsoft-com:office:office" xmlns:oel="http://schemas.microsoft.com/office/2019/extlst" xmlns:r="http://schemas.openxmlformats.org/officeDocument/2006/relationships" xmlns:m="http://schemas.openxmlformats.org/officeDocument/2006/math" xmlns:v="urn:schemas-microsoft-com:vml" xmlns:wp14="http://schemas.microsoft.com/office/word/2010/wordprocessingDrawing" xmlns:wp="http://schemas.openxmlformats.org/drawingml/2006/wordprocessingDrawing" xmlns:w10="urn:schemas-microsoft-com:office:word" xmlns:w="http://schemas.openxmlformats.org/wordprocessingml/2006/main" xmlns:w14="http://schemas.microsoft.com/office/word/2010/wordml" xmlns:w15="http://schemas.microsoft.com/office/word/2012/wordml" xmlns:w16cex="http://schemas.microsoft.com/office/word/2018/wordml/cex" xmlns:w16cid="http://schemas.microsoft.com/office/word/2016/wordml/cid" xmlns:w16="http://schemas.microsoft.com/office/word/2018/wordml" xmlns:w16du="http://schemas.microsoft.com/office/word/2023/wordml/word16du" xmlns:w16sdtdh="http://schemas.microsoft.com/office/word/2020/wordml/sdtdatahash" xmlns:w16sdtfl="http://schemas.microsoft.com/office/word/2024/wordml/sdtformatlock" xmlns:w16se="http://schemas.microsoft.com/office/word/2015/wordml/symex" xmlns:wpg="http://schemas.microsoft.com/office/word/2010/wordprocessingGroup" xmlns:wpi="http://schemas.microsoft.com/office/word/2010/wordprocessingInk" xmlns:wne="http://schemas.microsoft.com/office/word/2006/wordml" xmlns:wps="http://schemas.microsoft.com/office/word/2010/wordprocessingShape" mc:Ignorable="w14 w15 w16se w16cid w16 w16cex w16sdtdh w16sdtfl w16du wp14">
+<w:document xmlns:wpc="http://schemas.microsoft.com/office/word/2010/wordprocessingCanvas" xmlns:cx="http://schemas.microsoft.com/office/drawing/2014/chartex" xmlns:cx1="http://schemas.microsoft.com/office/drawing/2015/9/8/chartex" xmlns:cx2="http://schemas.microsoft.com/office/drawing/2015/10/21/chartex" xmlns:cx3="http://schemas.microsoft.com/office/drawing/2016/5/9/chartex" xmlns:cx4="http://schemas.microsoft.com/office/drawing/2016/5/10/chartex" xmlns:cx5="http://schemas.microsoft.com/office/drawing/2016/5/11/chartex" xmlns:cx6="http://schemas.microsoft.com/office/drawing/2016/5/12/chartex" xmlns:cx7="http://schemas.microsoft.com/office/drawing/2016/5/13/chartex" xmlns:cx8="http://schemas.microsoft.com/office/drawing/2016/5/14/chartex" xmlns:mc="http://schemas.openxmlformats.org/markup-compatibility/2006" xmlns:aink="http://schemas.microsoft.com/office/drawing/2016/ink" xmlns:am3d="http://schemas.microsoft.com/office/drawing/2017/model3d" xmlns:o="urn:schemas-microsoft-com:office:office" xmlns:r="http://schemas.openxmlformats.org/officeDocument/2006/relationships" xmlns:m="http://schemas.openxmlformats.org/officeDocument/2006/math" xmlns:v="urn:schemas-microsoft-com:vml" xmlns:wp14="http://schemas.microsoft.com/office/word/2010/wordprocessingDrawing" xmlns:wp="http://schemas.openxmlformats.org/drawingml/2006/wordprocessingDrawing" xmlns:w10="urn:schemas-microsoft-com:office:word" xmlns:w="http://schemas.openxmlformats.org/wordprocessingml/2006/main" xmlns:w14="http://schemas.microsoft.com/office/word/2010/wordml" xmlns:w15="http://schemas.microsoft.com/office/word/2012/wordml" xmlns:w16cex="http://schemas.microsoft.com/office/word/2018/wordml/cex" xmlns:w16cid="http://schemas.microsoft.com/office/word/2016/wordml/cid" xmlns:w16="http://schemas.microsoft.com/office/word/2018/wordml" xmlns:w16sdtdh="http://schemas.microsoft.com/office/word/2020/wordml/sdtdatahash" xmlns:w16se="http://schemas.microsoft.com/office/word/2015/wordml/symex" xmlns:wpg="http://schemas.microsoft.com/office/word/2010/wordprocessingGroup" xmlns:wpi="http://schemas.microsoft.com/office/word/2010/wordprocessingInk" xmlns:wne="http://schemas.microsoft.com/office/word/2006/wordml" xmlns:wps="http://schemas.microsoft.com/office/word/2010/wordprocessingShape" mc:Ignorable="w14 w15 w16se w16cid w16 w16cex w16sdtdh wp14">
   <w:body>
     <w:tbl>
       <w:tblPr>
@@ -41,7 +41,9 @@
             </w:pPr>
             <w:r>
               <w:rPr>
-                <w:color w:val="FFFFFF" w:themeColor="background1"/>
+                <w:b/>
+                <w:color w:val="FFFFFF"/>
+                <w:sz w:val="17"/>
               </w:rPr>
               <w:t>{{ doc_code }}</w:t>
             </w:r>
@@ -192,9 +194,26 @@
             </w:pPr>
             <w:r>
               <w:rPr>
+                <w:rFonts w:cstheme="minorHAnsi"/>
+                <w:b/>
+                <w:bCs/>
                 <w:color w:val="FFFFFF" w:themeColor="background1"/>
-              </w:rPr>
-              <w:t>{{ rep_num }}</w:t>
+                <w:sz w:val="28"/>
+                <w:szCs w:val="28"/>
+              </w:rPr>
+              <w:t>00</w:t>
+            </w:r>
+            <w:r>
+              <w:rPr>
+                <w:rFonts w:cstheme="minorHAnsi"/>
+                <w:b/>
+                <w:bCs/>
+                <w:color w:val="FFFFFF" w:themeColor="background1"/>
+                <w:sz w:val="28"/>
+                <w:szCs w:val="28"/>
+                <w:lang w:val="ka-GE"/>
+              </w:rPr>
+              <w:t>7</w:t>
             </w:r>
           </w:p>
         </w:tc>
@@ -243,10 +262,10 @@
                   <v:path o:extrusionok="f" gradientshapeok="t" o:connecttype="rect"/>
                   <o:lock v:ext="edit" aspectratio="t"/>
                 </v:shapetype>
-                <v:shape id="_x0000_i1025" type="#_x0000_t75" style="width:101.45pt;height:53.85pt" o:ole="">
+                <v:shape id="_x0000_i1025" type="#_x0000_t75" style="width:101.45pt;height:54pt" o:ole="">
                   <v:imagedata r:id="rId9" o:title=""/>
                 </v:shape>
-                <o:OLEObject Type="Embed" ProgID="PBrush" ShapeID="_x0000_i1025" DrawAspect="Content" ObjectID="_1852985298" r:id="rId10"/>
+                <o:OLEObject Type="Embed" ProgID="PBrush" ShapeID="_x0000_i1025" DrawAspect="Content" ObjectID="_1852986140" r:id="rId10"/>
               </w:object>
             </w:r>
             <w:r>
@@ -461,108 +480,12 @@
                 <w:color w:val="FFFFFF" w:themeColor="background1"/>
               </w:rPr>
             </w:pPr>
-            <w:proofErr w:type="spellStart"/>
-            <w:r>
-              <w:rPr>
-                <w:rFonts w:cstheme="minorHAnsi"/>
-                <w:b/>
-                <w:bCs/>
-                <w:color w:val="FFFFFF" w:themeColor="background1"/>
-              </w:rPr>
-              <w:t>შპს</w:t>
-            </w:r>
-            <w:proofErr w:type="spellEnd"/>
-            <w:r>
-              <w:rPr>
-                <w:rFonts w:cstheme="minorHAnsi"/>
-                <w:b/>
-                <w:bCs/>
-                <w:color w:val="FFFFFF" w:themeColor="background1"/>
-              </w:rPr>
-              <w:t xml:space="preserve"> „</w:t>
-            </w:r>
-            <w:proofErr w:type="spellStart"/>
-            <w:r>
-              <w:rPr>
-                <w:rFonts w:cstheme="minorHAnsi"/>
-                <w:b/>
-                <w:bCs/>
-                <w:color w:val="FFFFFF" w:themeColor="background1"/>
-              </w:rPr>
-              <w:t>აი</w:t>
-            </w:r>
-            <w:proofErr w:type="spellEnd"/>
-            <w:r>
-              <w:rPr>
-                <w:rFonts w:cstheme="minorHAnsi"/>
-                <w:b/>
-                <w:bCs/>
-                <w:color w:val="FFFFFF" w:themeColor="background1"/>
-              </w:rPr>
-              <w:t xml:space="preserve"> </w:t>
-            </w:r>
-            <w:proofErr w:type="spellStart"/>
-            <w:r>
-              <w:rPr>
-                <w:rFonts w:cstheme="minorHAnsi"/>
-                <w:b/>
-                <w:bCs/>
-                <w:color w:val="FFFFFF" w:themeColor="background1"/>
-              </w:rPr>
-              <w:t>ჯი</w:t>
-            </w:r>
-            <w:proofErr w:type="spellEnd"/>
-            <w:r>
-              <w:rPr>
-                <w:rFonts w:cstheme="minorHAnsi"/>
-                <w:b/>
-                <w:bCs/>
-                <w:color w:val="FFFFFF" w:themeColor="background1"/>
-              </w:rPr>
-              <w:t xml:space="preserve"> </w:t>
-            </w:r>
-            <w:proofErr w:type="spellStart"/>
-            <w:r>
-              <w:rPr>
-                <w:rFonts w:cstheme="minorHAnsi"/>
-                <w:b/>
-                <w:bCs/>
-                <w:color w:val="FFFFFF" w:themeColor="background1"/>
-              </w:rPr>
-              <w:t>დეველოფმენ</w:t>
-            </w:r>
-            <w:proofErr w:type="spellEnd"/>
-            <w:r>
-              <w:rPr>
-                <w:rFonts w:cstheme="minorHAnsi"/>
-                <w:b/>
-                <w:bCs/>
-                <w:color w:val="FFFFFF" w:themeColor="background1"/>
-                <w:lang w:val="ka-GE"/>
-              </w:rPr>
-              <w:t xml:space="preserve">ტ </w:t>
-            </w:r>
-            <w:proofErr w:type="gramStart"/>
-            <w:r>
-              <w:rPr>
-                <w:rFonts w:cstheme="minorHAnsi"/>
-                <w:b/>
-                <w:bCs/>
-                <w:color w:val="FFFFFF" w:themeColor="background1"/>
-                <w:lang w:val="ka-GE"/>
-              </w:rPr>
-              <w:t xml:space="preserve">ჯორჯია“  </w:t>
-            </w:r>
-            <w:proofErr w:type="gramEnd"/>
-            <w:r>
-              <w:rPr>
-                <w:rFonts w:cstheme="minorHAnsi"/>
-                <w:b/>
-                <w:bCs/>
-                <w:color w:val="FFFFFF" w:themeColor="background1"/>
-                <w:lang w:val="ka-GE"/>
-              </w:rPr>
-              <w:t xml:space="preserve">                              </w:t>
+            <w:r>
+              <w:rPr>
+                <w:b/>
+                <w:color w:val="FFFFFF"/>
+              </w:rPr>
+              <w:t xml:space="preserve">{{ client }}                                </w:t>
             </w:r>
           </w:p>
         </w:tc>
@@ -606,7 +529,7 @@
                 <w:rFonts w:cstheme="minorHAnsi"/>
                 <w:b/>
                 <w:bCs/>
-                <w:color w:val="FFFFFF" w:themeColor="background1"/>
+                <w:color w:val="FFFFFF"/>
                 <w:u w:val="single"/>
                 <w:lang w:val="ka-GE"/>
               </w:rPr>
@@ -617,7 +540,7 @@
                 <w:rFonts w:cstheme="minorHAnsi"/>
                 <w:b/>
                 <w:bCs/>
-                <w:color w:val="FFFFFF" w:themeColor="background1"/>
+                <w:color w:val="FFFFFF"/>
                 <w:u w:val="single"/>
               </w:rPr>
               <w:t xml:space="preserve"> </w:t>
@@ -627,7 +550,7 @@
                 <w:rFonts w:cstheme="minorHAnsi"/>
                 <w:b/>
                 <w:bCs/>
-                <w:color w:val="FFFFFF" w:themeColor="background1"/>
+                <w:color w:val="FFFFFF"/>
                 <w:u w:val="single"/>
                 <w:lang w:val="ka-GE"/>
               </w:rPr>
@@ -638,7 +561,7 @@
                 <w:rFonts w:cstheme="minorHAnsi"/>
                 <w:b/>
                 <w:bCs/>
-                <w:color w:val="FFFFFF" w:themeColor="background1"/>
+                <w:color w:val="FFFFFF"/>
                 <w:u w:val="single"/>
               </w:rPr>
               <w:t xml:space="preserve"> Date</w:t>
@@ -648,7 +571,7 @@
                 <w:rFonts w:cstheme="minorHAnsi"/>
                 <w:b/>
                 <w:bCs/>
-                <w:color w:val="FFFFFF" w:themeColor="background1"/>
+                <w:color w:val="FFFFFF"/>
               </w:rPr>
               <w:t>:</w:t>
             </w:r>
@@ -670,12 +593,10 @@
             </w:pPr>
             <w:r>
               <w:rPr>
-                <w:color w:val="FFFFFF" w:themeColor="background1"/>
-              </w:rPr>
-              <w:t>{{ rep_date }}</w:t>
-            </w:r>
-            <w:r>
-              <w:t xml:space="preserve">   </w:t>
+                <w:b/>
+                <w:color w:val="FFFFFF"/>
+              </w:rPr>
+              <w:t xml:space="preserve">{{ rep_date }}   </w:t>
             </w:r>
           </w:p>
         </w:tc>
@@ -771,61 +692,12 @@
                 <w:lang w:val="ka-GE"/>
               </w:rPr>
             </w:pPr>
-            <w:proofErr w:type="spellStart"/>
-            <w:proofErr w:type="gramStart"/>
-            <w:r>
-              <w:rPr>
-                <w:rFonts w:cstheme="minorHAnsi"/>
-                <w:b/>
-                <w:bCs/>
-                <w:color w:val="FFFFFF" w:themeColor="background1"/>
-                <w:u w:val="single"/>
-              </w:rPr>
-              <w:t>ქ.თბილისი</w:t>
-            </w:r>
-            <w:proofErr w:type="spellEnd"/>
-            <w:proofErr w:type="gramEnd"/>
-            <w:r>
-              <w:rPr>
-                <w:rFonts w:cstheme="minorHAnsi"/>
-                <w:b/>
-                <w:bCs/>
-                <w:color w:val="FFFFFF" w:themeColor="background1"/>
-                <w:u w:val="single"/>
-              </w:rPr>
-              <w:t xml:space="preserve"> </w:t>
-            </w:r>
-            <w:r>
-              <w:rPr>
-                <w:rFonts w:cstheme="minorHAnsi"/>
-                <w:b/>
-                <w:bCs/>
-                <w:color w:val="FFFFFF" w:themeColor="background1"/>
-                <w:u w:val="single"/>
-                <w:lang w:val="ka-GE"/>
-              </w:rPr>
-              <w:t>ქავთარაძის</w:t>
-            </w:r>
-            <w:r>
-              <w:rPr>
-                <w:rFonts w:cstheme="minorHAnsi"/>
-                <w:b/>
-                <w:bCs/>
-                <w:color w:val="FFFFFF" w:themeColor="background1"/>
-                <w:u w:val="single"/>
-              </w:rPr>
-              <w:t xml:space="preserve"> ქ. №</w:t>
-            </w:r>
-            <w:r>
-              <w:rPr>
-                <w:rFonts w:cstheme="minorHAnsi"/>
-                <w:b/>
-                <w:bCs/>
-                <w:color w:val="FFFFFF" w:themeColor="background1"/>
-                <w:u w:val="single"/>
-                <w:lang w:val="ka-GE"/>
-              </w:rPr>
-              <w:t>1</w:t>
+            <w:r>
+              <w:rPr>
+                <w:b/>
+                <w:color w:val="FFFFFF"/>
+              </w:rPr>
+              <w:t>{{ location }}</w:t>
             </w:r>
           </w:p>
         </w:tc>
@@ -947,7 +819,7 @@
                 <w:color w:val="FFFFFF" w:themeColor="background1"/>
                 <w:lang w:val="ka-GE"/>
               </w:rPr>
-              <w:t>{{ prepared_by }}</w:t>
+              <w:t>მურად ახალაძე</w:t>
             </w:r>
           </w:p>
           <w:p>
@@ -1334,7 +1206,48 @@
               </w:rPr>
             </w:pPr>
             <w:r>
-              <w:t>{{ w9 }}</w:t>
+              <w:rPr>
+                <w:rFonts w:ascii="Sylfaen" w:hAnsi="Sylfaen" w:cstheme="minorHAnsi"/>
+                <w:b/>
+                <w:bCs/>
+                <w:lang w:val="ka-GE"/>
+              </w:rPr>
+              <w:t>1</w:t>
+            </w:r>
+            <w:r>
+              <w:rPr>
+                <w:rFonts w:ascii="Sylfaen" w:hAnsi="Sylfaen" w:cstheme="minorHAnsi"/>
+                <w:b/>
+                <w:bCs/>
+              </w:rPr>
+              <w:t>.</w:t>
+            </w:r>
+            <w:r>
+              <w:rPr>
+                <w:rFonts w:ascii="Sylfaen" w:hAnsi="Sylfaen" w:cstheme="minorHAnsi"/>
+                <w:b/>
+                <w:bCs/>
+                <w:lang w:val="ka-GE"/>
+              </w:rPr>
+              <w:t>1</w:t>
+            </w:r>
+            <w:r>
+              <w:rPr>
+                <w:rFonts w:ascii="Sylfaen" w:hAnsi="Sylfaen" w:cstheme="minorHAnsi"/>
+                <w:b/>
+                <w:bCs/>
+                <w:lang w:val="ka-GE"/>
+              </w:rPr>
+              <w:t xml:space="preserve"> </w:t>
+            </w:r>
+            <w:r>
+              <w:rPr>
+                <w:rFonts w:cstheme="minorHAnsi"/>
+                <w:b/>
+                <w:bCs/>
+                <w:lang w:val="ka-GE"/>
+              </w:rPr>
+              <w:t>მ/წ</w:t>
             </w:r>
           </w:p>
         </w:tc>
@@ -2115,10 +2028,10 @@
                 <w:noProof/>
               </w:rPr>
               <w:drawing>
-                <wp:inline distT="0" distB="0" distL="0" distR="0" wp14:anchorId="2621FB4E" wp14:editId="00B2B954">
+                <wp:inline distT="0" distB="0" distL="0" distR="0" wp14:anchorId="0433961A" wp14:editId="4A1214AC">
                   <wp:extent cx="1126490" cy="1126490"/>
                   <wp:effectExtent l="0" t="0" r="0" b="0"/>
-                  <wp:docPr id="1848846162" name="Picture 1848846162"/>
+                  <wp:docPr id="38" name="Picture 38"/>
                   <wp:cNvGraphicFramePr>
                     <a:graphicFrameLocks xmlns:a="http://schemas.openxmlformats.org/drawingml/2006/main" noChangeAspect="1"/>
                   </wp:cNvGraphicFramePr>
@@ -2186,10 +2099,10 @@
                 <w:noProof/>
               </w:rPr>
               <w:drawing>
-                <wp:inline distT="0" distB="0" distL="0" distR="0" wp14:anchorId="5FB22354" wp14:editId="50023597">
+                <wp:inline distT="0" distB="0" distL="0" distR="0" wp14:anchorId="67080D82" wp14:editId="3AFB1A21">
                   <wp:extent cx="1126490" cy="1126490"/>
                   <wp:effectExtent l="0" t="0" r="0" b="0"/>
-                  <wp:docPr id="39" name="Picture 39"/>
+                  <wp:docPr id="50" name="Picture 50"/>
                   <wp:cNvGraphicFramePr>
                     <a:graphicFrameLocks xmlns:a="http://schemas.openxmlformats.org/drawingml/2006/main" noChangeAspect="1"/>
                   </wp:cNvGraphicFramePr>
@@ -2257,10 +2170,10 @@
                 <w:noProof/>
               </w:rPr>
               <w:drawing>
-                <wp:inline distT="0" distB="0" distL="0" distR="0" wp14:anchorId="1105ABA2" wp14:editId="21961D27">
+                <wp:inline distT="0" distB="0" distL="0" distR="0" wp14:anchorId="203B546C" wp14:editId="1F227A92">
                   <wp:extent cx="1126490" cy="1126490"/>
                   <wp:effectExtent l="0" t="0" r="0" b="0"/>
-                  <wp:docPr id="40" name="Picture 40"/>
+                  <wp:docPr id="51" name="Picture 51"/>
                   <wp:cNvGraphicFramePr>
                     <a:graphicFrameLocks xmlns:a="http://schemas.openxmlformats.org/drawingml/2006/main" noChangeAspect="1"/>
                   </wp:cNvGraphicFramePr>
@@ -2370,7 +2283,30 @@
               </w:rPr>
             </w:pPr>
             <w:r>
-              <w:t>{{ w14 }}</w:t>
+              <w:rPr>
+                <w:rFonts w:ascii="Sylfaen" w:hAnsi="Sylfaen" w:cstheme="minorHAnsi"/>
+                <w:b/>
+                <w:bCs/>
+                <w:lang w:val="ka-GE"/>
+              </w:rPr>
+              <w:t>1.3</w:t>
+            </w:r>
+            <w:r>
+              <w:rPr>
+                <w:rFonts w:ascii="Sylfaen" w:hAnsi="Sylfaen" w:cstheme="minorHAnsi"/>
+                <w:b/>
+                <w:bCs/>
+              </w:rPr>
+              <w:t xml:space="preserve"> </w:t>
+            </w:r>
+            <w:r>
+              <w:rPr>
+                <w:rFonts w:cstheme="minorHAnsi"/>
+                <w:b/>
+                <w:bCs/>
+                <w:lang w:val="ka-GE"/>
+              </w:rPr>
+              <w:t>მ/წ</w:t>
             </w:r>
           </w:p>
         </w:tc>
@@ -2668,7 +2604,7 @@
               <w:rPr>
                 <w:rFonts w:cstheme="minorHAnsi"/>
               </w:rPr>
-              <w:instrText>წვიმიანი/rainy</w:instrText>
+              <w:instrText>მოღრუბლ./cloudy</w:instrText>
             </w:r>
             <w:r>
               <w:rPr>
@@ -3148,10 +3084,10 @@
                 <w:noProof/>
               </w:rPr>
               <w:drawing>
-                <wp:inline distT="0" distB="0" distL="0" distR="0" wp14:anchorId="556B5F39" wp14:editId="1330F7CF">
+                <wp:inline distT="0" distB="0" distL="0" distR="0" wp14:anchorId="6BCB1A21" wp14:editId="69B653DB">
                   <wp:extent cx="1126490" cy="1126490"/>
                   <wp:effectExtent l="0" t="0" r="0" b="0"/>
-                  <wp:docPr id="169838884" name="Picture 169838884"/>
+                  <wp:docPr id="13" name="Picture 13"/>
                   <wp:cNvGraphicFramePr>
                     <a:graphicFrameLocks xmlns:a="http://schemas.openxmlformats.org/drawingml/2006/main" noChangeAspect="1"/>
                   </wp:cNvGraphicFramePr>
@@ -3159,13 +3095,13 @@
                     <a:graphicData uri="http://schemas.openxmlformats.org/drawingml/2006/picture">
                       <pic:pic xmlns:pic="http://schemas.openxmlformats.org/drawingml/2006/picture">
                         <pic:nvPicPr>
-                          <pic:cNvPr id="0" name="Picture 34"/>
+                          <pic:cNvPr id="0" name="Picture 28"/>
                           <pic:cNvPicPr>
                             <a:picLocks noChangeAspect="1" noChangeArrowheads="1"/>
                           </pic:cNvPicPr>
                         </pic:nvPicPr>
                         <pic:blipFill>
-                          <a:blip r:embed="rId15">
+                          <a:blip r:embed="rId14">
                             <a:extLst>
                               <a:ext uri="{28A0092B-C50C-407E-A947-70E740481C1C}">
                                 <a14:useLocalDpi xmlns:a14="http://schemas.microsoft.com/office/drawing/2010/main" val="0"/>
@@ -3219,10 +3155,10 @@
                 <w:noProof/>
               </w:rPr>
               <w:drawing>
-                <wp:inline distT="0" distB="0" distL="0" distR="0" wp14:anchorId="66123A86" wp14:editId="645C1D24">
+                <wp:inline distT="0" distB="0" distL="0" distR="0" wp14:anchorId="307AF266" wp14:editId="77B20B04">
                   <wp:extent cx="1126490" cy="1126490"/>
                   <wp:effectExtent l="0" t="0" r="0" b="0"/>
-                  <wp:docPr id="41" name="Picture 41"/>
+                  <wp:docPr id="52" name="Picture 52"/>
                   <wp:cNvGraphicFramePr>
                     <a:graphicFrameLocks xmlns:a="http://schemas.openxmlformats.org/drawingml/2006/main" noChangeAspect="1"/>
                   </wp:cNvGraphicFramePr>
@@ -3290,10 +3226,10 @@
                 <w:noProof/>
               </w:rPr>
               <w:drawing>
-                <wp:inline distT="0" distB="0" distL="0" distR="0" wp14:anchorId="0A894C05" wp14:editId="503616B6">
+                <wp:inline distT="0" distB="0" distL="0" distR="0" wp14:anchorId="30E44705" wp14:editId="408567A7">
                   <wp:extent cx="1126490" cy="1126490"/>
                   <wp:effectExtent l="0" t="0" r="0" b="0"/>
-                  <wp:docPr id="42" name="Picture 42"/>
+                  <wp:docPr id="53" name="Picture 53"/>
                   <wp:cNvGraphicFramePr>
                     <a:graphicFrameLocks xmlns:a="http://schemas.openxmlformats.org/drawingml/2006/main" noChangeAspect="1"/>
                   </wp:cNvGraphicFramePr>
@@ -3403,7 +3339,30 @@
               </w:rPr>
             </w:pPr>
             <w:r>
-              <w:t>{{ w18 }}</w:t>
+              <w:rPr>
+                <w:rFonts w:ascii="Sylfaen" w:hAnsi="Sylfaen" w:cstheme="minorHAnsi"/>
+                <w:b/>
+                <w:bCs/>
+                <w:lang w:val="ka-GE"/>
+              </w:rPr>
+              <w:t>1.0</w:t>
+            </w:r>
+            <w:r>
+              <w:rPr>
+                <w:rFonts w:ascii="Sylfaen" w:hAnsi="Sylfaen" w:cstheme="minorHAnsi"/>
+                <w:b/>
+                <w:bCs/>
+              </w:rPr>
+              <w:t xml:space="preserve"> </w:t>
+            </w:r>
+            <w:r>
+              <w:rPr>
+                <w:rFonts w:cstheme="minorHAnsi"/>
+                <w:b/>
+                <w:bCs/>
+                <w:lang w:val="ka-GE"/>
+              </w:rPr>
+              <w:t>მ/წ</w:t>
             </w:r>
           </w:p>
         </w:tc>
@@ -4188,10 +4147,10 @@
                 <w:noProof/>
               </w:rPr>
               <w:drawing>
-                <wp:inline distT="0" distB="0" distL="0" distR="0" wp14:anchorId="546CD3FC" wp14:editId="6E0D3B04">
+                <wp:inline distT="0" distB="0" distL="0" distR="0" wp14:anchorId="6353B982" wp14:editId="1E0098D4">
                   <wp:extent cx="1127125" cy="1127125"/>
                   <wp:effectExtent l="0" t="0" r="0" b="0"/>
-                  <wp:docPr id="15" name="Picture 15"/>
+                  <wp:docPr id="23" name="Picture 23"/>
                   <wp:cNvGraphicFramePr>
                     <a:graphicFrameLocks xmlns:a="http://schemas.openxmlformats.org/drawingml/2006/main" noChangeAspect="1"/>
                   </wp:cNvGraphicFramePr>
@@ -4259,10 +4218,10 @@
                 <w:noProof/>
               </w:rPr>
               <w:drawing>
-                <wp:inline distT="0" distB="0" distL="0" distR="0" wp14:anchorId="608E2678" wp14:editId="4866BAF6">
+                <wp:inline distT="0" distB="0" distL="0" distR="0" wp14:anchorId="378E920C" wp14:editId="73859A3E">
                   <wp:extent cx="1127125" cy="1127125"/>
                   <wp:effectExtent l="0" t="0" r="0" b="0"/>
-                  <wp:docPr id="43" name="Picture 43"/>
+                  <wp:docPr id="54" name="Picture 54"/>
                   <wp:cNvGraphicFramePr>
                     <a:graphicFrameLocks xmlns:a="http://schemas.openxmlformats.org/drawingml/2006/main" noChangeAspect="1"/>
                   </wp:cNvGraphicFramePr>
@@ -4330,10 +4289,10 @@
                 <w:noProof/>
               </w:rPr>
               <w:drawing>
-                <wp:inline distT="0" distB="0" distL="0" distR="0" wp14:anchorId="0684F05F" wp14:editId="350611E7">
+                <wp:inline distT="0" distB="0" distL="0" distR="0" wp14:anchorId="394276C5" wp14:editId="45D32DAC">
                   <wp:extent cx="1127125" cy="1127125"/>
                   <wp:effectExtent l="0" t="0" r="0" b="0"/>
-                  <wp:docPr id="44" name="Picture 44"/>
+                  <wp:docPr id="55" name="Picture 55"/>
                   <wp:cNvGraphicFramePr>
                     <a:graphicFrameLocks xmlns:a="http://schemas.openxmlformats.org/drawingml/2006/main" noChangeAspect="1"/>
                   </wp:cNvGraphicFramePr>
@@ -4458,20 +4417,15 @@
           </w:tcPr>
           <w:p>
             <w:pPr>
-              <w:spacing w:before="40" w:after="40"/>
               <w:jc w:val="center"/>
+              <w:rPr>
+                <w:rFonts w:cstheme="minorHAnsi"/>
+                <w:color w:val="FFFFFF" w:themeColor="background1"/>
+                <w:sz w:val="24"/>
+                <w:szCs w:val="24"/>
+                <w:lang w:val="ka-GE"/>
+              </w:rPr>
             </w:pPr>
-            <w:r/>
-            <w:r>
-              <w:rPr>
-                <w:b/>
-                <w:color w:val="FFFFFF"/>
-                <w:sz w:val="17"/>
-              </w:rPr>
-              <w:t>აღწერა / დეტალები</w:t>
-              <w:br/>
-              <w:t>Description</w:t>
-            </w:r>
           </w:p>
         </w:tc>
       </w:tr>
@@ -4516,8 +4470,37 @@
             <w:vAlign w:val="center"/>
           </w:tcPr>
           <w:p>
-            <w:r>
-              <w:t>{{ c1 }}</w:t>
+            <w:pPr>
+              <w:jc w:val="center"/>
+              <w:rPr>
+                <w:rFonts w:cstheme="minorHAnsi"/>
+                <w:b/>
+                <w:bCs/>
+                <w:sz w:val="20"/>
+                <w:szCs w:val="20"/>
+                <w:lang w:val="ka-GE"/>
+              </w:rPr>
+            </w:pPr>
+            <w:r>
+              <w:rPr>
+                <w:rFonts w:cstheme="minorHAnsi"/>
+                <w:b/>
+                <w:bCs/>
+                <w:sz w:val="20"/>
+                <w:szCs w:val="20"/>
+                <w:lang w:val="ka-GE"/>
+              </w:rPr>
+              <w:t>შემსრულებელი</w:t>
+            </w:r>
+            <w:r>
+              <w:rPr>
+                <w:rFonts w:cstheme="minorHAnsi"/>
+                <w:b/>
+                <w:bCs/>
+                <w:sz w:val="20"/>
+                <w:szCs w:val="20"/>
+              </w:rPr>
+              <w:t xml:space="preserve"> Contractor</w:t>
             </w:r>
           </w:p>
         </w:tc>
@@ -4527,8 +4510,34 @@
             <w:vAlign w:val="center"/>
           </w:tcPr>
           <w:p>
-            <w:r>
-              <w:t>{{ m1 }}</w:t>
+            <w:pPr>
+              <w:jc w:val="center"/>
+              <w:rPr>
+                <w:rFonts w:cstheme="minorHAnsi"/>
+                <w:b/>
+                <w:bCs/>
+              </w:rPr>
+            </w:pPr>
+            <w:r>
+              <w:rPr>
+                <w:rFonts w:cstheme="minorHAnsi"/>
+                <w:b/>
+                <w:bCs/>
+                <w:sz w:val="20"/>
+                <w:szCs w:val="20"/>
+                <w:lang w:val="ka-GE"/>
+              </w:rPr>
+              <w:t>პერსონ. რაოდენ.</w:t>
+            </w:r>
+            <w:r>
+              <w:rPr>
+                <w:rFonts w:cstheme="minorHAnsi"/>
+                <w:b/>
+                <w:bCs/>
+                <w:sz w:val="20"/>
+                <w:szCs w:val="20"/>
+              </w:rPr>
+              <w:t xml:space="preserve"> Manpower amount</w:t>
             </w:r>
           </w:p>
         </w:tc>
@@ -4582,8 +4591,33 @@
             <w:vAlign w:val="center"/>
           </w:tcPr>
           <w:p>
-            <w:r>
-              <w:t>{{ w1 }}</w:t>
+            <w:pPr>
+              <w:jc w:val="center"/>
+              <w:rPr>
+                <w:rFonts w:cstheme="minorHAnsi"/>
+                <w:b/>
+                <w:bCs/>
+                <w:lang w:val="ka-GE"/>
+              </w:rPr>
+            </w:pPr>
+            <w:r>
+              <w:rPr>
+                <w:rFonts w:cstheme="minorHAnsi"/>
+                <w:b/>
+                <w:bCs/>
+                <w:sz w:val="20"/>
+                <w:lang w:val="ka-GE"/>
+              </w:rPr>
+              <w:t>სამუშაოს დასახელება</w:t>
+            </w:r>
+            <w:r>
+              <w:rPr>
+                <w:rFonts w:cstheme="minorHAnsi"/>
+                <w:b/>
+                <w:bCs/>
+                <w:sz w:val="20"/>
+              </w:rPr>
+              <w:t xml:space="preserve"> Work Name</w:t>
             </w:r>
           </w:p>
         </w:tc>
@@ -4593,8 +4627,44 @@
             <w:vAlign w:val="center"/>
           </w:tcPr>
           <w:p>
-            <w:r>
-              <w:t>{{ d1 }}</w:t>
+            <w:pPr>
+              <w:jc w:val="center"/>
+              <w:rPr>
+                <w:rFonts w:cstheme="minorHAnsi"/>
+                <w:b/>
+                <w:bCs/>
+                <w:sz w:val="20"/>
+                <w:lang w:val="ka-GE"/>
+              </w:rPr>
+            </w:pPr>
+            <w:r>
+              <w:rPr>
+                <w:rFonts w:cstheme="minorHAnsi"/>
+                <w:b/>
+                <w:bCs/>
+                <w:sz w:val="20"/>
+                <w:lang w:val="ka-GE"/>
+              </w:rPr>
+              <w:t>აღწერა</w:t>
+            </w:r>
+          </w:p>
+          <w:p>
+            <w:pPr>
+              <w:jc w:val="center"/>
+              <w:rPr>
+                <w:rFonts w:cstheme="minorHAnsi"/>
+                <w:b/>
+                <w:bCs/>
+              </w:rPr>
+            </w:pPr>
+            <w:r>
+              <w:rPr>
+                <w:rFonts w:cstheme="minorHAnsi"/>
+                <w:b/>
+                <w:bCs/>
+                <w:sz w:val="20"/>
+              </w:rPr>
+              <w:t>Description</w:t>
             </w:r>
           </w:p>
         </w:tc>
@@ -4611,364 +4681,40 @@
               <w:right w:w="0" w:type="dxa"/>
             </w:tcMar>
           </w:tcPr>
-          <w:p>
-            <w:pPr>
-              <w:jc w:val="center"/>
-              <w:rPr>
-                <w:rFonts w:cstheme="minorHAnsi"/>
-                <w:bCs/>
-                <w:sz w:val="20"/>
-                <w:szCs w:val="20"/>
-              </w:rPr>
-            </w:pPr>
-            <w:r>
-              <w:rPr>
-                <w:rFonts w:cstheme="minorHAnsi"/>
-                <w:bCs/>
-                <w:sz w:val="20"/>
-                <w:szCs w:val="20"/>
-              </w:rPr>
-              <w:t>1</w:t>
-            </w:r>
-          </w:p>
+          <w:p/>
         </w:tc>
         <w:tc>
           <w:tcPr>
             <w:tcW w:w="1828" w:type="dxa"/>
           </w:tcPr>
-          <w:p>
-            <w:r>
-              <w:t>{{ c2 }}</w:t>
-            </w:r>
-          </w:p>
+          <w:p/>
         </w:tc>
         <w:tc>
           <w:tcPr>
             <w:tcW w:w="794" w:type="dxa"/>
           </w:tcPr>
-          <w:p>
-            <w:r>
-              <w:t>{{ m2 }}</w:t>
-            </w:r>
-          </w:p>
+          <w:p/>
         </w:tc>
         <w:tc>
           <w:tcPr>
             <w:tcW w:w="1006" w:type="dxa"/>
             <w:vAlign w:val="center"/>
           </w:tcPr>
-          <w:p>
-            <w:pPr>
-              <w:jc w:val="center"/>
-              <w:rPr>
-                <w:sz w:val="20"/>
-                <w:szCs w:val="20"/>
-                <w:lang w:val="ka-GE"/>
-              </w:rPr>
-            </w:pPr>
-          </w:p>
+          <w:p/>
         </w:tc>
         <w:tc>
           <w:tcPr>
             <w:tcW w:w="3273" w:type="dxa"/>
             <w:vAlign w:val="center"/>
           </w:tcPr>
-          <w:p>
-            <w:r>
-              <w:t>{{ w2 }}</w:t>
-            </w:r>
-          </w:p>
+          <w:p/>
         </w:tc>
         <w:tc>
           <w:tcPr>
             <w:tcW w:w="3928" w:type="dxa"/>
             <w:vAlign w:val="center"/>
           </w:tcPr>
-          <w:p>
-            <w:r>
-              <w:t>{{ d2 }}</w:t>
-            </w:r>
-          </w:p>
-        </w:tc>
-      </w:tr>
-      <w:tr>
-        <w:trPr>
-          <w:trHeight w:val="671"/>
-        </w:trPr>
-        <w:tc>
-          <w:tcPr>
-            <w:tcW w:w="417" w:type="dxa"/>
-            <w:tcMar>
-              <w:left w:w="0" w:type="dxa"/>
-              <w:right w:w="0" w:type="dxa"/>
-            </w:tcMar>
-          </w:tcPr>
-          <w:p>
-            <w:pPr>
-              <w:jc w:val="center"/>
-              <w:rPr>
-                <w:rFonts w:cstheme="minorHAnsi"/>
-                <w:bCs/>
-                <w:sz w:val="20"/>
-                <w:szCs w:val="20"/>
-              </w:rPr>
-            </w:pPr>
-            <w:r>
-              <w:rPr>
-                <w:rFonts w:cstheme="minorHAnsi"/>
-                <w:bCs/>
-                <w:sz w:val="20"/>
-                <w:szCs w:val="20"/>
-              </w:rPr>
-              <w:t>2</w:t>
-            </w:r>
-          </w:p>
-        </w:tc>
-        <w:tc>
-          <w:tcPr>
-            <w:tcW w:w="1828" w:type="dxa"/>
-          </w:tcPr>
-          <w:p>
-            <w:r>
-              <w:t>{{ c3 }}</w:t>
-            </w:r>
-          </w:p>
-        </w:tc>
-        <w:tc>
-          <w:tcPr>
-            <w:tcW w:w="794" w:type="dxa"/>
-          </w:tcPr>
-          <w:p>
-            <w:r>
-              <w:t>{{ m3 }}</w:t>
-            </w:r>
-          </w:p>
-        </w:tc>
-        <w:tc>
-          <w:tcPr>
-            <w:tcW w:w="1006" w:type="dxa"/>
-            <w:vAlign w:val="center"/>
-          </w:tcPr>
-          <w:p>
-            <w:pPr>
-              <w:jc w:val="center"/>
-              <w:rPr>
-                <w:sz w:val="20"/>
-                <w:szCs w:val="20"/>
-                <w:lang w:val="ka-GE"/>
-              </w:rPr>
-            </w:pPr>
-          </w:p>
-        </w:tc>
-        <w:tc>
-          <w:tcPr>
-            <w:tcW w:w="3273" w:type="dxa"/>
-            <w:vAlign w:val="center"/>
-          </w:tcPr>
-          <w:p>
-            <w:r>
-              <w:t>{{ w3 }}</w:t>
-            </w:r>
-          </w:p>
-        </w:tc>
-        <w:tc>
-          <w:tcPr>
-            <w:tcW w:w="3928" w:type="dxa"/>
-            <w:vAlign w:val="center"/>
-          </w:tcPr>
-          <w:p>
-            <w:r>
-              <w:t>{{ d3 }}</w:t>
-            </w:r>
-          </w:p>
-        </w:tc>
-      </w:tr>
-      <w:tr>
-        <w:trPr>
-          <w:trHeight w:val="671"/>
-        </w:trPr>
-        <w:tc>
-          <w:tcPr>
-            <w:tcW w:w="417" w:type="dxa"/>
-            <w:tcMar>
-              <w:left w:w="0" w:type="dxa"/>
-              <w:right w:w="0" w:type="dxa"/>
-            </w:tcMar>
-          </w:tcPr>
-          <w:p>
-            <w:pPr>
-              <w:jc w:val="center"/>
-              <w:rPr>
-                <w:rFonts w:cstheme="minorHAnsi"/>
-                <w:bCs/>
-                <w:sz w:val="20"/>
-                <w:szCs w:val="20"/>
-              </w:rPr>
-            </w:pPr>
-            <w:r>
-              <w:rPr>
-                <w:rFonts w:cstheme="minorHAnsi"/>
-                <w:bCs/>
-                <w:sz w:val="20"/>
-                <w:szCs w:val="20"/>
-              </w:rPr>
-              <w:t>3</w:t>
-            </w:r>
-          </w:p>
-        </w:tc>
-        <w:tc>
-          <w:tcPr>
-            <w:tcW w:w="1828" w:type="dxa"/>
-          </w:tcPr>
-          <w:p>
-            <w:pPr>
-              <w:jc w:val="center"/>
-              <w:rPr>
-                <w:sz w:val="20"/>
-                <w:szCs w:val="20"/>
-              </w:rPr>
-            </w:pPr>
-          </w:p>
-        </w:tc>
-        <w:tc>
-          <w:tcPr>
-            <w:tcW w:w="794" w:type="dxa"/>
-          </w:tcPr>
-          <w:p>
-            <w:pPr>
-              <w:jc w:val="center"/>
-            </w:pPr>
-          </w:p>
-        </w:tc>
-        <w:tc>
-          <w:tcPr>
-            <w:tcW w:w="1006" w:type="dxa"/>
-            <w:vAlign w:val="center"/>
-          </w:tcPr>
-          <w:p>
-            <w:pPr>
-              <w:jc w:val="center"/>
-              <w:rPr>
-                <w:sz w:val="20"/>
-                <w:szCs w:val="20"/>
-                <w:lang w:val="ka-GE"/>
-              </w:rPr>
-            </w:pPr>
-          </w:p>
-        </w:tc>
-        <w:tc>
-          <w:tcPr>
-            <w:tcW w:w="3273" w:type="dxa"/>
-            <w:vAlign w:val="center"/>
-          </w:tcPr>
-          <w:p>
-            <w:pPr>
-              <w:jc w:val="center"/>
-              <w:rPr>
-                <w:rFonts w:ascii="Calibri" w:hAnsi="Calibri" w:cs="Calibri"/>
-                <w:color w:val="000000"/>
-                <w:sz w:val="20"/>
-                <w:szCs w:val="20"/>
-                <w:lang w:val="ka-GE"/>
-              </w:rPr>
-            </w:pPr>
-            <w:r>
-              <w:rPr>
-                <w:rFonts w:ascii="Calibri" w:hAnsi="Calibri" w:cs="Calibri"/>
-                <w:color w:val="000000"/>
-                <w:sz w:val="20"/>
-                <w:szCs w:val="20"/>
-                <w:lang w:val="ka-GE"/>
-              </w:rPr>
-              <w:t>ხიმინჯის გაბურღვა</w:t>
-            </w:r>
-            <w:r>
-              <w:rPr>
-                <w:rFonts w:ascii="Calibri" w:hAnsi="Calibri" w:cs="Calibri"/>
-                <w:color w:val="000000"/>
-                <w:sz w:val="20"/>
-                <w:szCs w:val="20"/>
-              </w:rPr>
-              <w:t xml:space="preserve"> </w:t>
-            </w:r>
-          </w:p>
-        </w:tc>
-        <w:tc>
-          <w:tcPr>
-            <w:tcW w:w="3928" w:type="dxa"/>
-            <w:vAlign w:val="center"/>
-          </w:tcPr>
-          <w:p>
-            <w:pPr>
-              <w:jc w:val="center"/>
-              <w:rPr>
-                <w:rFonts w:ascii="Calibri" w:hAnsi="Calibri" w:cs="Calibri"/>
-                <w:color w:val="000000"/>
-                <w:sz w:val="20"/>
-                <w:szCs w:val="20"/>
-              </w:rPr>
-            </w:pPr>
-            <w:r>
-              <w:rPr>
-                <w:rFonts w:ascii="Calibri" w:hAnsi="Calibri" w:cs="Calibri"/>
-                <w:color w:val="000000"/>
-                <w:sz w:val="20"/>
-                <w:szCs w:val="20"/>
-                <w:lang w:val="ka-GE"/>
-              </w:rPr>
-              <w:t xml:space="preserve">მიმდინარეობს </w:t>
-            </w:r>
-            <w:r>
-              <w:rPr>
-                <w:rFonts w:ascii="Calibri" w:hAnsi="Calibri" w:cs="Calibri"/>
-                <w:color w:val="000000"/>
-                <w:sz w:val="20"/>
-                <w:szCs w:val="20"/>
-              </w:rPr>
-              <w:t xml:space="preserve">E </w:t>
-            </w:r>
-            <w:r>
-              <w:rPr>
-                <w:rFonts w:ascii="Calibri" w:hAnsi="Calibri" w:cs="Calibri"/>
-                <w:color w:val="000000"/>
-                <w:sz w:val="20"/>
-                <w:szCs w:val="20"/>
-                <w:lang w:val="ka-GE"/>
-              </w:rPr>
-              <w:t>ბლოკში</w:t>
-            </w:r>
-            <w:r>
-              <w:rPr>
-                <w:rFonts w:ascii="Calibri" w:hAnsi="Calibri" w:cs="Calibri"/>
-                <w:color w:val="000000"/>
-                <w:sz w:val="20"/>
-                <w:szCs w:val="20"/>
-              </w:rPr>
-              <w:t xml:space="preserve"> </w:t>
-            </w:r>
-          </w:p>
-          <w:p>
-            <w:pPr>
-              <w:jc w:val="center"/>
-              <w:rPr>
-                <w:rFonts w:ascii="Calibri" w:hAnsi="Calibri" w:cs="Calibri"/>
-                <w:color w:val="000000"/>
-                <w:sz w:val="20"/>
-                <w:szCs w:val="20"/>
-                <w:lang w:val="ka-GE"/>
-              </w:rPr>
-            </w:pPr>
-            <w:r>
-              <w:rPr>
-                <w:rFonts w:ascii="Calibri" w:hAnsi="Calibri" w:cs="Calibri"/>
-                <w:color w:val="000000"/>
-                <w:sz w:val="20"/>
-                <w:szCs w:val="20"/>
-                <w:lang w:val="ka-GE"/>
-              </w:rPr>
-              <w:t>ხიმინჯების გაბურღვა</w:t>
-            </w:r>
-          </w:p>
+          <w:p/>
         </w:tc>
       </w:tr>
     </w:tbl>
@@ -4976,7 +4722,7 @@
       <w:tblPr>
         <w:tblStyle w:val="TableGrid"/>
         <w:tblpPr w:leftFromText="180" w:rightFromText="180" w:tblpX="-190" w:tblpY="-8412"/>
-        <w:tblW w:w="11409" w:type="dxa"/>
+        <w:tblW w:w="10883" w:type="dxa"/>
         <w:tblLayout w:type="fixed"/>
         <w:tblCellMar>
           <w:left w:w="0" w:type="dxa"/>
@@ -4985,18 +4731,18 @@
         <w:tblLook w:val="0620" w:firstRow="1" w:lastRow="0" w:firstColumn="0" w:lastColumn="0" w:noHBand="1" w:noVBand="1"/>
       </w:tblPr>
       <w:tblGrid>
-        <w:gridCol w:w="5665"/>
-        <w:gridCol w:w="5744"/>
+        <w:gridCol w:w="5404"/>
+        <w:gridCol w:w="5479"/>
       </w:tblGrid>
       <w:tr>
         <w:trPr>
           <w:cantSplit/>
-          <w:trHeight w:hRule="exact" w:val="2562"/>
+          <w:trHeight w:hRule="exact" w:val="2604"/>
           <w:tblHeader/>
         </w:trPr>
         <w:tc>
           <w:tcPr>
-            <w:tcW w:w="11409" w:type="dxa"/>
+            <w:tcW w:w="10883" w:type="dxa"/>
             <w:gridSpan w:val="2"/>
             <w:shd w:val="clear" w:color="auto" w:fill="262626" w:themeFill="text1" w:themeFillTint="D9"/>
             <w:vAlign w:val="center"/>
@@ -5049,11 +4795,11 @@
       <w:tr>
         <w:trPr>
           <w:cantSplit/>
-          <w:trHeight w:hRule="exact" w:val="373"/>
+          <w:trHeight w:hRule="exact" w:val="377"/>
         </w:trPr>
         <w:tc>
           <w:tcPr>
-            <w:tcW w:w="11409" w:type="dxa"/>
+            <w:tcW w:w="10883" w:type="dxa"/>
             <w:gridSpan w:val="2"/>
             <w:vAlign w:val="center"/>
           </w:tcPr>
@@ -5108,320 +4854,157 @@
       <w:tr>
         <w:trPr>
           <w:cantSplit/>
-          <w:trHeight w:hRule="exact" w:val="2737"/>
+          <w:trHeight w:hRule="exact" w:val="3023"/>
         </w:trPr>
         <w:tc>
           <w:tcPr>
-            <w:tcW w:w="5665" w:type="dxa"/>
+            <w:tcW w:w="5404" w:type="dxa"/>
             <w:tcBorders>
               <w:bottom w:val="nil"/>
             </w:tcBorders>
             <w:vAlign w:val="center"/>
           </w:tcPr>
-          <w:p>
-            <w:r>
-              <w:t>{{ img_1 }}</w:t>
-            </w:r>
-          </w:p>
+          <w:p/>
         </w:tc>
         <w:tc>
           <w:tcPr>
-            <w:tcW w:w="5744" w:type="dxa"/>
+            <w:tcW w:w="5479" w:type="dxa"/>
             <w:tcBorders>
               <w:bottom w:val="nil"/>
             </w:tcBorders>
             <w:vAlign w:val="center"/>
           </w:tcPr>
-          <w:p>
-            <w:r>
-              <w:t>{{ img_2 }}</w:t>
-            </w:r>
-          </w:p>
+          <w:p/>
         </w:tc>
       </w:tr>
       <w:tr>
         <w:trPr>
           <w:cantSplit/>
-          <w:trHeight w:hRule="exact" w:val="810"/>
+          <w:trHeight w:hRule="exact" w:val="822"/>
         </w:trPr>
         <w:tc>
           <w:tcPr>
-            <w:tcW w:w="5665" w:type="dxa"/>
+            <w:tcW w:w="5404" w:type="dxa"/>
             <w:tcBorders>
               <w:top w:val="nil"/>
             </w:tcBorders>
           </w:tcPr>
-          <w:p>
-            <w:r>
-              <w:t>{{ cap_1 }}</w:t>
-            </w:r>
-          </w:p>
+          <w:p/>
         </w:tc>
         <w:tc>
           <w:tcPr>
-            <w:tcW w:w="5744" w:type="dxa"/>
+            <w:tcW w:w="5479" w:type="dxa"/>
             <w:tcBorders>
               <w:top w:val="nil"/>
             </w:tcBorders>
           </w:tcPr>
-          <w:p>
-            <w:r>
-              <w:t>{{ cap_2 }}</w:t>
-            </w:r>
-          </w:p>
+          <w:p/>
         </w:tc>
       </w:tr>
       <w:tr>
         <w:trPr>
           <w:cantSplit/>
-          <w:trHeight w:hRule="exact" w:val="373"/>
+          <w:trHeight w:hRule="exact" w:val="3190"/>
         </w:trPr>
         <w:tc>
           <w:tcPr>
-            <w:tcW w:w="11409" w:type="dxa"/>
-            <w:gridSpan w:val="2"/>
+            <w:tcW w:w="5404" w:type="dxa"/>
+            <w:tcBorders>
+              <w:bottom w:val="nil"/>
+            </w:tcBorders>
             <w:vAlign w:val="center"/>
           </w:tcPr>
-          <w:p>
-            <w:pPr>
-              <w:keepNext/>
-              <w:jc w:val="center"/>
-              <w:rPr>
-                <w:rFonts w:cstheme="minorHAnsi"/>
-                <w:b/>
-                <w:lang w:val="ka-GE"/>
-              </w:rPr>
-            </w:pPr>
-            <w:proofErr w:type="spellStart"/>
-            <w:r>
-              <w:rPr>
-                <w:b/>
-              </w:rPr>
-              <w:t>სამუშაო</w:t>
-            </w:r>
-            <w:proofErr w:type="spellEnd"/>
-            <w:r>
-              <w:rPr>
-                <w:b/>
-              </w:rPr>
-              <w:t xml:space="preserve"> </w:t>
-            </w:r>
-            <w:proofErr w:type="spellStart"/>
-            <w:r>
-              <w:rPr>
-                <w:b/>
-              </w:rPr>
-              <w:t>პროცესი</w:t>
-            </w:r>
-            <w:proofErr w:type="spellEnd"/>
-            <w:r>
-              <w:rPr>
-                <w:b/>
-              </w:rPr>
-              <w:t xml:space="preserve"> / Work Process №</w:t>
-            </w:r>
-            <w:r>
-              <w:rPr>
-                <w:b/>
-                <w:lang w:val="ka-GE"/>
-              </w:rPr>
-              <w:t>2</w:t>
-            </w:r>
-          </w:p>
+          <w:p/>
+        </w:tc>
+        <w:tc>
+          <w:tcPr>
+            <w:tcW w:w="5479" w:type="dxa"/>
+            <w:tcBorders>
+              <w:bottom w:val="nil"/>
+            </w:tcBorders>
+            <w:vAlign w:val="center"/>
+          </w:tcPr>
+          <w:p/>
         </w:tc>
       </w:tr>
       <w:tr>
         <w:trPr>
           <w:cantSplit/>
-          <w:trHeight w:hRule="exact" w:val="3138"/>
+          <w:trHeight w:hRule="exact" w:val="551"/>
         </w:trPr>
         <w:tc>
           <w:tcPr>
-            <w:tcW w:w="5665" w:type="dxa"/>
+            <w:tcW w:w="5404" w:type="dxa"/>
+            <w:tcBorders>
+              <w:top w:val="nil"/>
+            </w:tcBorders>
+          </w:tcPr>
+          <w:p/>
+        </w:tc>
+        <w:tc>
+          <w:tcPr>
+            <w:tcW w:w="5479" w:type="dxa"/>
+            <w:tcBorders>
+              <w:top w:val="nil"/>
+            </w:tcBorders>
+          </w:tcPr>
+          <w:p/>
+        </w:tc>
+      </w:tr>
+      <w:tr>
+        <w:trPr>
+          <w:cantSplit/>
+          <w:trHeight w:hRule="exact" w:val="3405"/>
+        </w:trPr>
+        <w:tc>
+          <w:tcPr>
+            <w:tcW w:w="5404" w:type="dxa"/>
             <w:tcBorders>
               <w:bottom w:val="nil"/>
             </w:tcBorders>
             <w:vAlign w:val="center"/>
           </w:tcPr>
-          <w:p>
-            <w:r>
-              <w:t>{{ img_3 }}</w:t>
-            </w:r>
-          </w:p>
+          <w:p/>
         </w:tc>
         <w:tc>
           <w:tcPr>
-            <w:tcW w:w="5744" w:type="dxa"/>
+            <w:tcW w:w="5479" w:type="dxa"/>
             <w:tcBorders>
               <w:bottom w:val="nil"/>
             </w:tcBorders>
             <w:vAlign w:val="center"/>
           </w:tcPr>
-          <w:p>
-            <w:r>
-              <w:t>{{ img_4 }}</w:t>
-            </w:r>
-          </w:p>
+          <w:p/>
         </w:tc>
       </w:tr>
       <w:tr>
         <w:trPr>
           <w:cantSplit/>
-          <w:trHeight w:hRule="exact" w:val="545"/>
+          <w:trHeight w:hRule="exact" w:val="888"/>
         </w:trPr>
         <w:tc>
           <w:tcPr>
-            <w:tcW w:w="5665" w:type="dxa"/>
+            <w:tcW w:w="5404" w:type="dxa"/>
             <w:tcBorders>
               <w:top w:val="nil"/>
             </w:tcBorders>
           </w:tcPr>
-          <w:p>
-            <w:r>
-              <w:t>{{ cap_3 }}</w:t>
-            </w:r>
-          </w:p>
+          <w:p/>
         </w:tc>
         <w:tc>
           <w:tcPr>
-            <w:tcW w:w="5744" w:type="dxa"/>
+            <w:tcW w:w="5479" w:type="dxa"/>
             <w:tcBorders>
               <w:top w:val="nil"/>
             </w:tcBorders>
           </w:tcPr>
-          <w:p>
-            <w:r>
-              <w:t>{{ cap_4 }}</w:t>
-            </w:r>
-          </w:p>
-        </w:tc>
-      </w:tr>
-      <w:tr>
-        <w:trPr>
-          <w:cantSplit/>
-          <w:trHeight w:hRule="exact" w:val="373"/>
-        </w:trPr>
-        <w:tc>
-          <w:tcPr>
-            <w:tcW w:w="11409" w:type="dxa"/>
-            <w:gridSpan w:val="2"/>
-            <w:vAlign w:val="center"/>
-          </w:tcPr>
-          <w:p>
-            <w:pPr>
-              <w:keepNext/>
-              <w:jc w:val="center"/>
-              <w:rPr>
-                <w:rFonts w:cstheme="minorHAnsi"/>
-                <w:b/>
-                <w:lang w:val="ka-GE"/>
-              </w:rPr>
-            </w:pPr>
-            <w:proofErr w:type="spellStart"/>
-            <w:r>
-              <w:rPr>
-                <w:b/>
-              </w:rPr>
-              <w:t>სამუშაო</w:t>
-            </w:r>
-            <w:proofErr w:type="spellEnd"/>
-            <w:r>
-              <w:rPr>
-                <w:b/>
-              </w:rPr>
-              <w:t xml:space="preserve"> </w:t>
-            </w:r>
-            <w:proofErr w:type="spellStart"/>
-            <w:r>
-              <w:rPr>
-                <w:b/>
-              </w:rPr>
-              <w:t>პროცესი</w:t>
-            </w:r>
-            <w:proofErr w:type="spellEnd"/>
-            <w:r>
-              <w:rPr>
-                <w:b/>
-              </w:rPr>
-              <w:t xml:space="preserve"> / Work Process №</w:t>
-            </w:r>
-            <w:r>
-              <w:rPr>
-                <w:b/>
-                <w:lang w:val="ka-GE"/>
-              </w:rPr>
-              <w:t>3</w:t>
-            </w:r>
-          </w:p>
-        </w:tc>
-      </w:tr>
-      <w:tr>
-        <w:trPr>
-          <w:cantSplit/>
-          <w:trHeight w:hRule="exact" w:val="2863"/>
-        </w:trPr>
-        <w:tc>
-          <w:tcPr>
-            <w:tcW w:w="5665" w:type="dxa"/>
-            <w:tcBorders>
-              <w:bottom w:val="nil"/>
-            </w:tcBorders>
-            <w:vAlign w:val="center"/>
-          </w:tcPr>
-          <w:p>
-            <w:r>
-              <w:t>{{ img_5 }}</w:t>
-            </w:r>
-          </w:p>
-        </w:tc>
-        <w:tc>
-          <w:tcPr>
-            <w:tcW w:w="5744" w:type="dxa"/>
-            <w:tcBorders>
-              <w:bottom w:val="nil"/>
-            </w:tcBorders>
-            <w:vAlign w:val="center"/>
-          </w:tcPr>
-          <w:p>
-            <w:r>
-              <w:t>{{ img_6 }}</w:t>
-            </w:r>
-          </w:p>
-        </w:tc>
-      </w:tr>
-      <w:tr>
-        <w:trPr>
-          <w:cantSplit/>
-          <w:trHeight w:hRule="exact" w:val="1881"/>
-        </w:trPr>
-        <w:tc>
-          <w:tcPr>
-            <w:tcW w:w="5665" w:type="dxa"/>
-            <w:tcBorders>
-              <w:top w:val="nil"/>
-            </w:tcBorders>
-          </w:tcPr>
-          <w:p>
-            <w:r>
-              <w:t>{{ cap_5 }}</w:t>
-            </w:r>
-          </w:p>
-        </w:tc>
-        <w:tc>
-          <w:tcPr>
-            <w:tcW w:w="5744" w:type="dxa"/>
-            <w:tcBorders>
-              <w:top w:val="nil"/>
-            </w:tcBorders>
-          </w:tcPr>
-          <w:p>
-            <w:r>
-              <w:t>{{ cap_6 }}</w:t>
-            </w:r>
-          </w:p>
+          <w:p/>
         </w:tc>
       </w:tr>
     </w:tbl>
+    <w:p/>
+    <w:p/>
+    <w:p/>
     <w:tbl>
       <w:tblPr>
         <w:tblStyle w:val="TableGrid"/>
@@ -7337,7 +6920,7 @@
               <w:rPr>
                 <w:rStyle w:val="PlaceholderText"/>
               </w:rPr>
-              <w:t>Click or tap here to enter text.</w:t>
+              <w:t>-</w:t>
             </w:r>
           </w:p>
         </w:tc>
@@ -7758,15 +7341,7 @@
                 <w:sz w:val="20"/>
                 <w:lang w:val="ka-GE"/>
               </w:rPr>
-              <w:t>შ</w:t>
-            </w:r>
-            <w:r>
-              <w:rPr>
-                <w:rFonts w:cstheme="minorHAnsi"/>
-                <w:sz w:val="20"/>
-                <w:lang w:val="ka-GE"/>
-              </w:rPr>
-              <w:t>ე</w:t>
+              <w:t>შე</w:t>
             </w:r>
             <w:r>
               <w:rPr>
@@ -7806,7 +7381,7 @@
                 <w:sz w:val="20"/>
                 <w:lang w:val="ka-GE"/>
               </w:rPr>
-              <w:t>ჯისიპი</w:t>
+              <w:t>ჯისიბი</w:t>
             </w:r>
             <w:r>
               <w:rPr>
@@ -7976,6 +7551,7 @@
                 <w:lang w:val="ka-GE"/>
               </w:rPr>
             </w:pPr>
+            <w:bookmarkStart w:id="7" w:name="_Hlk242282045"/>
             <w:r>
               <w:rPr>
                 <w:rFonts w:cstheme="minorHAnsi"/>
@@ -8369,25 +7945,7 @@
             <w:vAlign w:val="center"/>
             <w:hideMark/>
           </w:tcPr>
-          <w:p>
-            <w:pPr>
-              <w:jc w:val="center"/>
-              <w:rPr>
-                <w:rFonts w:cstheme="minorHAnsi"/>
-                <w:b/>
-                <w:bCs/>
-                <w:sz w:val="20"/>
-              </w:rPr>
-            </w:pPr>
-            <w:r>
-              <w:rPr>
-                <w:rFonts w:cstheme="minorHAnsi"/>
-                <w:bCs/>
-                <w:sz w:val="20"/>
-              </w:rPr>
-              <w:t>1</w:t>
-            </w:r>
-          </w:p>
+          <w:p/>
         </w:tc>
         <w:tc>
           <w:tcPr>
@@ -8401,30 +7959,7 @@
             <w:vAlign w:val="center"/>
             <w:hideMark/>
           </w:tcPr>
-          <w:p>
-            <w:pPr>
-              <w:jc w:val="center"/>
-              <w:rPr>
-                <w:rFonts w:cstheme="minorHAnsi"/>
-                <w:b/>
-                <w:bCs/>
-                <w:sz w:val="20"/>
-                <w:szCs w:val="20"/>
-                <w:lang w:val="ka-GE"/>
-              </w:rPr>
-            </w:pPr>
-            <w:r>
-              <w:rPr>
-                <w:rFonts w:cstheme="minorHAnsi"/>
-                <w:b/>
-                <w:bCs/>
-                <w:sz w:val="20"/>
-                <w:szCs w:val="20"/>
-                <w:lang w:val="ka-GE"/>
-              </w:rPr>
-              <w:t>სიემსი</w:t>
-            </w:r>
-          </w:p>
+          <w:p/>
         </w:tc>
         <w:tc>
           <w:tcPr>
@@ -8438,27 +7973,7 @@
             <w:vAlign w:val="center"/>
             <w:hideMark/>
           </w:tcPr>
-          <w:p>
-            <w:pPr>
-              <w:ind w:left="140"/>
-              <w:rPr>
-                <w:rFonts w:cstheme="minorHAnsi"/>
-                <w:b/>
-                <w:bCs/>
-                <w:lang w:val="ka-GE"/>
-              </w:rPr>
-            </w:pPr>
-            <w:r>
-              <w:rPr>
-                <w:rFonts w:cstheme="minorHAnsi"/>
-                <w:bCs/>
-                <w:sz w:val="20"/>
-                <w:szCs w:val="18"/>
-                <w:lang w:val="ka-GE"/>
-              </w:rPr>
-              <w:t>პროექტის მენეჯერი</w:t>
-            </w:r>
-          </w:p>
+          <w:p/>
         </w:tc>
         <w:tc>
           <w:tcPr>
@@ -8472,27 +7987,7 @@
             <w:vAlign w:val="center"/>
             <w:hideMark/>
           </w:tcPr>
-          <w:p>
-            <w:pPr>
-              <w:jc w:val="center"/>
-              <w:rPr>
-                <w:rFonts w:cstheme="minorHAnsi"/>
-                <w:b/>
-                <w:bCs/>
-                <w:lang w:val="ka-GE"/>
-              </w:rPr>
-            </w:pPr>
-            <w:r>
-              <w:rPr>
-                <w:rFonts w:cstheme="minorHAnsi"/>
-                <w:bCs/>
-                <w:sz w:val="20"/>
-                <w:szCs w:val="18"/>
-                <w:lang w:val="ka-GE"/>
-              </w:rPr>
-              <w:t>ავთო ჯაბაური</w:t>
-            </w:r>
-          </w:p>
+          <w:p/>
         </w:tc>
         <w:tc>
           <w:tcPr>
@@ -8506,27 +8001,7 @@
             <w:vAlign w:val="center"/>
             <w:hideMark/>
           </w:tcPr>
-          <w:p>
-            <w:pPr>
-              <w:jc w:val="center"/>
-              <w:rPr>
-                <w:rFonts w:cstheme="minorHAnsi"/>
-                <w:b/>
-                <w:bCs/>
-                <w:lang w:val="ka-GE"/>
-              </w:rPr>
-            </w:pPr>
-            <w:r>
-              <w:rPr>
-                <w:rFonts w:cstheme="minorHAnsi"/>
-                <w:bCs/>
-                <w:sz w:val="20"/>
-                <w:szCs w:val="18"/>
-                <w:lang w:val="ka-GE"/>
-              </w:rPr>
-              <w:t>577 252 282</w:t>
-            </w:r>
-          </w:p>
+          <w:p/>
         </w:tc>
         <w:tc>
           <w:tcPr>
@@ -8540,2598 +8015,10 @@
             <w:vAlign w:val="center"/>
             <w:hideMark/>
           </w:tcPr>
-          <w:p>
-            <w:pPr>
-              <w:jc w:val="center"/>
-              <w:rPr>
-                <w:rFonts w:cstheme="minorHAnsi"/>
-                <w:b/>
-                <w:lang w:val="ka-GE"/>
-              </w:rPr>
-            </w:pPr>
-            <w:r>
-              <w:rPr>
-                <w:rFonts w:cstheme="minorHAnsi"/>
-                <w:sz w:val="20"/>
-                <w:szCs w:val="18"/>
-              </w:rPr>
-              <w:t>a.jabauri</w:t>
-            </w:r>
-            <w:r>
-              <w:rPr>
-                <w:rFonts w:cstheme="minorHAnsi"/>
-                <w:sz w:val="20"/>
-                <w:szCs w:val="18"/>
-              </w:rPr>
-              <w:t>@cmc.ge</w:t>
-            </w:r>
-          </w:p>
+          <w:p/>
         </w:tc>
       </w:tr>
-      <w:tr>
-        <w:trPr>
-          <w:trHeight w:val="212"/>
-        </w:trPr>
-        <w:tc>
-          <w:tcPr>
-            <w:tcW w:w="431" w:type="dxa"/>
-            <w:tcBorders>
-              <w:top w:val="single" w:sz="4" w:space="0" w:color="auto"/>
-              <w:left w:val="single" w:sz="4" w:space="0" w:color="auto"/>
-              <w:bottom w:val="single" w:sz="4" w:space="0" w:color="auto"/>
-              <w:right w:val="single" w:sz="4" w:space="0" w:color="auto"/>
-            </w:tcBorders>
-            <w:vAlign w:val="center"/>
-            <w:hideMark/>
-          </w:tcPr>
-          <w:p>
-            <w:pPr>
-              <w:jc w:val="center"/>
-              <w:rPr>
-                <w:rFonts w:cstheme="minorHAnsi"/>
-                <w:bCs/>
-                <w:sz w:val="20"/>
-              </w:rPr>
-            </w:pPr>
-            <w:r>
-              <w:rPr>
-                <w:rFonts w:cstheme="minorHAnsi"/>
-                <w:bCs/>
-                <w:sz w:val="20"/>
-              </w:rPr>
-              <w:t>2</w:t>
-            </w:r>
-          </w:p>
-        </w:tc>
-        <w:tc>
-          <w:tcPr>
-            <w:tcW w:w="1831" w:type="dxa"/>
-            <w:tcBorders>
-              <w:top w:val="single" w:sz="4" w:space="0" w:color="auto"/>
-              <w:left w:val="single" w:sz="4" w:space="0" w:color="auto"/>
-              <w:bottom w:val="single" w:sz="4" w:space="0" w:color="auto"/>
-              <w:right w:val="single" w:sz="4" w:space="0" w:color="auto"/>
-            </w:tcBorders>
-            <w:vAlign w:val="center"/>
-          </w:tcPr>
-          <w:p>
-            <w:pPr>
-              <w:jc w:val="center"/>
-              <w:rPr>
-                <w:rFonts w:cstheme="minorHAnsi"/>
-                <w:b/>
-                <w:bCs/>
-                <w:sz w:val="20"/>
-                <w:szCs w:val="20"/>
-                <w:lang w:val="ka-GE"/>
-              </w:rPr>
-            </w:pPr>
-            <w:r>
-              <w:rPr>
-                <w:rFonts w:cstheme="minorHAnsi"/>
-                <w:b/>
-                <w:bCs/>
-                <w:sz w:val="20"/>
-                <w:szCs w:val="20"/>
-                <w:lang w:val="ka-GE"/>
-              </w:rPr>
-              <w:t>სიემსი</w:t>
-            </w:r>
-          </w:p>
-        </w:tc>
-        <w:tc>
-          <w:tcPr>
-            <w:tcW w:w="3043" w:type="dxa"/>
-            <w:tcBorders>
-              <w:top w:val="single" w:sz="4" w:space="0" w:color="auto"/>
-              <w:left w:val="single" w:sz="4" w:space="0" w:color="auto"/>
-              <w:bottom w:val="single" w:sz="4" w:space="0" w:color="auto"/>
-              <w:right w:val="single" w:sz="4" w:space="0" w:color="auto"/>
-            </w:tcBorders>
-            <w:vAlign w:val="center"/>
-          </w:tcPr>
-          <w:p>
-            <w:pPr>
-              <w:ind w:left="140"/>
-              <w:rPr>
-                <w:rFonts w:cstheme="minorHAnsi"/>
-                <w:bCs/>
-                <w:sz w:val="20"/>
-                <w:szCs w:val="18"/>
-                <w:lang w:val="ka-GE"/>
-              </w:rPr>
-            </w:pPr>
-            <w:r>
-              <w:rPr>
-                <w:rFonts w:cstheme="minorHAnsi"/>
-                <w:bCs/>
-                <w:sz w:val="20"/>
-                <w:szCs w:val="18"/>
-                <w:lang w:val="ka-GE"/>
-              </w:rPr>
-              <w:t>ობიექტის ზედამხედველი</w:t>
-            </w:r>
-          </w:p>
-        </w:tc>
-        <w:tc>
-          <w:tcPr>
-            <w:tcW w:w="1800" w:type="dxa"/>
-            <w:tcBorders>
-              <w:top w:val="single" w:sz="4" w:space="0" w:color="auto"/>
-              <w:left w:val="single" w:sz="4" w:space="0" w:color="auto"/>
-              <w:bottom w:val="single" w:sz="4" w:space="0" w:color="auto"/>
-              <w:right w:val="single" w:sz="4" w:space="0" w:color="auto"/>
-            </w:tcBorders>
-            <w:vAlign w:val="center"/>
-          </w:tcPr>
-          <w:p>
-            <w:r>
-              <w:t>{{ cmc_supervisor }}</w:t>
-            </w:r>
-          </w:p>
-        </w:tc>
-        <w:tc>
-          <w:tcPr>
-            <w:tcW w:w="1350" w:type="dxa"/>
-            <w:tcBorders>
-              <w:top w:val="single" w:sz="4" w:space="0" w:color="auto"/>
-              <w:left w:val="single" w:sz="4" w:space="0" w:color="auto"/>
-              <w:bottom w:val="single" w:sz="4" w:space="0" w:color="auto"/>
-              <w:right w:val="single" w:sz="4" w:space="0" w:color="auto"/>
-            </w:tcBorders>
-            <w:vAlign w:val="center"/>
-          </w:tcPr>
-          <w:p>
-            <w:pPr>
-              <w:jc w:val="center"/>
-              <w:rPr>
-                <w:rFonts w:cstheme="minorHAnsi"/>
-                <w:sz w:val="20"/>
-                <w:szCs w:val="18"/>
-              </w:rPr>
-            </w:pPr>
-            <w:r>
-              <w:rPr>
-                <w:rFonts w:cstheme="minorHAnsi"/>
-                <w:sz w:val="20"/>
-                <w:szCs w:val="18"/>
-              </w:rPr>
-              <w:t>598 109 291</w:t>
-            </w:r>
-          </w:p>
-        </w:tc>
-        <w:tc>
-          <w:tcPr>
-            <w:tcW w:w="2602" w:type="dxa"/>
-            <w:tcBorders>
-              <w:top w:val="single" w:sz="4" w:space="0" w:color="auto"/>
-              <w:left w:val="single" w:sz="4" w:space="0" w:color="auto"/>
-              <w:bottom w:val="single" w:sz="4" w:space="0" w:color="auto"/>
-              <w:right w:val="single" w:sz="4" w:space="0" w:color="auto"/>
-            </w:tcBorders>
-            <w:vAlign w:val="center"/>
-          </w:tcPr>
-          <w:p>
-            <w:pPr>
-              <w:jc w:val="center"/>
-              <w:rPr>
-                <w:rFonts w:cstheme="minorHAnsi"/>
-                <w:sz w:val="20"/>
-                <w:szCs w:val="18"/>
-              </w:rPr>
-            </w:pPr>
-            <w:r>
-              <w:rPr>
-                <w:rFonts w:cstheme="minorHAnsi"/>
-                <w:sz w:val="20"/>
-                <w:szCs w:val="18"/>
-              </w:rPr>
-              <w:t>m.akhaladze@cmc.ge</w:t>
-            </w:r>
-          </w:p>
-        </w:tc>
-      </w:tr>
-      <w:tr>
-        <w:trPr>
-          <w:trHeight w:val="140"/>
-        </w:trPr>
-        <w:tc>
-          <w:tcPr>
-            <w:tcW w:w="431" w:type="dxa"/>
-            <w:tcBorders>
-              <w:top w:val="single" w:sz="4" w:space="0" w:color="auto"/>
-              <w:left w:val="single" w:sz="4" w:space="0" w:color="auto"/>
-              <w:bottom w:val="single" w:sz="4" w:space="0" w:color="auto"/>
-              <w:right w:val="single" w:sz="4" w:space="0" w:color="auto"/>
-            </w:tcBorders>
-            <w:vAlign w:val="center"/>
-            <w:hideMark/>
-          </w:tcPr>
-          <w:p>
-            <w:pPr>
-              <w:jc w:val="center"/>
-              <w:rPr>
-                <w:rFonts w:cstheme="minorHAnsi"/>
-                <w:bCs/>
-                <w:sz w:val="20"/>
-              </w:rPr>
-            </w:pPr>
-            <w:r>
-              <w:rPr>
-                <w:rFonts w:cstheme="minorHAnsi"/>
-                <w:bCs/>
-                <w:sz w:val="20"/>
-              </w:rPr>
-              <w:t>3</w:t>
-            </w:r>
-          </w:p>
-        </w:tc>
-        <w:tc>
-          <w:tcPr>
-            <w:tcW w:w="1831" w:type="dxa"/>
-            <w:tcBorders>
-              <w:top w:val="single" w:sz="4" w:space="0" w:color="auto"/>
-              <w:left w:val="single" w:sz="4" w:space="0" w:color="auto"/>
-              <w:bottom w:val="single" w:sz="4" w:space="0" w:color="auto"/>
-              <w:right w:val="single" w:sz="4" w:space="0" w:color="auto"/>
-            </w:tcBorders>
-            <w:vAlign w:val="center"/>
-          </w:tcPr>
-          <w:p>
-            <w:pPr>
-              <w:jc w:val="center"/>
-              <w:rPr>
-                <w:rFonts w:cstheme="minorHAnsi"/>
-                <w:b/>
-                <w:bCs/>
-                <w:sz w:val="20"/>
-                <w:szCs w:val="20"/>
-              </w:rPr>
-            </w:pPr>
-            <w:r>
-              <w:rPr>
-                <w:rFonts w:cstheme="minorHAnsi"/>
-                <w:b/>
-                <w:bCs/>
-                <w:sz w:val="20"/>
-                <w:szCs w:val="20"/>
-                <w:lang w:val="ka-GE"/>
-              </w:rPr>
-              <w:t>სიემსი</w:t>
-            </w:r>
-          </w:p>
-        </w:tc>
-        <w:tc>
-          <w:tcPr>
-            <w:tcW w:w="3043" w:type="dxa"/>
-            <w:tcBorders>
-              <w:top w:val="single" w:sz="4" w:space="0" w:color="auto"/>
-              <w:left w:val="single" w:sz="4" w:space="0" w:color="auto"/>
-              <w:bottom w:val="single" w:sz="4" w:space="0" w:color="auto"/>
-              <w:right w:val="single" w:sz="4" w:space="0" w:color="auto"/>
-            </w:tcBorders>
-            <w:vAlign w:val="center"/>
-          </w:tcPr>
-          <w:p>
-            <w:pPr>
-              <w:ind w:left="140"/>
-              <w:rPr>
-                <w:rFonts w:cstheme="minorHAnsi"/>
-                <w:bCs/>
-                <w:sz w:val="20"/>
-                <w:szCs w:val="18"/>
-                <w:lang w:val="ka-GE"/>
-              </w:rPr>
-            </w:pPr>
-            <w:r>
-              <w:rPr>
-                <w:rFonts w:cstheme="minorHAnsi"/>
-                <w:bCs/>
-                <w:sz w:val="20"/>
-                <w:szCs w:val="18"/>
-                <w:lang w:val="ka-GE"/>
-              </w:rPr>
-              <w:t>პროექტის კოორდინატორი</w:t>
-            </w:r>
-          </w:p>
-        </w:tc>
-        <w:tc>
-          <w:tcPr>
-            <w:tcW w:w="1800" w:type="dxa"/>
-            <w:tcBorders>
-              <w:top w:val="single" w:sz="4" w:space="0" w:color="auto"/>
-              <w:left w:val="single" w:sz="4" w:space="0" w:color="auto"/>
-              <w:bottom w:val="single" w:sz="4" w:space="0" w:color="auto"/>
-              <w:right w:val="single" w:sz="4" w:space="0" w:color="auto"/>
-            </w:tcBorders>
-            <w:vAlign w:val="center"/>
-          </w:tcPr>
-          <w:p>
-            <w:pPr>
-              <w:jc w:val="center"/>
-              <w:rPr>
-                <w:rFonts w:cstheme="minorHAnsi"/>
-                <w:bCs/>
-                <w:sz w:val="20"/>
-                <w:szCs w:val="18"/>
-                <w:lang w:val="ka-GE"/>
-              </w:rPr>
-            </w:pPr>
-            <w:r>
-              <w:rPr>
-                <w:rFonts w:cstheme="minorHAnsi"/>
-                <w:bCs/>
-                <w:sz w:val="20"/>
-                <w:szCs w:val="18"/>
-                <w:lang w:val="ka-GE"/>
-              </w:rPr>
-              <w:t>მარიამ ავსაჯანიშვილი</w:t>
-            </w:r>
-          </w:p>
-        </w:tc>
-        <w:tc>
-          <w:tcPr>
-            <w:tcW w:w="1350" w:type="dxa"/>
-            <w:tcBorders>
-              <w:top w:val="single" w:sz="4" w:space="0" w:color="auto"/>
-              <w:left w:val="single" w:sz="4" w:space="0" w:color="auto"/>
-              <w:bottom w:val="single" w:sz="4" w:space="0" w:color="auto"/>
-              <w:right w:val="single" w:sz="4" w:space="0" w:color="auto"/>
-            </w:tcBorders>
-            <w:vAlign w:val="center"/>
-          </w:tcPr>
-          <w:p>
-            <w:pPr>
-              <w:jc w:val="center"/>
-              <w:rPr>
-                <w:rFonts w:cstheme="minorHAnsi"/>
-                <w:bCs/>
-                <w:sz w:val="20"/>
-                <w:szCs w:val="18"/>
-                <w:lang w:val="ka-GE"/>
-              </w:rPr>
-            </w:pPr>
-            <w:r>
-              <w:rPr>
-                <w:rFonts w:cstheme="minorHAnsi"/>
-                <w:bCs/>
-                <w:sz w:val="20"/>
-                <w:szCs w:val="18"/>
-                <w:lang w:val="ka-GE"/>
-              </w:rPr>
-              <w:t>597 575</w:t>
-            </w:r>
-            <w:r>
-              <w:rPr>
-                <w:rFonts w:ascii="Sylfaen" w:hAnsi="Sylfaen" w:cstheme="minorHAnsi"/>
-                <w:bCs/>
-                <w:sz w:val="20"/>
-                <w:szCs w:val="18"/>
-                <w:lang w:val="ka-GE"/>
-              </w:rPr>
-              <w:t xml:space="preserve"> </w:t>
-            </w:r>
-            <w:r>
-              <w:rPr>
-                <w:rFonts w:cstheme="minorHAnsi"/>
-                <w:bCs/>
-                <w:sz w:val="20"/>
-                <w:szCs w:val="18"/>
-                <w:lang w:val="ka-GE"/>
-              </w:rPr>
-              <w:t>223</w:t>
-            </w:r>
-          </w:p>
-        </w:tc>
-        <w:tc>
-          <w:tcPr>
-            <w:tcW w:w="2602" w:type="dxa"/>
-            <w:tcBorders>
-              <w:top w:val="single" w:sz="4" w:space="0" w:color="auto"/>
-              <w:left w:val="single" w:sz="4" w:space="0" w:color="auto"/>
-              <w:bottom w:val="single" w:sz="4" w:space="0" w:color="auto"/>
-              <w:right w:val="single" w:sz="4" w:space="0" w:color="auto"/>
-            </w:tcBorders>
-            <w:vAlign w:val="center"/>
-          </w:tcPr>
-          <w:p>
-            <w:pPr>
-              <w:jc w:val="center"/>
-              <w:rPr>
-                <w:rFonts w:cstheme="minorHAnsi"/>
-                <w:sz w:val="20"/>
-                <w:szCs w:val="18"/>
-              </w:rPr>
-            </w:pPr>
-            <w:r>
-              <w:rPr>
-                <w:rFonts w:cstheme="minorHAnsi"/>
-                <w:sz w:val="20"/>
-                <w:szCs w:val="18"/>
-              </w:rPr>
-              <w:t>m.avsjanishvili@cmc.ge</w:t>
-            </w:r>
-          </w:p>
-        </w:tc>
-      </w:tr>
-      <w:tr>
-        <w:trPr>
-          <w:trHeight w:val="167"/>
-        </w:trPr>
-        <w:tc>
-          <w:tcPr>
-            <w:tcW w:w="431" w:type="dxa"/>
-            <w:tcBorders>
-              <w:top w:val="single" w:sz="4" w:space="0" w:color="auto"/>
-              <w:left w:val="single" w:sz="4" w:space="0" w:color="auto"/>
-              <w:bottom w:val="single" w:sz="4" w:space="0" w:color="auto"/>
-              <w:right w:val="single" w:sz="4" w:space="0" w:color="auto"/>
-            </w:tcBorders>
-            <w:vAlign w:val="center"/>
-          </w:tcPr>
-          <w:p>
-            <w:pPr>
-              <w:jc w:val="center"/>
-              <w:rPr>
-                <w:rFonts w:cstheme="minorHAnsi"/>
-                <w:bCs/>
-                <w:sz w:val="20"/>
-              </w:rPr>
-            </w:pPr>
-            <w:r>
-              <w:rPr>
-                <w:rFonts w:cstheme="minorHAnsi"/>
-                <w:bCs/>
-                <w:sz w:val="20"/>
-              </w:rPr>
-              <w:t>4</w:t>
-            </w:r>
-          </w:p>
-        </w:tc>
-        <w:tc>
-          <w:tcPr>
-            <w:tcW w:w="1831" w:type="dxa"/>
-            <w:tcBorders>
-              <w:top w:val="single" w:sz="4" w:space="0" w:color="auto"/>
-              <w:left w:val="single" w:sz="4" w:space="0" w:color="auto"/>
-              <w:bottom w:val="single" w:sz="4" w:space="0" w:color="auto"/>
-              <w:right w:val="single" w:sz="4" w:space="0" w:color="auto"/>
-            </w:tcBorders>
-            <w:vAlign w:val="center"/>
-          </w:tcPr>
-          <w:p>
-            <w:pPr>
-              <w:jc w:val="center"/>
-              <w:rPr>
-                <w:rFonts w:cstheme="minorHAnsi"/>
-                <w:b/>
-                <w:bCs/>
-                <w:sz w:val="20"/>
-                <w:szCs w:val="20"/>
-              </w:rPr>
-            </w:pPr>
-            <w:r>
-              <w:rPr>
-                <w:rFonts w:cstheme="minorHAnsi"/>
-                <w:b/>
-                <w:bCs/>
-                <w:sz w:val="20"/>
-                <w:szCs w:val="20"/>
-                <w:lang w:val="ka-GE"/>
-              </w:rPr>
-              <w:t>სიემსი</w:t>
-            </w:r>
-          </w:p>
-        </w:tc>
-        <w:tc>
-          <w:tcPr>
-            <w:tcW w:w="3043" w:type="dxa"/>
-            <w:tcBorders>
-              <w:top w:val="single" w:sz="4" w:space="0" w:color="auto"/>
-              <w:left w:val="single" w:sz="4" w:space="0" w:color="auto"/>
-              <w:bottom w:val="single" w:sz="4" w:space="0" w:color="auto"/>
-              <w:right w:val="single" w:sz="4" w:space="0" w:color="auto"/>
-            </w:tcBorders>
-            <w:vAlign w:val="center"/>
-          </w:tcPr>
-          <w:p>
-            <w:pPr>
-              <w:ind w:left="140"/>
-              <w:rPr>
-                <w:rFonts w:cstheme="minorHAnsi"/>
-                <w:bCs/>
-                <w:sz w:val="20"/>
-                <w:szCs w:val="18"/>
-                <w:lang w:val="ka-GE"/>
-              </w:rPr>
-            </w:pPr>
-            <w:r>
-              <w:rPr>
-                <w:rFonts w:cstheme="minorHAnsi"/>
-                <w:bCs/>
-                <w:sz w:val="20"/>
-                <w:szCs w:val="18"/>
-                <w:lang w:val="ka-GE"/>
-              </w:rPr>
-              <w:t>უსაფრთხოების ზედამხედველი</w:t>
-            </w:r>
-          </w:p>
-        </w:tc>
-        <w:tc>
-          <w:tcPr>
-            <w:tcW w:w="1800" w:type="dxa"/>
-            <w:tcBorders>
-              <w:top w:val="single" w:sz="4" w:space="0" w:color="auto"/>
-              <w:left w:val="single" w:sz="4" w:space="0" w:color="auto"/>
-              <w:bottom w:val="single" w:sz="4" w:space="0" w:color="auto"/>
-              <w:right w:val="single" w:sz="4" w:space="0" w:color="auto"/>
-            </w:tcBorders>
-            <w:vAlign w:val="center"/>
-          </w:tcPr>
-          <w:p>
-            <w:pPr>
-              <w:jc w:val="center"/>
-              <w:rPr>
-                <w:rFonts w:cstheme="minorHAnsi"/>
-                <w:bCs/>
-                <w:sz w:val="20"/>
-                <w:szCs w:val="18"/>
-                <w:lang w:val="ka-GE"/>
-              </w:rPr>
-            </w:pPr>
-            <w:r>
-              <w:rPr>
-                <w:rFonts w:cstheme="minorHAnsi"/>
-                <w:bCs/>
-                <w:sz w:val="20"/>
-                <w:szCs w:val="18"/>
-                <w:lang w:val="ka-GE"/>
-              </w:rPr>
-              <w:t>იოსებ ნანაძე</w:t>
-            </w:r>
-          </w:p>
-        </w:tc>
-        <w:tc>
-          <w:tcPr>
-            <w:tcW w:w="1350" w:type="dxa"/>
-            <w:tcBorders>
-              <w:top w:val="single" w:sz="4" w:space="0" w:color="auto"/>
-              <w:left w:val="single" w:sz="4" w:space="0" w:color="auto"/>
-              <w:bottom w:val="single" w:sz="4" w:space="0" w:color="auto"/>
-              <w:right w:val="single" w:sz="4" w:space="0" w:color="auto"/>
-            </w:tcBorders>
-            <w:vAlign w:val="center"/>
-          </w:tcPr>
-          <w:p>
-            <w:pPr>
-              <w:jc w:val="center"/>
-              <w:rPr>
-                <w:rFonts w:cstheme="minorHAnsi"/>
-                <w:bCs/>
-                <w:sz w:val="20"/>
-                <w:szCs w:val="18"/>
-              </w:rPr>
-            </w:pPr>
-            <w:r>
-              <w:rPr>
-                <w:rFonts w:cstheme="minorHAnsi"/>
-                <w:bCs/>
-                <w:sz w:val="20"/>
-                <w:szCs w:val="18"/>
-              </w:rPr>
-              <w:t>599 633 641</w:t>
-            </w:r>
-          </w:p>
-        </w:tc>
-        <w:tc>
-          <w:tcPr>
-            <w:tcW w:w="2602" w:type="dxa"/>
-            <w:tcBorders>
-              <w:top w:val="single" w:sz="4" w:space="0" w:color="auto"/>
-              <w:left w:val="single" w:sz="4" w:space="0" w:color="auto"/>
-              <w:bottom w:val="single" w:sz="4" w:space="0" w:color="auto"/>
-              <w:right w:val="single" w:sz="4" w:space="0" w:color="auto"/>
-            </w:tcBorders>
-            <w:vAlign w:val="center"/>
-          </w:tcPr>
-          <w:p>
-            <w:pPr>
-              <w:jc w:val="center"/>
-              <w:rPr>
-                <w:rFonts w:cstheme="minorHAnsi"/>
-                <w:sz w:val="20"/>
-                <w:szCs w:val="18"/>
-              </w:rPr>
-            </w:pPr>
-            <w:r>
-              <w:rPr>
-                <w:rFonts w:cstheme="minorHAnsi"/>
-                <w:sz w:val="20"/>
-                <w:szCs w:val="18"/>
-              </w:rPr>
-              <w:t>s.nanadze@cmc.ge</w:t>
-            </w:r>
-          </w:p>
-        </w:tc>
-      </w:tr>
-      <w:tr>
-        <w:trPr>
-          <w:trHeight w:val="185"/>
-        </w:trPr>
-        <w:tc>
-          <w:tcPr>
-            <w:tcW w:w="431" w:type="dxa"/>
-            <w:tcBorders>
-              <w:top w:val="single" w:sz="4" w:space="0" w:color="auto"/>
-              <w:left w:val="single" w:sz="4" w:space="0" w:color="auto"/>
-              <w:bottom w:val="single" w:sz="4" w:space="0" w:color="auto"/>
-              <w:right w:val="single" w:sz="4" w:space="0" w:color="auto"/>
-            </w:tcBorders>
-            <w:vAlign w:val="center"/>
-          </w:tcPr>
-          <w:p>
-            <w:pPr>
-              <w:jc w:val="center"/>
-              <w:rPr>
-                <w:rFonts w:cstheme="minorHAnsi"/>
-                <w:bCs/>
-                <w:sz w:val="20"/>
-              </w:rPr>
-            </w:pPr>
-            <w:r>
-              <w:rPr>
-                <w:rFonts w:cstheme="minorHAnsi"/>
-                <w:bCs/>
-                <w:sz w:val="20"/>
-              </w:rPr>
-              <w:t>5</w:t>
-            </w:r>
-          </w:p>
-        </w:tc>
-        <w:tc>
-          <w:tcPr>
-            <w:tcW w:w="1831" w:type="dxa"/>
-            <w:tcBorders>
-              <w:top w:val="single" w:sz="4" w:space="0" w:color="auto"/>
-              <w:left w:val="single" w:sz="4" w:space="0" w:color="auto"/>
-              <w:bottom w:val="single" w:sz="4" w:space="0" w:color="auto"/>
-              <w:right w:val="single" w:sz="4" w:space="0" w:color="auto"/>
-            </w:tcBorders>
-            <w:vAlign w:val="center"/>
-          </w:tcPr>
-          <w:p>
-            <w:pPr>
-              <w:jc w:val="center"/>
-              <w:rPr>
-                <w:rFonts w:cstheme="minorHAnsi"/>
-                <w:b/>
-                <w:bCs/>
-                <w:sz w:val="20"/>
-                <w:szCs w:val="20"/>
-              </w:rPr>
-            </w:pPr>
-            <w:r>
-              <w:rPr>
-                <w:rFonts w:cstheme="minorHAnsi"/>
-                <w:b/>
-                <w:bCs/>
-                <w:sz w:val="20"/>
-                <w:szCs w:val="20"/>
-                <w:lang w:val="ka-GE"/>
-              </w:rPr>
-              <w:t>სიემსი</w:t>
-            </w:r>
-          </w:p>
-        </w:tc>
-        <w:tc>
-          <w:tcPr>
-            <w:tcW w:w="3043" w:type="dxa"/>
-            <w:tcBorders>
-              <w:top w:val="single" w:sz="4" w:space="0" w:color="auto"/>
-              <w:left w:val="single" w:sz="4" w:space="0" w:color="auto"/>
-              <w:bottom w:val="single" w:sz="4" w:space="0" w:color="auto"/>
-              <w:right w:val="single" w:sz="4" w:space="0" w:color="auto"/>
-            </w:tcBorders>
-            <w:vAlign w:val="center"/>
-          </w:tcPr>
-          <w:p>
-            <w:pPr>
-              <w:ind w:left="140"/>
-              <w:rPr>
-                <w:rFonts w:cstheme="minorHAnsi"/>
-                <w:bCs/>
-                <w:sz w:val="20"/>
-                <w:szCs w:val="18"/>
-                <w:lang w:val="ka-GE"/>
-              </w:rPr>
-            </w:pPr>
-            <w:r>
-              <w:rPr>
-                <w:rFonts w:cstheme="minorHAnsi"/>
-                <w:bCs/>
-                <w:sz w:val="20"/>
-                <w:szCs w:val="18"/>
-                <w:lang w:val="ka-GE"/>
-              </w:rPr>
-              <w:t>არქიტექტორი</w:t>
-            </w:r>
-          </w:p>
-        </w:tc>
-        <w:tc>
-          <w:tcPr>
-            <w:tcW w:w="1800" w:type="dxa"/>
-            <w:tcBorders>
-              <w:top w:val="single" w:sz="4" w:space="0" w:color="auto"/>
-              <w:left w:val="single" w:sz="4" w:space="0" w:color="auto"/>
-              <w:bottom w:val="single" w:sz="4" w:space="0" w:color="auto"/>
-              <w:right w:val="single" w:sz="4" w:space="0" w:color="auto"/>
-            </w:tcBorders>
-            <w:vAlign w:val="center"/>
-          </w:tcPr>
-          <w:p>
-            <w:pPr>
-              <w:jc w:val="center"/>
-              <w:rPr>
-                <w:rFonts w:cstheme="minorHAnsi"/>
-                <w:bCs/>
-                <w:sz w:val="20"/>
-                <w:szCs w:val="20"/>
-                <w:lang w:val="ka-GE"/>
-              </w:rPr>
-            </w:pPr>
-            <w:r>
-              <w:rPr>
-                <w:rFonts w:cstheme="minorHAnsi"/>
-                <w:bCs/>
-                <w:sz w:val="20"/>
-                <w:szCs w:val="20"/>
-                <w:lang w:val="ka-GE"/>
-              </w:rPr>
-              <w:t>ბექა ჭილაშვილი</w:t>
-            </w:r>
-          </w:p>
-        </w:tc>
-        <w:tc>
-          <w:tcPr>
-            <w:tcW w:w="1350" w:type="dxa"/>
-            <w:tcBorders>
-              <w:top w:val="single" w:sz="4" w:space="0" w:color="auto"/>
-              <w:left w:val="single" w:sz="4" w:space="0" w:color="auto"/>
-              <w:bottom w:val="single" w:sz="4" w:space="0" w:color="auto"/>
-              <w:right w:val="single" w:sz="4" w:space="0" w:color="auto"/>
-            </w:tcBorders>
-            <w:vAlign w:val="center"/>
-          </w:tcPr>
-          <w:p>
-            <w:pPr>
-              <w:jc w:val="center"/>
-              <w:rPr>
-                <w:rFonts w:cstheme="minorHAnsi"/>
-                <w:bCs/>
-                <w:sz w:val="20"/>
-                <w:szCs w:val="18"/>
-              </w:rPr>
-            </w:pPr>
-            <w:r>
-              <w:rPr>
-                <w:rFonts w:cstheme="minorHAnsi"/>
-                <w:bCs/>
-                <w:sz w:val="20"/>
-                <w:szCs w:val="18"/>
-              </w:rPr>
-              <w:t>577 201 480</w:t>
-            </w:r>
-          </w:p>
-        </w:tc>
-        <w:tc>
-          <w:tcPr>
-            <w:tcW w:w="2602" w:type="dxa"/>
-            <w:tcBorders>
-              <w:top w:val="single" w:sz="4" w:space="0" w:color="auto"/>
-              <w:left w:val="single" w:sz="4" w:space="0" w:color="auto"/>
-              <w:bottom w:val="single" w:sz="4" w:space="0" w:color="auto"/>
-              <w:right w:val="single" w:sz="4" w:space="0" w:color="auto"/>
-            </w:tcBorders>
-            <w:vAlign w:val="center"/>
-          </w:tcPr>
-          <w:p>
-            <w:pPr>
-              <w:jc w:val="center"/>
-              <w:rPr>
-                <w:rFonts w:cstheme="minorHAnsi"/>
-                <w:sz w:val="20"/>
-                <w:szCs w:val="20"/>
-              </w:rPr>
-            </w:pPr>
-            <w:r>
-              <w:rPr>
-                <w:rFonts w:cstheme="minorHAnsi"/>
-                <w:sz w:val="20"/>
-                <w:szCs w:val="20"/>
-              </w:rPr>
-              <w:t>b.tchilashvili@cmc.ge</w:t>
-            </w:r>
-          </w:p>
-        </w:tc>
-      </w:tr>
-      <w:tr>
-        <w:trPr>
-          <w:trHeight w:val="113"/>
-        </w:trPr>
-        <w:tc>
-          <w:tcPr>
-            <w:tcW w:w="431" w:type="dxa"/>
-            <w:tcBorders>
-              <w:top w:val="single" w:sz="4" w:space="0" w:color="auto"/>
-              <w:left w:val="single" w:sz="4" w:space="0" w:color="auto"/>
-              <w:bottom w:val="single" w:sz="4" w:space="0" w:color="auto"/>
-              <w:right w:val="single" w:sz="4" w:space="0" w:color="auto"/>
-            </w:tcBorders>
-            <w:vAlign w:val="center"/>
-          </w:tcPr>
-          <w:p>
-            <w:pPr>
-              <w:jc w:val="center"/>
-              <w:rPr>
-                <w:rFonts w:cstheme="minorHAnsi"/>
-                <w:bCs/>
-                <w:sz w:val="20"/>
-              </w:rPr>
-            </w:pPr>
-            <w:r>
-              <w:rPr>
-                <w:rFonts w:cstheme="minorHAnsi"/>
-                <w:bCs/>
-                <w:sz w:val="20"/>
-              </w:rPr>
-              <w:t>6</w:t>
-            </w:r>
-          </w:p>
-        </w:tc>
-        <w:tc>
-          <w:tcPr>
-            <w:tcW w:w="1831" w:type="dxa"/>
-            <w:tcBorders>
-              <w:top w:val="single" w:sz="4" w:space="0" w:color="auto"/>
-              <w:left w:val="single" w:sz="4" w:space="0" w:color="auto"/>
-              <w:bottom w:val="single" w:sz="4" w:space="0" w:color="auto"/>
-              <w:right w:val="single" w:sz="4" w:space="0" w:color="auto"/>
-            </w:tcBorders>
-            <w:vAlign w:val="center"/>
-          </w:tcPr>
-          <w:p>
-            <w:pPr>
-              <w:jc w:val="center"/>
-              <w:rPr>
-                <w:rFonts w:cstheme="minorHAnsi"/>
-                <w:b/>
-                <w:bCs/>
-                <w:sz w:val="20"/>
-                <w:szCs w:val="20"/>
-              </w:rPr>
-            </w:pPr>
-          </w:p>
-        </w:tc>
-        <w:tc>
-          <w:tcPr>
-            <w:tcW w:w="3043" w:type="dxa"/>
-            <w:tcBorders>
-              <w:top w:val="single" w:sz="4" w:space="0" w:color="auto"/>
-              <w:left w:val="single" w:sz="4" w:space="0" w:color="auto"/>
-              <w:bottom w:val="single" w:sz="4" w:space="0" w:color="auto"/>
-              <w:right w:val="single" w:sz="4" w:space="0" w:color="auto"/>
-            </w:tcBorders>
-            <w:vAlign w:val="center"/>
-          </w:tcPr>
-          <w:p>
-            <w:pPr>
-              <w:ind w:left="140"/>
-              <w:rPr>
-                <w:rFonts w:cstheme="minorHAnsi"/>
-                <w:bCs/>
-                <w:sz w:val="20"/>
-                <w:szCs w:val="18"/>
-              </w:rPr>
-            </w:pPr>
-          </w:p>
-        </w:tc>
-        <w:tc>
-          <w:tcPr>
-            <w:tcW w:w="1800" w:type="dxa"/>
-            <w:tcBorders>
-              <w:top w:val="single" w:sz="4" w:space="0" w:color="auto"/>
-              <w:left w:val="single" w:sz="4" w:space="0" w:color="auto"/>
-              <w:bottom w:val="single" w:sz="4" w:space="0" w:color="auto"/>
-              <w:right w:val="single" w:sz="4" w:space="0" w:color="auto"/>
-            </w:tcBorders>
-            <w:vAlign w:val="center"/>
-          </w:tcPr>
-          <w:p>
-            <w:pPr>
-              <w:jc w:val="center"/>
-              <w:rPr>
-                <w:rFonts w:cstheme="minorHAnsi"/>
-                <w:bCs/>
-                <w:sz w:val="20"/>
-                <w:szCs w:val="18"/>
-              </w:rPr>
-            </w:pPr>
-          </w:p>
-        </w:tc>
-        <w:tc>
-          <w:tcPr>
-            <w:tcW w:w="1350" w:type="dxa"/>
-            <w:tcBorders>
-              <w:top w:val="single" w:sz="4" w:space="0" w:color="auto"/>
-              <w:left w:val="single" w:sz="4" w:space="0" w:color="auto"/>
-              <w:bottom w:val="single" w:sz="4" w:space="0" w:color="auto"/>
-              <w:right w:val="single" w:sz="4" w:space="0" w:color="auto"/>
-            </w:tcBorders>
-            <w:vAlign w:val="center"/>
-          </w:tcPr>
-          <w:p>
-            <w:pPr>
-              <w:jc w:val="center"/>
-              <w:rPr>
-                <w:rFonts w:cstheme="minorHAnsi"/>
-                <w:bCs/>
-                <w:sz w:val="20"/>
-                <w:szCs w:val="18"/>
-              </w:rPr>
-            </w:pPr>
-          </w:p>
-        </w:tc>
-        <w:tc>
-          <w:tcPr>
-            <w:tcW w:w="2602" w:type="dxa"/>
-            <w:tcBorders>
-              <w:top w:val="single" w:sz="4" w:space="0" w:color="auto"/>
-              <w:left w:val="single" w:sz="4" w:space="0" w:color="auto"/>
-              <w:bottom w:val="single" w:sz="4" w:space="0" w:color="auto"/>
-              <w:right w:val="single" w:sz="4" w:space="0" w:color="auto"/>
-            </w:tcBorders>
-            <w:vAlign w:val="center"/>
-          </w:tcPr>
-          <w:p>
-            <w:pPr>
-              <w:jc w:val="center"/>
-              <w:rPr>
-                <w:rFonts w:cstheme="minorHAnsi"/>
-                <w:sz w:val="20"/>
-                <w:szCs w:val="18"/>
-              </w:rPr>
-            </w:pPr>
-          </w:p>
-        </w:tc>
-      </w:tr>
-      <w:tr>
-        <w:trPr>
-          <w:trHeight w:val="113"/>
-        </w:trPr>
-        <w:tc>
-          <w:tcPr>
-            <w:tcW w:w="431" w:type="dxa"/>
-            <w:tcBorders>
-              <w:top w:val="single" w:sz="4" w:space="0" w:color="auto"/>
-              <w:left w:val="single" w:sz="4" w:space="0" w:color="auto"/>
-              <w:bottom w:val="single" w:sz="4" w:space="0" w:color="auto"/>
-              <w:right w:val="single" w:sz="4" w:space="0" w:color="auto"/>
-            </w:tcBorders>
-            <w:vAlign w:val="center"/>
-          </w:tcPr>
-          <w:p>
-            <w:pPr>
-              <w:jc w:val="center"/>
-              <w:rPr>
-                <w:rFonts w:cstheme="minorHAnsi"/>
-                <w:bCs/>
-                <w:sz w:val="20"/>
-              </w:rPr>
-            </w:pPr>
-            <w:r>
-              <w:rPr>
-                <w:rFonts w:cstheme="minorHAnsi"/>
-                <w:bCs/>
-                <w:sz w:val="20"/>
-              </w:rPr>
-              <w:t>7</w:t>
-            </w:r>
-          </w:p>
-        </w:tc>
-        <w:tc>
-          <w:tcPr>
-            <w:tcW w:w="1831" w:type="dxa"/>
-            <w:tcBorders>
-              <w:top w:val="single" w:sz="4" w:space="0" w:color="auto"/>
-              <w:left w:val="single" w:sz="4" w:space="0" w:color="auto"/>
-              <w:bottom w:val="single" w:sz="4" w:space="0" w:color="auto"/>
-              <w:right w:val="single" w:sz="4" w:space="0" w:color="auto"/>
-            </w:tcBorders>
-            <w:vAlign w:val="center"/>
-          </w:tcPr>
-          <w:p>
-            <w:pPr>
-              <w:jc w:val="center"/>
-              <w:rPr>
-                <w:rFonts w:cstheme="minorHAnsi"/>
-                <w:b/>
-                <w:bCs/>
-                <w:sz w:val="20"/>
-                <w:szCs w:val="20"/>
-              </w:rPr>
-            </w:pPr>
-          </w:p>
-        </w:tc>
-        <w:tc>
-          <w:tcPr>
-            <w:tcW w:w="3043" w:type="dxa"/>
-            <w:tcBorders>
-              <w:top w:val="single" w:sz="4" w:space="0" w:color="auto"/>
-              <w:left w:val="single" w:sz="4" w:space="0" w:color="auto"/>
-              <w:bottom w:val="single" w:sz="4" w:space="0" w:color="auto"/>
-              <w:right w:val="single" w:sz="4" w:space="0" w:color="auto"/>
-            </w:tcBorders>
-            <w:vAlign w:val="center"/>
-          </w:tcPr>
-          <w:p>
-            <w:pPr>
-              <w:ind w:left="140"/>
-              <w:rPr>
-                <w:rFonts w:cstheme="minorHAnsi"/>
-                <w:bCs/>
-                <w:sz w:val="20"/>
-                <w:szCs w:val="18"/>
-              </w:rPr>
-            </w:pPr>
-          </w:p>
-        </w:tc>
-        <w:tc>
-          <w:tcPr>
-            <w:tcW w:w="1800" w:type="dxa"/>
-            <w:tcBorders>
-              <w:top w:val="single" w:sz="4" w:space="0" w:color="auto"/>
-              <w:left w:val="single" w:sz="4" w:space="0" w:color="auto"/>
-              <w:bottom w:val="single" w:sz="4" w:space="0" w:color="auto"/>
-              <w:right w:val="single" w:sz="4" w:space="0" w:color="auto"/>
-            </w:tcBorders>
-            <w:vAlign w:val="center"/>
-          </w:tcPr>
-          <w:p>
-            <w:pPr>
-              <w:jc w:val="center"/>
-              <w:rPr>
-                <w:rFonts w:cstheme="minorHAnsi"/>
-                <w:bCs/>
-                <w:sz w:val="20"/>
-                <w:szCs w:val="18"/>
-              </w:rPr>
-            </w:pPr>
-          </w:p>
-        </w:tc>
-        <w:tc>
-          <w:tcPr>
-            <w:tcW w:w="1350" w:type="dxa"/>
-            <w:tcBorders>
-              <w:top w:val="single" w:sz="4" w:space="0" w:color="auto"/>
-              <w:left w:val="single" w:sz="4" w:space="0" w:color="auto"/>
-              <w:bottom w:val="single" w:sz="4" w:space="0" w:color="auto"/>
-              <w:right w:val="single" w:sz="4" w:space="0" w:color="auto"/>
-            </w:tcBorders>
-            <w:vAlign w:val="center"/>
-          </w:tcPr>
-          <w:p>
-            <w:pPr>
-              <w:jc w:val="center"/>
-              <w:rPr>
-                <w:rFonts w:cstheme="minorHAnsi"/>
-                <w:bCs/>
-                <w:sz w:val="20"/>
-                <w:szCs w:val="18"/>
-              </w:rPr>
-            </w:pPr>
-          </w:p>
-        </w:tc>
-        <w:tc>
-          <w:tcPr>
-            <w:tcW w:w="2602" w:type="dxa"/>
-            <w:tcBorders>
-              <w:top w:val="single" w:sz="4" w:space="0" w:color="auto"/>
-              <w:left w:val="single" w:sz="4" w:space="0" w:color="auto"/>
-              <w:bottom w:val="single" w:sz="4" w:space="0" w:color="auto"/>
-              <w:right w:val="single" w:sz="4" w:space="0" w:color="auto"/>
-            </w:tcBorders>
-            <w:vAlign w:val="center"/>
-          </w:tcPr>
-          <w:p>
-            <w:pPr>
-              <w:jc w:val="center"/>
-              <w:rPr>
-                <w:rFonts w:cstheme="minorHAnsi"/>
-                <w:sz w:val="20"/>
-                <w:szCs w:val="18"/>
-              </w:rPr>
-            </w:pPr>
-          </w:p>
-        </w:tc>
-      </w:tr>
-      <w:tr>
-        <w:trPr>
-          <w:trHeight w:val="167"/>
-        </w:trPr>
-        <w:tc>
-          <w:tcPr>
-            <w:tcW w:w="431" w:type="dxa"/>
-            <w:tcBorders>
-              <w:top w:val="single" w:sz="4" w:space="0" w:color="auto"/>
-              <w:left w:val="single" w:sz="4" w:space="0" w:color="auto"/>
-              <w:bottom w:val="single" w:sz="4" w:space="0" w:color="auto"/>
-              <w:right w:val="single" w:sz="4" w:space="0" w:color="auto"/>
-            </w:tcBorders>
-            <w:vAlign w:val="center"/>
-          </w:tcPr>
-          <w:p>
-            <w:pPr>
-              <w:jc w:val="center"/>
-              <w:rPr>
-                <w:rFonts w:cstheme="minorHAnsi"/>
-                <w:bCs/>
-                <w:sz w:val="20"/>
-              </w:rPr>
-            </w:pPr>
-            <w:r>
-              <w:rPr>
-                <w:rFonts w:cstheme="minorHAnsi"/>
-                <w:bCs/>
-                <w:sz w:val="20"/>
-                <w:lang w:val="ka-GE"/>
-              </w:rPr>
-              <w:t>8</w:t>
-            </w:r>
-          </w:p>
-        </w:tc>
-        <w:tc>
-          <w:tcPr>
-            <w:tcW w:w="1831" w:type="dxa"/>
-            <w:tcBorders>
-              <w:top w:val="single" w:sz="4" w:space="0" w:color="auto"/>
-              <w:left w:val="single" w:sz="4" w:space="0" w:color="auto"/>
-              <w:bottom w:val="single" w:sz="4" w:space="0" w:color="auto"/>
-              <w:right w:val="single" w:sz="4" w:space="0" w:color="auto"/>
-            </w:tcBorders>
-            <w:vAlign w:val="center"/>
-          </w:tcPr>
-          <w:p>
-            <w:pPr>
-              <w:jc w:val="center"/>
-              <w:rPr>
-                <w:rFonts w:cstheme="minorHAnsi"/>
-                <w:b/>
-                <w:bCs/>
-                <w:sz w:val="20"/>
-                <w:szCs w:val="20"/>
-              </w:rPr>
-            </w:pPr>
-          </w:p>
-        </w:tc>
-        <w:tc>
-          <w:tcPr>
-            <w:tcW w:w="3043" w:type="dxa"/>
-            <w:tcBorders>
-              <w:top w:val="single" w:sz="4" w:space="0" w:color="auto"/>
-              <w:left w:val="single" w:sz="4" w:space="0" w:color="auto"/>
-              <w:bottom w:val="single" w:sz="4" w:space="0" w:color="auto"/>
-              <w:right w:val="single" w:sz="4" w:space="0" w:color="auto"/>
-            </w:tcBorders>
-            <w:vAlign w:val="center"/>
-          </w:tcPr>
-          <w:p>
-            <w:pPr>
-              <w:ind w:left="140"/>
-              <w:rPr>
-                <w:rFonts w:cstheme="minorHAnsi"/>
-                <w:bCs/>
-                <w:sz w:val="20"/>
-                <w:szCs w:val="18"/>
-              </w:rPr>
-            </w:pPr>
-          </w:p>
-        </w:tc>
-        <w:tc>
-          <w:tcPr>
-            <w:tcW w:w="1800" w:type="dxa"/>
-            <w:tcBorders>
-              <w:top w:val="single" w:sz="4" w:space="0" w:color="auto"/>
-              <w:left w:val="single" w:sz="4" w:space="0" w:color="auto"/>
-              <w:bottom w:val="single" w:sz="4" w:space="0" w:color="auto"/>
-              <w:right w:val="single" w:sz="4" w:space="0" w:color="auto"/>
-            </w:tcBorders>
-            <w:vAlign w:val="center"/>
-          </w:tcPr>
-          <w:p>
-            <w:pPr>
-              <w:jc w:val="center"/>
-              <w:rPr>
-                <w:rFonts w:cstheme="minorHAnsi"/>
-                <w:bCs/>
-                <w:sz w:val="20"/>
-                <w:szCs w:val="18"/>
-              </w:rPr>
-            </w:pPr>
-          </w:p>
-        </w:tc>
-        <w:tc>
-          <w:tcPr>
-            <w:tcW w:w="1350" w:type="dxa"/>
-            <w:tcBorders>
-              <w:top w:val="single" w:sz="4" w:space="0" w:color="auto"/>
-              <w:left w:val="single" w:sz="4" w:space="0" w:color="auto"/>
-              <w:bottom w:val="single" w:sz="4" w:space="0" w:color="auto"/>
-              <w:right w:val="single" w:sz="4" w:space="0" w:color="auto"/>
-            </w:tcBorders>
-            <w:vAlign w:val="center"/>
-          </w:tcPr>
-          <w:p>
-            <w:pPr>
-              <w:jc w:val="center"/>
-              <w:rPr>
-                <w:rFonts w:cstheme="minorHAnsi"/>
-                <w:bCs/>
-                <w:sz w:val="20"/>
-                <w:szCs w:val="18"/>
-              </w:rPr>
-            </w:pPr>
-          </w:p>
-        </w:tc>
-        <w:tc>
-          <w:tcPr>
-            <w:tcW w:w="2602" w:type="dxa"/>
-            <w:tcBorders>
-              <w:top w:val="single" w:sz="4" w:space="0" w:color="auto"/>
-              <w:left w:val="single" w:sz="4" w:space="0" w:color="auto"/>
-              <w:bottom w:val="single" w:sz="4" w:space="0" w:color="auto"/>
-              <w:right w:val="single" w:sz="4" w:space="0" w:color="auto"/>
-            </w:tcBorders>
-            <w:vAlign w:val="center"/>
-          </w:tcPr>
-          <w:p>
-            <w:pPr>
-              <w:jc w:val="center"/>
-              <w:rPr>
-                <w:rFonts w:cstheme="minorHAnsi"/>
-                <w:sz w:val="20"/>
-                <w:szCs w:val="18"/>
-              </w:rPr>
-            </w:pPr>
-          </w:p>
-        </w:tc>
-      </w:tr>
-      <w:tr>
-        <w:trPr>
-          <w:trHeight w:hRule="exact" w:val="78"/>
-        </w:trPr>
-        <w:tc>
-          <w:tcPr>
-            <w:tcW w:w="431" w:type="dxa"/>
-            <w:tcBorders>
-              <w:top w:val="single" w:sz="4" w:space="0" w:color="auto"/>
-              <w:left w:val="single" w:sz="4" w:space="0" w:color="auto"/>
-              <w:bottom w:val="single" w:sz="4" w:space="0" w:color="auto"/>
-              <w:right w:val="single" w:sz="4" w:space="0" w:color="auto"/>
-            </w:tcBorders>
-            <w:shd w:val="clear" w:color="auto" w:fill="262626" w:themeFill="text1" w:themeFillTint="D9"/>
-            <w:vAlign w:val="center"/>
-          </w:tcPr>
-          <w:p>
-            <w:pPr>
-              <w:jc w:val="center"/>
-              <w:rPr>
-                <w:rFonts w:cstheme="minorHAnsi"/>
-                <w:bCs/>
-                <w:sz w:val="20"/>
-              </w:rPr>
-            </w:pPr>
-          </w:p>
-        </w:tc>
-        <w:tc>
-          <w:tcPr>
-            <w:tcW w:w="1831" w:type="dxa"/>
-            <w:tcBorders>
-              <w:top w:val="single" w:sz="4" w:space="0" w:color="auto"/>
-              <w:left w:val="single" w:sz="4" w:space="0" w:color="auto"/>
-              <w:bottom w:val="single" w:sz="4" w:space="0" w:color="auto"/>
-              <w:right w:val="single" w:sz="4" w:space="0" w:color="auto"/>
-            </w:tcBorders>
-            <w:shd w:val="clear" w:color="auto" w:fill="262626" w:themeFill="text1" w:themeFillTint="D9"/>
-            <w:vAlign w:val="center"/>
-          </w:tcPr>
-          <w:p>
-            <w:pPr>
-              <w:jc w:val="center"/>
-              <w:rPr>
-                <w:rFonts w:cstheme="minorHAnsi"/>
-                <w:b/>
-                <w:bCs/>
-                <w:sz w:val="20"/>
-                <w:szCs w:val="20"/>
-              </w:rPr>
-            </w:pPr>
-          </w:p>
-        </w:tc>
-        <w:tc>
-          <w:tcPr>
-            <w:tcW w:w="3043" w:type="dxa"/>
-            <w:tcBorders>
-              <w:top w:val="single" w:sz="4" w:space="0" w:color="auto"/>
-              <w:left w:val="single" w:sz="4" w:space="0" w:color="auto"/>
-              <w:bottom w:val="single" w:sz="4" w:space="0" w:color="auto"/>
-              <w:right w:val="single" w:sz="4" w:space="0" w:color="auto"/>
-            </w:tcBorders>
-            <w:shd w:val="clear" w:color="auto" w:fill="262626" w:themeFill="text1" w:themeFillTint="D9"/>
-            <w:vAlign w:val="center"/>
-          </w:tcPr>
-          <w:p>
-            <w:pPr>
-              <w:ind w:left="140"/>
-              <w:rPr>
-                <w:rFonts w:cstheme="minorHAnsi"/>
-                <w:bCs/>
-                <w:sz w:val="20"/>
-                <w:szCs w:val="18"/>
-              </w:rPr>
-            </w:pPr>
-          </w:p>
-        </w:tc>
-        <w:tc>
-          <w:tcPr>
-            <w:tcW w:w="1800" w:type="dxa"/>
-            <w:tcBorders>
-              <w:top w:val="single" w:sz="4" w:space="0" w:color="auto"/>
-              <w:left w:val="single" w:sz="4" w:space="0" w:color="auto"/>
-              <w:bottom w:val="single" w:sz="4" w:space="0" w:color="auto"/>
-              <w:right w:val="single" w:sz="4" w:space="0" w:color="auto"/>
-            </w:tcBorders>
-            <w:shd w:val="clear" w:color="auto" w:fill="262626" w:themeFill="text1" w:themeFillTint="D9"/>
-            <w:vAlign w:val="center"/>
-          </w:tcPr>
-          <w:p>
-            <w:pPr>
-              <w:jc w:val="center"/>
-              <w:rPr>
-                <w:rFonts w:cstheme="minorHAnsi"/>
-                <w:bCs/>
-                <w:sz w:val="20"/>
-                <w:szCs w:val="18"/>
-              </w:rPr>
-            </w:pPr>
-          </w:p>
-        </w:tc>
-        <w:tc>
-          <w:tcPr>
-            <w:tcW w:w="1350" w:type="dxa"/>
-            <w:tcBorders>
-              <w:top w:val="single" w:sz="4" w:space="0" w:color="auto"/>
-              <w:left w:val="single" w:sz="4" w:space="0" w:color="auto"/>
-              <w:bottom w:val="single" w:sz="4" w:space="0" w:color="auto"/>
-              <w:right w:val="single" w:sz="4" w:space="0" w:color="auto"/>
-            </w:tcBorders>
-            <w:shd w:val="clear" w:color="auto" w:fill="262626" w:themeFill="text1" w:themeFillTint="D9"/>
-            <w:vAlign w:val="center"/>
-          </w:tcPr>
-          <w:p>
-            <w:pPr>
-              <w:jc w:val="center"/>
-              <w:rPr>
-                <w:rFonts w:cstheme="minorHAnsi"/>
-                <w:bCs/>
-                <w:sz w:val="20"/>
-                <w:szCs w:val="18"/>
-              </w:rPr>
-            </w:pPr>
-          </w:p>
-        </w:tc>
-        <w:tc>
-          <w:tcPr>
-            <w:tcW w:w="2602" w:type="dxa"/>
-            <w:tcBorders>
-              <w:top w:val="single" w:sz="4" w:space="0" w:color="auto"/>
-              <w:left w:val="single" w:sz="4" w:space="0" w:color="auto"/>
-              <w:bottom w:val="single" w:sz="4" w:space="0" w:color="auto"/>
-              <w:right w:val="single" w:sz="4" w:space="0" w:color="auto"/>
-            </w:tcBorders>
-            <w:shd w:val="clear" w:color="auto" w:fill="262626" w:themeFill="text1" w:themeFillTint="D9"/>
-            <w:vAlign w:val="center"/>
-          </w:tcPr>
-          <w:p>
-            <w:pPr>
-              <w:jc w:val="center"/>
-              <w:rPr>
-                <w:rFonts w:cstheme="minorHAnsi"/>
-                <w:sz w:val="20"/>
-                <w:szCs w:val="18"/>
-              </w:rPr>
-            </w:pPr>
-          </w:p>
-        </w:tc>
-      </w:tr>
-      <w:tr>
-        <w:trPr>
-          <w:trHeight w:val="185"/>
-        </w:trPr>
-        <w:tc>
-          <w:tcPr>
-            <w:tcW w:w="431" w:type="dxa"/>
-            <w:tcBorders>
-              <w:top w:val="single" w:sz="4" w:space="0" w:color="auto"/>
-              <w:left w:val="single" w:sz="4" w:space="0" w:color="auto"/>
-              <w:bottom w:val="single" w:sz="4" w:space="0" w:color="auto"/>
-              <w:right w:val="single" w:sz="4" w:space="0" w:color="auto"/>
-            </w:tcBorders>
-            <w:vAlign w:val="center"/>
-            <w:hideMark/>
-          </w:tcPr>
-          <w:p>
-            <w:pPr>
-              <w:jc w:val="center"/>
-              <w:rPr>
-                <w:rFonts w:cstheme="minorHAnsi"/>
-                <w:bCs/>
-                <w:sz w:val="20"/>
-              </w:rPr>
-            </w:pPr>
-            <w:r>
-              <w:rPr>
-                <w:rFonts w:cstheme="minorHAnsi"/>
-                <w:bCs/>
-                <w:sz w:val="20"/>
-                <w:lang w:val="ka-GE"/>
-              </w:rPr>
-              <w:t>9</w:t>
-            </w:r>
-          </w:p>
-        </w:tc>
-        <w:tc>
-          <w:tcPr>
-            <w:tcW w:w="1831" w:type="dxa"/>
-            <w:tcBorders>
-              <w:top w:val="single" w:sz="4" w:space="0" w:color="auto"/>
-              <w:left w:val="single" w:sz="4" w:space="0" w:color="auto"/>
-              <w:bottom w:val="single" w:sz="4" w:space="0" w:color="auto"/>
-              <w:right w:val="single" w:sz="4" w:space="0" w:color="auto"/>
-            </w:tcBorders>
-            <w:vAlign w:val="center"/>
-          </w:tcPr>
-          <w:p>
-            <w:pPr>
-              <w:jc w:val="center"/>
-              <w:rPr>
-                <w:rFonts w:cstheme="minorHAnsi"/>
-                <w:b/>
-                <w:bCs/>
-                <w:sz w:val="20"/>
-                <w:szCs w:val="20"/>
-              </w:rPr>
-            </w:pPr>
-            <w:proofErr w:type="spellStart"/>
-            <w:r>
-              <w:rPr>
-                <w:rFonts w:ascii="Sylfaen" w:hAnsi="Sylfaen" w:cs="Sylfaen"/>
-                <w:b/>
-                <w:bCs/>
-                <w:color w:val="000000"/>
-                <w:sz w:val="20"/>
-                <w:szCs w:val="20"/>
-                <w:shd w:val="clear" w:color="auto" w:fill="FFFFFF"/>
-              </w:rPr>
-              <w:t>ბკ</w:t>
-            </w:r>
-            <w:proofErr w:type="spellEnd"/>
-            <w:r>
-              <w:rPr>
-                <w:rFonts w:ascii="Arial" w:hAnsi="Arial" w:cs="Arial"/>
-                <w:b/>
-                <w:bCs/>
-                <w:color w:val="000000"/>
-                <w:sz w:val="20"/>
-                <w:szCs w:val="20"/>
-                <w:shd w:val="clear" w:color="auto" w:fill="FFFFFF"/>
-              </w:rPr>
-              <w:t xml:space="preserve"> </w:t>
-            </w:r>
-            <w:proofErr w:type="spellStart"/>
-            <w:r>
-              <w:rPr>
-                <w:rFonts w:ascii="Sylfaen" w:hAnsi="Sylfaen" w:cs="Sylfaen"/>
-                <w:b/>
-                <w:bCs/>
-                <w:color w:val="000000"/>
-                <w:sz w:val="20"/>
-                <w:szCs w:val="20"/>
-                <w:shd w:val="clear" w:color="auto" w:fill="FFFFFF"/>
-              </w:rPr>
-              <w:t>ქონსთრაქშენი</w:t>
-            </w:r>
-            <w:proofErr w:type="spellEnd"/>
-          </w:p>
-        </w:tc>
-        <w:tc>
-          <w:tcPr>
-            <w:tcW w:w="3043" w:type="dxa"/>
-            <w:tcBorders>
-              <w:top w:val="single" w:sz="4" w:space="0" w:color="auto"/>
-              <w:left w:val="single" w:sz="4" w:space="0" w:color="auto"/>
-              <w:bottom w:val="single" w:sz="4" w:space="0" w:color="auto"/>
-              <w:right w:val="single" w:sz="4" w:space="0" w:color="auto"/>
-            </w:tcBorders>
-            <w:vAlign w:val="center"/>
-          </w:tcPr>
-          <w:p>
-            <w:pPr>
-              <w:ind w:left="140"/>
-              <w:rPr>
-                <w:rFonts w:ascii="Sylfaen" w:hAnsi="Sylfaen" w:cs="Sylfaen"/>
-                <w:bCs/>
-                <w:sz w:val="20"/>
-                <w:szCs w:val="18"/>
-              </w:rPr>
-            </w:pPr>
-            <w:r>
-              <w:rPr>
-                <w:rFonts w:cstheme="minorHAnsi"/>
-                <w:bCs/>
-                <w:sz w:val="20"/>
-                <w:szCs w:val="18"/>
-                <w:lang w:val="ka-GE"/>
-              </w:rPr>
-              <w:t>პროექტის მენეჯერი</w:t>
-            </w:r>
-          </w:p>
-        </w:tc>
-        <w:tc>
-          <w:tcPr>
-            <w:tcW w:w="1800" w:type="dxa"/>
-            <w:tcBorders>
-              <w:top w:val="single" w:sz="4" w:space="0" w:color="auto"/>
-              <w:left w:val="single" w:sz="4" w:space="0" w:color="auto"/>
-              <w:bottom w:val="single" w:sz="4" w:space="0" w:color="auto"/>
-              <w:right w:val="single" w:sz="4" w:space="0" w:color="auto"/>
-            </w:tcBorders>
-            <w:vAlign w:val="center"/>
-          </w:tcPr>
-          <w:p>
-            <w:pPr>
-              <w:jc w:val="center"/>
-              <w:rPr>
-                <w:rFonts w:ascii="Sylfaen" w:hAnsi="Sylfaen" w:cs="Sylfaen"/>
-                <w:bCs/>
-                <w:sz w:val="20"/>
-                <w:szCs w:val="18"/>
-                <w:lang w:val="ka-GE"/>
-              </w:rPr>
-            </w:pPr>
-            <w:r>
-              <w:rPr>
-                <w:rFonts w:cstheme="minorHAnsi"/>
-                <w:bCs/>
-                <w:sz w:val="20"/>
-                <w:szCs w:val="18"/>
-                <w:lang w:val="ka-GE"/>
-              </w:rPr>
-              <w:t>თენგიზ კალანდარიშვილი</w:t>
-            </w:r>
-          </w:p>
-        </w:tc>
-        <w:tc>
-          <w:tcPr>
-            <w:tcW w:w="1350" w:type="dxa"/>
-            <w:tcBorders>
-              <w:top w:val="single" w:sz="4" w:space="0" w:color="auto"/>
-              <w:left w:val="single" w:sz="4" w:space="0" w:color="auto"/>
-              <w:bottom w:val="single" w:sz="4" w:space="0" w:color="auto"/>
-              <w:right w:val="single" w:sz="4" w:space="0" w:color="auto"/>
-            </w:tcBorders>
-            <w:vAlign w:val="center"/>
-          </w:tcPr>
-          <w:p>
-            <w:pPr>
-              <w:jc w:val="center"/>
-              <w:rPr>
-                <w:rFonts w:cstheme="minorHAnsi"/>
-                <w:bCs/>
-                <w:sz w:val="20"/>
-                <w:szCs w:val="18"/>
-                <w:lang w:val="ka-GE"/>
-              </w:rPr>
-            </w:pPr>
-            <w:r>
-              <w:rPr>
-                <w:rFonts w:cstheme="minorHAnsi"/>
-                <w:bCs/>
-                <w:sz w:val="20"/>
-                <w:szCs w:val="18"/>
-                <w:lang w:val="ka-GE"/>
-              </w:rPr>
-              <w:t>577 484 882</w:t>
-            </w:r>
-          </w:p>
-        </w:tc>
-        <w:tc>
-          <w:tcPr>
-            <w:tcW w:w="2602" w:type="dxa"/>
-            <w:tcBorders>
-              <w:top w:val="single" w:sz="4" w:space="0" w:color="auto"/>
-              <w:left w:val="single" w:sz="4" w:space="0" w:color="auto"/>
-              <w:bottom w:val="single" w:sz="4" w:space="0" w:color="auto"/>
-              <w:right w:val="single" w:sz="4" w:space="0" w:color="auto"/>
-            </w:tcBorders>
-            <w:vAlign w:val="center"/>
-          </w:tcPr>
-          <w:p>
-            <w:pPr>
-              <w:jc w:val="center"/>
-              <w:rPr>
-                <w:rFonts w:cstheme="minorHAnsi"/>
-                <w:sz w:val="20"/>
-                <w:szCs w:val="18"/>
-              </w:rPr>
-            </w:pPr>
-            <w:r>
-              <w:rPr>
-                <w:rFonts w:cstheme="minorHAnsi"/>
-                <w:sz w:val="20"/>
-                <w:szCs w:val="18"/>
-              </w:rPr>
-              <w:t>tkalandarishvili@bkconstruction.ge</w:t>
-            </w:r>
-          </w:p>
-        </w:tc>
-      </w:tr>
-      <w:tr>
-        <w:trPr>
-          <w:trHeight w:val="95"/>
-        </w:trPr>
-        <w:tc>
-          <w:tcPr>
-            <w:tcW w:w="431" w:type="dxa"/>
-            <w:tcBorders>
-              <w:top w:val="single" w:sz="4" w:space="0" w:color="auto"/>
-              <w:left w:val="single" w:sz="4" w:space="0" w:color="auto"/>
-              <w:bottom w:val="single" w:sz="4" w:space="0" w:color="auto"/>
-              <w:right w:val="single" w:sz="4" w:space="0" w:color="auto"/>
-            </w:tcBorders>
-            <w:vAlign w:val="center"/>
-            <w:hideMark/>
-          </w:tcPr>
-          <w:p>
-            <w:pPr>
-              <w:jc w:val="center"/>
-              <w:rPr>
-                <w:rFonts w:cstheme="minorHAnsi"/>
-                <w:bCs/>
-                <w:sz w:val="20"/>
-                <w:lang w:val="ka-GE"/>
-              </w:rPr>
-            </w:pPr>
-            <w:r>
-              <w:rPr>
-                <w:rFonts w:cstheme="minorHAnsi"/>
-                <w:bCs/>
-                <w:sz w:val="20"/>
-                <w:lang w:val="ka-GE"/>
-              </w:rPr>
-              <w:t>1</w:t>
-            </w:r>
-            <w:r>
-              <w:rPr>
-                <w:rFonts w:cstheme="minorHAnsi"/>
-                <w:bCs/>
-                <w:sz w:val="20"/>
-                <w:lang w:val="ka-GE"/>
-              </w:rPr>
-              <w:t>0</w:t>
-            </w:r>
-          </w:p>
-        </w:tc>
-        <w:tc>
-          <w:tcPr>
-            <w:tcW w:w="1831" w:type="dxa"/>
-            <w:tcBorders>
-              <w:top w:val="single" w:sz="4" w:space="0" w:color="auto"/>
-              <w:left w:val="single" w:sz="4" w:space="0" w:color="auto"/>
-              <w:bottom w:val="single" w:sz="4" w:space="0" w:color="auto"/>
-              <w:right w:val="single" w:sz="4" w:space="0" w:color="auto"/>
-            </w:tcBorders>
-            <w:vAlign w:val="center"/>
-          </w:tcPr>
-          <w:p>
-            <w:pPr>
-              <w:jc w:val="center"/>
-              <w:rPr>
-                <w:rFonts w:cstheme="minorHAnsi"/>
-                <w:b/>
-                <w:bCs/>
-                <w:sz w:val="20"/>
-                <w:szCs w:val="20"/>
-              </w:rPr>
-            </w:pPr>
-            <w:proofErr w:type="spellStart"/>
-            <w:r>
-              <w:rPr>
-                <w:rFonts w:ascii="Sylfaen" w:hAnsi="Sylfaen" w:cs="Sylfaen"/>
-                <w:b/>
-                <w:bCs/>
-                <w:color w:val="000000"/>
-                <w:sz w:val="20"/>
-                <w:szCs w:val="20"/>
-                <w:shd w:val="clear" w:color="auto" w:fill="FFFFFF"/>
-              </w:rPr>
-              <w:t>ბკ</w:t>
-            </w:r>
-            <w:proofErr w:type="spellEnd"/>
-            <w:r>
-              <w:rPr>
-                <w:rFonts w:ascii="Arial" w:hAnsi="Arial" w:cs="Arial"/>
-                <w:b/>
-                <w:bCs/>
-                <w:color w:val="000000"/>
-                <w:sz w:val="20"/>
-                <w:szCs w:val="20"/>
-                <w:shd w:val="clear" w:color="auto" w:fill="FFFFFF"/>
-              </w:rPr>
-              <w:t xml:space="preserve"> </w:t>
-            </w:r>
-            <w:proofErr w:type="spellStart"/>
-            <w:r>
-              <w:rPr>
-                <w:rFonts w:ascii="Sylfaen" w:hAnsi="Sylfaen" w:cs="Sylfaen"/>
-                <w:b/>
-                <w:bCs/>
-                <w:color w:val="000000"/>
-                <w:sz w:val="20"/>
-                <w:szCs w:val="20"/>
-                <w:shd w:val="clear" w:color="auto" w:fill="FFFFFF"/>
-              </w:rPr>
-              <w:t>ქონსთრაქშენი</w:t>
-            </w:r>
-            <w:proofErr w:type="spellEnd"/>
-          </w:p>
-        </w:tc>
-        <w:tc>
-          <w:tcPr>
-            <w:tcW w:w="3043" w:type="dxa"/>
-            <w:tcBorders>
-              <w:top w:val="single" w:sz="4" w:space="0" w:color="auto"/>
-              <w:left w:val="single" w:sz="4" w:space="0" w:color="auto"/>
-              <w:bottom w:val="single" w:sz="4" w:space="0" w:color="auto"/>
-              <w:right w:val="single" w:sz="4" w:space="0" w:color="auto"/>
-            </w:tcBorders>
-            <w:vAlign w:val="center"/>
-          </w:tcPr>
-          <w:p>
-            <w:pPr>
-              <w:ind w:left="143"/>
-              <w:rPr>
-                <w:rFonts w:ascii="Sylfaen" w:hAnsi="Sylfaen" w:cs="Sylfaen"/>
-                <w:bCs/>
-                <w:sz w:val="20"/>
-                <w:szCs w:val="18"/>
-                <w:lang w:val="ka-GE"/>
-              </w:rPr>
-            </w:pPr>
-            <w:r>
-              <w:rPr>
-                <w:rFonts w:cstheme="minorHAnsi"/>
-                <w:bCs/>
-                <w:sz w:val="20"/>
-                <w:szCs w:val="18"/>
-                <w:lang w:val="ka-GE"/>
-              </w:rPr>
-              <w:t>ობიექტის ზედამხედველი</w:t>
-            </w:r>
-          </w:p>
-        </w:tc>
-        <w:tc>
-          <w:tcPr>
-            <w:tcW w:w="1800" w:type="dxa"/>
-            <w:tcBorders>
-              <w:top w:val="single" w:sz="4" w:space="0" w:color="auto"/>
-              <w:left w:val="single" w:sz="4" w:space="0" w:color="auto"/>
-              <w:bottom w:val="single" w:sz="4" w:space="0" w:color="auto"/>
-              <w:right w:val="single" w:sz="4" w:space="0" w:color="auto"/>
-            </w:tcBorders>
-            <w:vAlign w:val="center"/>
-          </w:tcPr>
-          <w:p>
-            <w:r>
-              <w:t>{{ bk_supervisor }}</w:t>
-            </w:r>
-          </w:p>
-        </w:tc>
-        <w:tc>
-          <w:tcPr>
-            <w:tcW w:w="1350" w:type="dxa"/>
-            <w:tcBorders>
-              <w:top w:val="single" w:sz="4" w:space="0" w:color="auto"/>
-              <w:left w:val="single" w:sz="4" w:space="0" w:color="auto"/>
-              <w:bottom w:val="single" w:sz="4" w:space="0" w:color="auto"/>
-              <w:right w:val="single" w:sz="4" w:space="0" w:color="auto"/>
-            </w:tcBorders>
-            <w:vAlign w:val="center"/>
-          </w:tcPr>
-          <w:p>
-            <w:pPr>
-              <w:jc w:val="center"/>
-              <w:rPr>
-                <w:rFonts w:cstheme="minorHAnsi"/>
-                <w:bCs/>
-                <w:sz w:val="20"/>
-                <w:szCs w:val="18"/>
-              </w:rPr>
-            </w:pPr>
-            <w:r>
-              <w:rPr>
-                <w:rFonts w:cstheme="minorHAnsi"/>
-                <w:bCs/>
-                <w:sz w:val="20"/>
-                <w:szCs w:val="18"/>
-              </w:rPr>
-              <w:t>598 250 660</w:t>
-            </w:r>
-          </w:p>
-        </w:tc>
-        <w:tc>
-          <w:tcPr>
-            <w:tcW w:w="2602" w:type="dxa"/>
-            <w:tcBorders>
-              <w:top w:val="single" w:sz="4" w:space="0" w:color="auto"/>
-              <w:left w:val="single" w:sz="4" w:space="0" w:color="auto"/>
-              <w:bottom w:val="single" w:sz="4" w:space="0" w:color="auto"/>
-              <w:right w:val="single" w:sz="4" w:space="0" w:color="auto"/>
-            </w:tcBorders>
-            <w:vAlign w:val="center"/>
-          </w:tcPr>
-          <w:p>
-            <w:pPr>
-              <w:jc w:val="center"/>
-              <w:rPr>
-                <w:rFonts w:cstheme="minorHAnsi"/>
-                <w:sz w:val="20"/>
-                <w:szCs w:val="18"/>
-              </w:rPr>
-            </w:pPr>
-            <w:r>
-              <w:rPr>
-                <w:rFonts w:cstheme="minorHAnsi"/>
-                <w:sz w:val="20"/>
-                <w:szCs w:val="18"/>
-              </w:rPr>
-              <w:t>l.samkharadze@bkconstruction.ge</w:t>
-            </w:r>
-          </w:p>
-        </w:tc>
-      </w:tr>
-      <w:tr>
-        <w:trPr>
-          <w:trHeight w:val="203"/>
-        </w:trPr>
-        <w:tc>
-          <w:tcPr>
-            <w:tcW w:w="431" w:type="dxa"/>
-            <w:tcBorders>
-              <w:top w:val="single" w:sz="4" w:space="0" w:color="auto"/>
-              <w:left w:val="single" w:sz="4" w:space="0" w:color="auto"/>
-              <w:bottom w:val="single" w:sz="4" w:space="0" w:color="auto"/>
-              <w:right w:val="single" w:sz="4" w:space="0" w:color="auto"/>
-            </w:tcBorders>
-            <w:vAlign w:val="center"/>
-          </w:tcPr>
-          <w:p>
-            <w:pPr>
-              <w:jc w:val="center"/>
-              <w:rPr>
-                <w:rFonts w:cstheme="minorHAnsi"/>
-                <w:bCs/>
-                <w:sz w:val="20"/>
-                <w:lang w:val="ka-GE"/>
-              </w:rPr>
-            </w:pPr>
-            <w:r>
-              <w:rPr>
-                <w:rFonts w:cstheme="minorHAnsi"/>
-                <w:bCs/>
-                <w:sz w:val="20"/>
-                <w:lang w:val="ka-GE"/>
-              </w:rPr>
-              <w:t>11</w:t>
-            </w:r>
-          </w:p>
-        </w:tc>
-        <w:tc>
-          <w:tcPr>
-            <w:tcW w:w="1831" w:type="dxa"/>
-            <w:tcBorders>
-              <w:top w:val="single" w:sz="4" w:space="0" w:color="auto"/>
-              <w:left w:val="single" w:sz="4" w:space="0" w:color="auto"/>
-              <w:bottom w:val="single" w:sz="4" w:space="0" w:color="auto"/>
-              <w:right w:val="single" w:sz="4" w:space="0" w:color="auto"/>
-            </w:tcBorders>
-            <w:vAlign w:val="center"/>
-          </w:tcPr>
-          <w:p>
-            <w:pPr>
-              <w:jc w:val="center"/>
-              <w:rPr>
-                <w:rFonts w:cstheme="minorHAnsi"/>
-                <w:b/>
-                <w:bCs/>
-                <w:sz w:val="20"/>
-                <w:szCs w:val="20"/>
-              </w:rPr>
-            </w:pPr>
-            <w:proofErr w:type="spellStart"/>
-            <w:r>
-              <w:rPr>
-                <w:rFonts w:ascii="Sylfaen" w:hAnsi="Sylfaen" w:cs="Sylfaen"/>
-                <w:b/>
-                <w:bCs/>
-                <w:color w:val="000000"/>
-                <w:sz w:val="20"/>
-                <w:szCs w:val="20"/>
-                <w:shd w:val="clear" w:color="auto" w:fill="FFFFFF"/>
-              </w:rPr>
-              <w:t>ბკ</w:t>
-            </w:r>
-            <w:proofErr w:type="spellEnd"/>
-            <w:r>
-              <w:rPr>
-                <w:rFonts w:ascii="Arial" w:hAnsi="Arial" w:cs="Arial"/>
-                <w:b/>
-                <w:bCs/>
-                <w:color w:val="000000"/>
-                <w:sz w:val="20"/>
-                <w:szCs w:val="20"/>
-                <w:shd w:val="clear" w:color="auto" w:fill="FFFFFF"/>
-              </w:rPr>
-              <w:t xml:space="preserve"> </w:t>
-            </w:r>
-            <w:proofErr w:type="spellStart"/>
-            <w:r>
-              <w:rPr>
-                <w:rFonts w:ascii="Sylfaen" w:hAnsi="Sylfaen" w:cs="Sylfaen"/>
-                <w:b/>
-                <w:bCs/>
-                <w:color w:val="000000"/>
-                <w:sz w:val="20"/>
-                <w:szCs w:val="20"/>
-                <w:shd w:val="clear" w:color="auto" w:fill="FFFFFF"/>
-              </w:rPr>
-              <w:t>ქონსთრაქშენი</w:t>
-            </w:r>
-            <w:proofErr w:type="spellEnd"/>
-          </w:p>
-        </w:tc>
-        <w:tc>
-          <w:tcPr>
-            <w:tcW w:w="3043" w:type="dxa"/>
-            <w:tcBorders>
-              <w:top w:val="single" w:sz="4" w:space="0" w:color="auto"/>
-              <w:left w:val="single" w:sz="4" w:space="0" w:color="auto"/>
-              <w:bottom w:val="single" w:sz="4" w:space="0" w:color="auto"/>
-              <w:right w:val="single" w:sz="4" w:space="0" w:color="auto"/>
-            </w:tcBorders>
-            <w:vAlign w:val="center"/>
-          </w:tcPr>
-          <w:p>
-            <w:pPr>
-              <w:ind w:left="143"/>
-              <w:rPr>
-                <w:rFonts w:cstheme="minorHAnsi"/>
-                <w:bCs/>
-                <w:sz w:val="20"/>
-                <w:szCs w:val="18"/>
-              </w:rPr>
-            </w:pPr>
-            <w:r>
-              <w:rPr>
-                <w:rFonts w:cstheme="minorHAnsi"/>
-                <w:bCs/>
-                <w:sz w:val="20"/>
-                <w:szCs w:val="18"/>
-                <w:lang w:val="ka-GE"/>
-              </w:rPr>
-              <w:t>უსაფრთხოების ზედამხედველი</w:t>
-            </w:r>
-          </w:p>
-        </w:tc>
-        <w:tc>
-          <w:tcPr>
-            <w:tcW w:w="1800" w:type="dxa"/>
-            <w:tcBorders>
-              <w:top w:val="single" w:sz="4" w:space="0" w:color="auto"/>
-              <w:left w:val="single" w:sz="4" w:space="0" w:color="auto"/>
-              <w:bottom w:val="single" w:sz="4" w:space="0" w:color="auto"/>
-              <w:right w:val="single" w:sz="4" w:space="0" w:color="auto"/>
-            </w:tcBorders>
-            <w:vAlign w:val="center"/>
-          </w:tcPr>
-          <w:p>
-            <w:pPr>
-              <w:jc w:val="center"/>
-              <w:rPr>
-                <w:rFonts w:cstheme="minorHAnsi"/>
-                <w:bCs/>
-                <w:sz w:val="20"/>
-                <w:szCs w:val="18"/>
-                <w:lang w:val="ka-GE"/>
-              </w:rPr>
-            </w:pPr>
-            <w:r>
-              <w:rPr>
-                <w:rFonts w:cstheme="minorHAnsi"/>
-                <w:bCs/>
-                <w:sz w:val="20"/>
-                <w:szCs w:val="18"/>
-                <w:lang w:val="ka-GE"/>
-              </w:rPr>
-              <w:t>ვასილ არაბიძე</w:t>
-            </w:r>
-          </w:p>
-        </w:tc>
-        <w:tc>
-          <w:tcPr>
-            <w:tcW w:w="1350" w:type="dxa"/>
-            <w:tcBorders>
-              <w:top w:val="single" w:sz="4" w:space="0" w:color="auto"/>
-              <w:left w:val="single" w:sz="4" w:space="0" w:color="auto"/>
-              <w:bottom w:val="single" w:sz="4" w:space="0" w:color="auto"/>
-              <w:right w:val="single" w:sz="4" w:space="0" w:color="auto"/>
-            </w:tcBorders>
-            <w:vAlign w:val="center"/>
-          </w:tcPr>
-          <w:p>
-            <w:pPr>
-              <w:jc w:val="center"/>
-              <w:rPr>
-                <w:rFonts w:cstheme="minorHAnsi"/>
-                <w:bCs/>
-                <w:sz w:val="20"/>
-                <w:szCs w:val="18"/>
-              </w:rPr>
-            </w:pPr>
-            <w:r>
-              <w:rPr>
-                <w:rFonts w:cstheme="minorHAnsi"/>
-                <w:bCs/>
-                <w:sz w:val="20"/>
-                <w:szCs w:val="18"/>
-              </w:rPr>
-              <w:t>577 454 594</w:t>
-            </w:r>
-          </w:p>
-        </w:tc>
-        <w:tc>
-          <w:tcPr>
-            <w:tcW w:w="2602" w:type="dxa"/>
-            <w:tcBorders>
-              <w:top w:val="single" w:sz="4" w:space="0" w:color="auto"/>
-              <w:left w:val="single" w:sz="4" w:space="0" w:color="auto"/>
-              <w:bottom w:val="single" w:sz="4" w:space="0" w:color="auto"/>
-              <w:right w:val="single" w:sz="4" w:space="0" w:color="auto"/>
-            </w:tcBorders>
-            <w:vAlign w:val="center"/>
-          </w:tcPr>
-          <w:p>
-            <w:pPr>
-              <w:jc w:val="center"/>
-              <w:rPr>
-                <w:rFonts w:cstheme="minorHAnsi"/>
-                <w:sz w:val="20"/>
-                <w:szCs w:val="18"/>
-              </w:rPr>
-            </w:pPr>
-            <w:r>
-              <w:rPr>
-                <w:rFonts w:cstheme="minorHAnsi"/>
-                <w:sz w:val="20"/>
-                <w:szCs w:val="18"/>
-              </w:rPr>
-              <w:t>V.arabidze77@gmail.com</w:t>
-            </w:r>
-          </w:p>
-        </w:tc>
-      </w:tr>
-      <w:tr>
-        <w:trPr>
-          <w:trHeight w:val="221"/>
-        </w:trPr>
-        <w:tc>
-          <w:tcPr>
-            <w:tcW w:w="431" w:type="dxa"/>
-            <w:tcBorders>
-              <w:top w:val="single" w:sz="4" w:space="0" w:color="auto"/>
-              <w:left w:val="single" w:sz="4" w:space="0" w:color="auto"/>
-              <w:bottom w:val="single" w:sz="4" w:space="0" w:color="auto"/>
-              <w:right w:val="single" w:sz="4" w:space="0" w:color="auto"/>
-            </w:tcBorders>
-            <w:vAlign w:val="center"/>
-          </w:tcPr>
-          <w:p>
-            <w:pPr>
-              <w:jc w:val="center"/>
-              <w:rPr>
-                <w:rFonts w:cstheme="minorHAnsi"/>
-                <w:bCs/>
-                <w:sz w:val="20"/>
-                <w:lang w:val="ka-GE"/>
-              </w:rPr>
-            </w:pPr>
-            <w:r>
-              <w:rPr>
-                <w:rFonts w:cstheme="minorHAnsi"/>
-                <w:bCs/>
-                <w:sz w:val="20"/>
-              </w:rPr>
-              <w:t>1</w:t>
-            </w:r>
-            <w:r>
-              <w:rPr>
-                <w:rFonts w:cstheme="minorHAnsi"/>
-                <w:bCs/>
-                <w:sz w:val="20"/>
-                <w:lang w:val="ka-GE"/>
-              </w:rPr>
-              <w:t>2</w:t>
-            </w:r>
-          </w:p>
-        </w:tc>
-        <w:tc>
-          <w:tcPr>
-            <w:tcW w:w="1831" w:type="dxa"/>
-            <w:tcBorders>
-              <w:top w:val="single" w:sz="4" w:space="0" w:color="auto"/>
-              <w:left w:val="single" w:sz="4" w:space="0" w:color="auto"/>
-              <w:bottom w:val="single" w:sz="4" w:space="0" w:color="auto"/>
-              <w:right w:val="single" w:sz="4" w:space="0" w:color="auto"/>
-            </w:tcBorders>
-            <w:vAlign w:val="center"/>
-          </w:tcPr>
-          <w:p>
-            <w:pPr>
-              <w:jc w:val="center"/>
-              <w:rPr>
-                <w:rFonts w:cstheme="minorHAnsi"/>
-                <w:b/>
-                <w:bCs/>
-                <w:sz w:val="20"/>
-                <w:szCs w:val="20"/>
-              </w:rPr>
-            </w:pPr>
-          </w:p>
-        </w:tc>
-        <w:tc>
-          <w:tcPr>
-            <w:tcW w:w="3043" w:type="dxa"/>
-            <w:tcBorders>
-              <w:top w:val="single" w:sz="4" w:space="0" w:color="auto"/>
-              <w:left w:val="single" w:sz="4" w:space="0" w:color="auto"/>
-              <w:bottom w:val="single" w:sz="4" w:space="0" w:color="auto"/>
-              <w:right w:val="single" w:sz="4" w:space="0" w:color="auto"/>
-            </w:tcBorders>
-            <w:vAlign w:val="center"/>
-          </w:tcPr>
-          <w:p>
-            <w:pPr>
-              <w:ind w:left="143"/>
-              <w:rPr>
-                <w:rFonts w:cstheme="minorHAnsi"/>
-                <w:bCs/>
-                <w:sz w:val="20"/>
-                <w:szCs w:val="18"/>
-              </w:rPr>
-            </w:pPr>
-          </w:p>
-        </w:tc>
-        <w:tc>
-          <w:tcPr>
-            <w:tcW w:w="1800" w:type="dxa"/>
-            <w:tcBorders>
-              <w:top w:val="single" w:sz="4" w:space="0" w:color="auto"/>
-              <w:left w:val="single" w:sz="4" w:space="0" w:color="auto"/>
-              <w:bottom w:val="single" w:sz="4" w:space="0" w:color="auto"/>
-              <w:right w:val="single" w:sz="4" w:space="0" w:color="auto"/>
-            </w:tcBorders>
-            <w:vAlign w:val="center"/>
-          </w:tcPr>
-          <w:p>
-            <w:pPr>
-              <w:jc w:val="center"/>
-              <w:rPr>
-                <w:rFonts w:cstheme="minorHAnsi"/>
-                <w:bCs/>
-                <w:sz w:val="20"/>
-                <w:szCs w:val="18"/>
-              </w:rPr>
-            </w:pPr>
-          </w:p>
-        </w:tc>
-        <w:tc>
-          <w:tcPr>
-            <w:tcW w:w="1350" w:type="dxa"/>
-            <w:tcBorders>
-              <w:top w:val="single" w:sz="4" w:space="0" w:color="auto"/>
-              <w:left w:val="single" w:sz="4" w:space="0" w:color="auto"/>
-              <w:bottom w:val="single" w:sz="4" w:space="0" w:color="auto"/>
-              <w:right w:val="single" w:sz="4" w:space="0" w:color="auto"/>
-            </w:tcBorders>
-            <w:vAlign w:val="center"/>
-          </w:tcPr>
-          <w:p>
-            <w:pPr>
-              <w:jc w:val="center"/>
-              <w:rPr>
-                <w:rFonts w:cstheme="minorHAnsi"/>
-                <w:bCs/>
-                <w:sz w:val="20"/>
-                <w:szCs w:val="18"/>
-              </w:rPr>
-            </w:pPr>
-          </w:p>
-        </w:tc>
-        <w:tc>
-          <w:tcPr>
-            <w:tcW w:w="2602" w:type="dxa"/>
-            <w:tcBorders>
-              <w:top w:val="single" w:sz="4" w:space="0" w:color="auto"/>
-              <w:left w:val="single" w:sz="4" w:space="0" w:color="auto"/>
-              <w:bottom w:val="single" w:sz="4" w:space="0" w:color="auto"/>
-              <w:right w:val="single" w:sz="4" w:space="0" w:color="auto"/>
-            </w:tcBorders>
-            <w:vAlign w:val="center"/>
-          </w:tcPr>
-          <w:p>
-            <w:pPr>
-              <w:jc w:val="center"/>
-              <w:rPr>
-                <w:rFonts w:cstheme="minorHAnsi"/>
-                <w:color w:val="FF0000"/>
-                <w:sz w:val="20"/>
-                <w:szCs w:val="18"/>
-              </w:rPr>
-            </w:pPr>
-          </w:p>
-        </w:tc>
-      </w:tr>
-      <w:tr>
-        <w:trPr>
-          <w:trHeight w:val="149"/>
-        </w:trPr>
-        <w:tc>
-          <w:tcPr>
-            <w:tcW w:w="431" w:type="dxa"/>
-            <w:tcBorders>
-              <w:top w:val="single" w:sz="4" w:space="0" w:color="auto"/>
-              <w:left w:val="single" w:sz="4" w:space="0" w:color="auto"/>
-              <w:bottom w:val="single" w:sz="4" w:space="0" w:color="auto"/>
-              <w:right w:val="single" w:sz="4" w:space="0" w:color="auto"/>
-            </w:tcBorders>
-            <w:vAlign w:val="center"/>
-          </w:tcPr>
-          <w:p>
-            <w:pPr>
-              <w:jc w:val="center"/>
-              <w:rPr>
-                <w:rFonts w:cstheme="minorHAnsi"/>
-                <w:bCs/>
-                <w:sz w:val="20"/>
-                <w:lang w:val="ka-GE"/>
-              </w:rPr>
-            </w:pPr>
-            <w:r>
-              <w:rPr>
-                <w:rFonts w:cstheme="minorHAnsi"/>
-                <w:bCs/>
-                <w:sz w:val="20"/>
-              </w:rPr>
-              <w:t>1</w:t>
-            </w:r>
-            <w:r>
-              <w:rPr>
-                <w:rFonts w:cstheme="minorHAnsi"/>
-                <w:bCs/>
-                <w:sz w:val="20"/>
-                <w:lang w:val="ka-GE"/>
-              </w:rPr>
-              <w:t>3</w:t>
-            </w:r>
-          </w:p>
-        </w:tc>
-        <w:tc>
-          <w:tcPr>
-            <w:tcW w:w="1831" w:type="dxa"/>
-            <w:tcBorders>
-              <w:top w:val="single" w:sz="4" w:space="0" w:color="auto"/>
-              <w:left w:val="single" w:sz="4" w:space="0" w:color="auto"/>
-              <w:bottom w:val="single" w:sz="4" w:space="0" w:color="auto"/>
-              <w:right w:val="single" w:sz="4" w:space="0" w:color="auto"/>
-            </w:tcBorders>
-            <w:vAlign w:val="center"/>
-          </w:tcPr>
-          <w:p>
-            <w:pPr>
-              <w:jc w:val="center"/>
-              <w:rPr>
-                <w:rFonts w:cstheme="minorHAnsi"/>
-                <w:b/>
-                <w:bCs/>
-                <w:sz w:val="20"/>
-                <w:szCs w:val="20"/>
-              </w:rPr>
-            </w:pPr>
-          </w:p>
-        </w:tc>
-        <w:tc>
-          <w:tcPr>
-            <w:tcW w:w="3043" w:type="dxa"/>
-            <w:tcBorders>
-              <w:top w:val="single" w:sz="4" w:space="0" w:color="auto"/>
-              <w:left w:val="single" w:sz="4" w:space="0" w:color="auto"/>
-              <w:bottom w:val="single" w:sz="4" w:space="0" w:color="auto"/>
-              <w:right w:val="single" w:sz="4" w:space="0" w:color="auto"/>
-            </w:tcBorders>
-            <w:vAlign w:val="center"/>
-          </w:tcPr>
-          <w:p>
-            <w:pPr>
-              <w:ind w:left="143"/>
-              <w:rPr>
-                <w:rFonts w:cstheme="minorHAnsi"/>
-                <w:bCs/>
-                <w:sz w:val="20"/>
-                <w:szCs w:val="18"/>
-              </w:rPr>
-            </w:pPr>
-          </w:p>
-        </w:tc>
-        <w:tc>
-          <w:tcPr>
-            <w:tcW w:w="1800" w:type="dxa"/>
-            <w:tcBorders>
-              <w:top w:val="single" w:sz="4" w:space="0" w:color="auto"/>
-              <w:left w:val="single" w:sz="4" w:space="0" w:color="auto"/>
-              <w:bottom w:val="single" w:sz="4" w:space="0" w:color="auto"/>
-              <w:right w:val="single" w:sz="4" w:space="0" w:color="auto"/>
-            </w:tcBorders>
-            <w:vAlign w:val="center"/>
-          </w:tcPr>
-          <w:p>
-            <w:pPr>
-              <w:jc w:val="center"/>
-              <w:rPr>
-                <w:rFonts w:cstheme="minorHAnsi"/>
-                <w:bCs/>
-                <w:sz w:val="20"/>
-                <w:szCs w:val="18"/>
-              </w:rPr>
-            </w:pPr>
-          </w:p>
-        </w:tc>
-        <w:tc>
-          <w:tcPr>
-            <w:tcW w:w="1350" w:type="dxa"/>
-            <w:tcBorders>
-              <w:top w:val="single" w:sz="4" w:space="0" w:color="auto"/>
-              <w:left w:val="single" w:sz="4" w:space="0" w:color="auto"/>
-              <w:bottom w:val="single" w:sz="4" w:space="0" w:color="auto"/>
-              <w:right w:val="single" w:sz="4" w:space="0" w:color="auto"/>
-            </w:tcBorders>
-            <w:vAlign w:val="center"/>
-          </w:tcPr>
-          <w:p>
-            <w:pPr>
-              <w:jc w:val="center"/>
-              <w:rPr>
-                <w:rFonts w:cstheme="minorHAnsi"/>
-                <w:bCs/>
-                <w:sz w:val="20"/>
-                <w:szCs w:val="18"/>
-              </w:rPr>
-            </w:pPr>
-          </w:p>
-        </w:tc>
-        <w:tc>
-          <w:tcPr>
-            <w:tcW w:w="2602" w:type="dxa"/>
-            <w:tcBorders>
-              <w:top w:val="single" w:sz="4" w:space="0" w:color="auto"/>
-              <w:left w:val="single" w:sz="4" w:space="0" w:color="auto"/>
-              <w:bottom w:val="single" w:sz="4" w:space="0" w:color="auto"/>
-              <w:right w:val="single" w:sz="4" w:space="0" w:color="auto"/>
-            </w:tcBorders>
-            <w:vAlign w:val="center"/>
-          </w:tcPr>
-          <w:p>
-            <w:pPr>
-              <w:jc w:val="center"/>
-              <w:rPr>
-                <w:rFonts w:cstheme="minorHAnsi"/>
-                <w:sz w:val="20"/>
-                <w:szCs w:val="18"/>
-              </w:rPr>
-            </w:pPr>
-          </w:p>
-        </w:tc>
-      </w:tr>
-      <w:tr>
-        <w:trPr>
-          <w:trHeight w:val="179"/>
-        </w:trPr>
-        <w:tc>
-          <w:tcPr>
-            <w:tcW w:w="431" w:type="dxa"/>
-            <w:tcBorders>
-              <w:top w:val="single" w:sz="4" w:space="0" w:color="auto"/>
-              <w:left w:val="single" w:sz="4" w:space="0" w:color="auto"/>
-              <w:bottom w:val="single" w:sz="4" w:space="0" w:color="auto"/>
-              <w:right w:val="single" w:sz="4" w:space="0" w:color="auto"/>
-            </w:tcBorders>
-            <w:vAlign w:val="center"/>
-          </w:tcPr>
-          <w:p>
-            <w:pPr>
-              <w:jc w:val="center"/>
-              <w:rPr>
-                <w:rFonts w:cstheme="minorHAnsi"/>
-                <w:bCs/>
-                <w:sz w:val="20"/>
-                <w:lang w:val="ka-GE"/>
-              </w:rPr>
-            </w:pPr>
-            <w:r>
-              <w:rPr>
-                <w:rFonts w:cstheme="minorHAnsi"/>
-                <w:bCs/>
-                <w:sz w:val="20"/>
-                <w:lang w:val="ka-GE"/>
-              </w:rPr>
-              <w:t>14</w:t>
-            </w:r>
-          </w:p>
-        </w:tc>
-        <w:tc>
-          <w:tcPr>
-            <w:tcW w:w="1831" w:type="dxa"/>
-            <w:tcBorders>
-              <w:top w:val="single" w:sz="4" w:space="0" w:color="auto"/>
-              <w:left w:val="single" w:sz="4" w:space="0" w:color="auto"/>
-              <w:bottom w:val="single" w:sz="4" w:space="0" w:color="auto"/>
-              <w:right w:val="single" w:sz="4" w:space="0" w:color="auto"/>
-            </w:tcBorders>
-            <w:vAlign w:val="center"/>
-          </w:tcPr>
-          <w:p>
-            <w:pPr>
-              <w:jc w:val="center"/>
-              <w:rPr>
-                <w:rFonts w:cstheme="minorHAnsi"/>
-                <w:b/>
-                <w:bCs/>
-                <w:sz w:val="20"/>
-                <w:szCs w:val="20"/>
-              </w:rPr>
-            </w:pPr>
-          </w:p>
-        </w:tc>
-        <w:tc>
-          <w:tcPr>
-            <w:tcW w:w="3043" w:type="dxa"/>
-            <w:tcBorders>
-              <w:top w:val="single" w:sz="4" w:space="0" w:color="auto"/>
-              <w:left w:val="single" w:sz="4" w:space="0" w:color="auto"/>
-              <w:bottom w:val="single" w:sz="4" w:space="0" w:color="auto"/>
-              <w:right w:val="single" w:sz="4" w:space="0" w:color="auto"/>
-            </w:tcBorders>
-            <w:vAlign w:val="center"/>
-          </w:tcPr>
-          <w:p>
-            <w:pPr>
-              <w:ind w:left="143"/>
-              <w:rPr>
-                <w:rFonts w:cstheme="minorHAnsi"/>
-                <w:bCs/>
-                <w:sz w:val="20"/>
-                <w:szCs w:val="18"/>
-              </w:rPr>
-            </w:pPr>
-          </w:p>
-        </w:tc>
-        <w:tc>
-          <w:tcPr>
-            <w:tcW w:w="1800" w:type="dxa"/>
-            <w:tcBorders>
-              <w:top w:val="single" w:sz="4" w:space="0" w:color="auto"/>
-              <w:left w:val="single" w:sz="4" w:space="0" w:color="auto"/>
-              <w:bottom w:val="single" w:sz="4" w:space="0" w:color="auto"/>
-              <w:right w:val="single" w:sz="4" w:space="0" w:color="auto"/>
-            </w:tcBorders>
-            <w:vAlign w:val="center"/>
-          </w:tcPr>
-          <w:p>
-            <w:pPr>
-              <w:jc w:val="center"/>
-              <w:rPr>
-                <w:rFonts w:cstheme="minorHAnsi"/>
-                <w:bCs/>
-                <w:sz w:val="20"/>
-                <w:szCs w:val="18"/>
-              </w:rPr>
-            </w:pPr>
-          </w:p>
-        </w:tc>
-        <w:tc>
-          <w:tcPr>
-            <w:tcW w:w="1350" w:type="dxa"/>
-            <w:tcBorders>
-              <w:top w:val="single" w:sz="4" w:space="0" w:color="auto"/>
-              <w:left w:val="single" w:sz="4" w:space="0" w:color="auto"/>
-              <w:bottom w:val="single" w:sz="4" w:space="0" w:color="auto"/>
-              <w:right w:val="single" w:sz="4" w:space="0" w:color="auto"/>
-            </w:tcBorders>
-            <w:vAlign w:val="center"/>
-          </w:tcPr>
-          <w:p>
-            <w:pPr>
-              <w:jc w:val="center"/>
-              <w:rPr>
-                <w:rFonts w:cstheme="minorHAnsi"/>
-                <w:bCs/>
-                <w:sz w:val="20"/>
-                <w:szCs w:val="18"/>
-              </w:rPr>
-            </w:pPr>
-          </w:p>
-        </w:tc>
-        <w:tc>
-          <w:tcPr>
-            <w:tcW w:w="2602" w:type="dxa"/>
-            <w:tcBorders>
-              <w:top w:val="single" w:sz="4" w:space="0" w:color="auto"/>
-              <w:left w:val="single" w:sz="4" w:space="0" w:color="auto"/>
-              <w:bottom w:val="single" w:sz="4" w:space="0" w:color="auto"/>
-              <w:right w:val="single" w:sz="4" w:space="0" w:color="auto"/>
-            </w:tcBorders>
-            <w:vAlign w:val="center"/>
-          </w:tcPr>
-          <w:p>
-            <w:pPr>
-              <w:jc w:val="center"/>
-              <w:rPr>
-                <w:rFonts w:cstheme="minorHAnsi"/>
-                <w:sz w:val="20"/>
-                <w:szCs w:val="18"/>
-              </w:rPr>
-            </w:pPr>
-          </w:p>
-        </w:tc>
-      </w:tr>
+      <w:bookmarkEnd w:id="7"/>
     </w:tbl>
     <w:p>
       <w:pPr>
@@ -11237,7 +8124,7 @@
                     </pic:cNvPicPr>
                   </pic:nvPicPr>
                   <pic:blipFill>
-                    <a:blip r:embed="rId17" cstate="print">
+                    <a:blip r:embed="rId23" cstate="print">
                       <a:extLst>
                         <a:ext uri="{28A0092B-C50C-407E-A947-70E740481C1C}">
                           <a14:useLocalDpi xmlns:a14="http://schemas.microsoft.com/office/drawing/2010/main" val="0"/>
@@ -11395,7 +8282,7 @@
 </file>
 
 <file path=word/endnotes.xml><?xml version="1.0" encoding="utf-8"?>
-<w:endnotes xmlns:wpc="http://schemas.microsoft.com/office/word/2010/wordprocessingCanvas" xmlns:cx="http://schemas.microsoft.com/office/drawing/2014/chartex" xmlns:cx1="http://schemas.microsoft.com/office/drawing/2015/9/8/chartex" xmlns:cx2="http://schemas.microsoft.com/office/drawing/2015/10/21/chartex" xmlns:cx3="http://schemas.microsoft.com/office/drawing/2016/5/9/chartex" xmlns:cx4="http://schemas.microsoft.com/office/drawing/2016/5/10/chartex" xmlns:cx5="http://schemas.microsoft.com/office/drawing/2016/5/11/chartex" xmlns:cx6="http://schemas.microsoft.com/office/drawing/2016/5/12/chartex" xmlns:cx7="http://schemas.microsoft.com/office/drawing/2016/5/13/chartex" xmlns:cx8="http://schemas.microsoft.com/office/drawing/2016/5/14/chartex" xmlns:mc="http://schemas.openxmlformats.org/markup-compatibility/2006" xmlns:aink="http://schemas.microsoft.com/office/drawing/2016/ink" xmlns:am3d="http://schemas.microsoft.com/office/drawing/2017/model3d" xmlns:o="urn:schemas-microsoft-com:office:office" xmlns:oel="http://schemas.microsoft.com/office/2019/extlst" xmlns:r="http://schemas.openxmlformats.org/officeDocument/2006/relationships" xmlns:m="http://schemas.openxmlformats.org/officeDocument/2006/math" xmlns:v="urn:schemas-microsoft-com:vml" xmlns:wp14="http://schemas.microsoft.com/office/word/2010/wordprocessingDrawing" xmlns:wp="http://schemas.openxmlformats.org/drawingml/2006/wordprocessingDrawing" xmlns:w10="urn:schemas-microsoft-com:office:word" xmlns:w="http://schemas.openxmlformats.org/wordprocessingml/2006/main" xmlns:w14="http://schemas.microsoft.com/office/word/2010/wordml" xmlns:w15="http://schemas.microsoft.com/office/word/2012/wordml" xmlns:w16cex="http://schemas.microsoft.com/office/word/2018/wordml/cex" xmlns:w16cid="http://schemas.microsoft.com/office/word/2016/wordml/cid" xmlns:w16="http://schemas.microsoft.com/office/word/2018/wordml" xmlns:w16du="http://schemas.microsoft.com/office/word/2023/wordml/word16du" xmlns:w16sdtdh="http://schemas.microsoft.com/office/word/2020/wordml/sdtdatahash" xmlns:w16sdtfl="http://schemas.microsoft.com/office/word/2024/wordml/sdtformatlock" xmlns:w16se="http://schemas.microsoft.com/office/word/2015/wordml/symex" xmlns:wpg="http://schemas.microsoft.com/office/word/2010/wordprocessingGroup" xmlns:wpi="http://schemas.microsoft.com/office/word/2010/wordprocessingInk" xmlns:wne="http://schemas.microsoft.com/office/word/2006/wordml" xmlns:wps="http://schemas.microsoft.com/office/word/2010/wordprocessingShape" mc:Ignorable="w14 w15 w16se w16cid w16 w16cex w16sdtdh w16sdtfl w16du wp14">
+<w:endnotes xmlns:wpc="http://schemas.microsoft.com/office/word/2010/wordprocessingCanvas" xmlns:cx="http://schemas.microsoft.com/office/drawing/2014/chartex" xmlns:cx1="http://schemas.microsoft.com/office/drawing/2015/9/8/chartex" xmlns:cx2="http://schemas.microsoft.com/office/drawing/2015/10/21/chartex" xmlns:cx3="http://schemas.microsoft.com/office/drawing/2016/5/9/chartex" xmlns:cx4="http://schemas.microsoft.com/office/drawing/2016/5/10/chartex" xmlns:cx5="http://schemas.microsoft.com/office/drawing/2016/5/11/chartex" xmlns:cx6="http://schemas.microsoft.com/office/drawing/2016/5/12/chartex" xmlns:cx7="http://schemas.microsoft.com/office/drawing/2016/5/13/chartex" xmlns:cx8="http://schemas.microsoft.com/office/drawing/2016/5/14/chartex" xmlns:mc="http://schemas.openxmlformats.org/markup-compatibility/2006" xmlns:aink="http://schemas.microsoft.com/office/drawing/2016/ink" xmlns:am3d="http://schemas.microsoft.com/office/drawing/2017/model3d" xmlns:o="urn:schemas-microsoft-com:office:office" xmlns:r="http://schemas.openxmlformats.org/officeDocument/2006/relationships" xmlns:m="http://schemas.openxmlformats.org/officeDocument/2006/math" xmlns:v="urn:schemas-microsoft-com:vml" xmlns:wp14="http://schemas.microsoft.com/office/word/2010/wordprocessingDrawing" xmlns:wp="http://schemas.openxmlformats.org/drawingml/2006/wordprocessingDrawing" xmlns:w10="urn:schemas-microsoft-com:office:word" xmlns:w="http://schemas.openxmlformats.org/wordprocessingml/2006/main" xmlns:w14="http://schemas.microsoft.com/office/word/2010/wordml" xmlns:w15="http://schemas.microsoft.com/office/word/2012/wordml" xmlns:w16cex="http://schemas.microsoft.com/office/word/2018/wordml/cex" xmlns:w16cid="http://schemas.microsoft.com/office/word/2016/wordml/cid" xmlns:w16="http://schemas.microsoft.com/office/word/2018/wordml" xmlns:w16sdtdh="http://schemas.microsoft.com/office/word/2020/wordml/sdtdatahash" xmlns:w16se="http://schemas.microsoft.com/office/word/2015/wordml/symex" xmlns:wpg="http://schemas.microsoft.com/office/word/2010/wordprocessingGroup" xmlns:wpi="http://schemas.microsoft.com/office/word/2010/wordprocessingInk" xmlns:wne="http://schemas.microsoft.com/office/word/2006/wordml" xmlns:wps="http://schemas.microsoft.com/office/word/2010/wordprocessingShape" mc:Ignorable="w14 w15 w16se w16cid w16 w16cex w16sdtdh wp14">
   <w:endnote w:type="separator" w:id="-1">
     <w:p>
       <w:pPr>
@@ -11420,7 +8307,7 @@
 </file>
 
 <file path=word/footer1.xml><?xml version="1.0" encoding="utf-8"?>
-<w:ftr xmlns:wpc="http://schemas.microsoft.com/office/word/2010/wordprocessingCanvas" xmlns:cx="http://schemas.microsoft.com/office/drawing/2014/chartex" xmlns:cx1="http://schemas.microsoft.com/office/drawing/2015/9/8/chartex" xmlns:cx2="http://schemas.microsoft.com/office/drawing/2015/10/21/chartex" xmlns:cx3="http://schemas.microsoft.com/office/drawing/2016/5/9/chartex" xmlns:cx4="http://schemas.microsoft.com/office/drawing/2016/5/10/chartex" xmlns:cx5="http://schemas.microsoft.com/office/drawing/2016/5/11/chartex" xmlns:cx6="http://schemas.microsoft.com/office/drawing/2016/5/12/chartex" xmlns:cx7="http://schemas.microsoft.com/office/drawing/2016/5/13/chartex" xmlns:cx8="http://schemas.microsoft.com/office/drawing/2016/5/14/chartex" xmlns:mc="http://schemas.openxmlformats.org/markup-compatibility/2006" xmlns:aink="http://schemas.microsoft.com/office/drawing/2016/ink" xmlns:am3d="http://schemas.microsoft.com/office/drawing/2017/model3d" xmlns:o="urn:schemas-microsoft-com:office:office" xmlns:oel="http://schemas.microsoft.com/office/2019/extlst" xmlns:r="http://schemas.openxmlformats.org/officeDocument/2006/relationships" xmlns:m="http://schemas.openxmlformats.org/officeDocument/2006/math" xmlns:v="urn:schemas-microsoft-com:vml" xmlns:wp14="http://schemas.microsoft.com/office/word/2010/wordprocessingDrawing" xmlns:wp="http://schemas.openxmlformats.org/drawingml/2006/wordprocessingDrawing" xmlns:w10="urn:schemas-microsoft-com:office:word" xmlns:w="http://schemas.openxmlformats.org/wordprocessingml/2006/main" xmlns:w14="http://schemas.microsoft.com/office/word/2010/wordml" xmlns:w15="http://schemas.microsoft.com/office/word/2012/wordml" xmlns:w16cex="http://schemas.microsoft.com/office/word/2018/wordml/cex" xmlns:w16cid="http://schemas.microsoft.com/office/word/2016/wordml/cid" xmlns:w16="http://schemas.microsoft.com/office/word/2018/wordml" xmlns:w16du="http://schemas.microsoft.com/office/word/2023/wordml/word16du" xmlns:w16sdtdh="http://schemas.microsoft.com/office/word/2020/wordml/sdtdatahash" xmlns:w16sdtfl="http://schemas.microsoft.com/office/word/2024/wordml/sdtformatlock" xmlns:w16se="http://schemas.microsoft.com/office/word/2015/wordml/symex" xmlns:wpg="http://schemas.microsoft.com/office/word/2010/wordprocessingGroup" xmlns:wpi="http://schemas.microsoft.com/office/word/2010/wordprocessingInk" xmlns:wne="http://schemas.microsoft.com/office/word/2006/wordml" xmlns:wps="http://schemas.microsoft.com/office/word/2010/wordprocessingShape" mc:Ignorable="w14 w15 w16se w16cid w16 w16cex w16sdtdh w16sdtfl w16du wp14">
+<w:ftr xmlns:wpc="http://schemas.microsoft.com/office/word/2010/wordprocessingCanvas" xmlns:cx="http://schemas.microsoft.com/office/drawing/2014/chartex" xmlns:cx1="http://schemas.microsoft.com/office/drawing/2015/9/8/chartex" xmlns:cx2="http://schemas.microsoft.com/office/drawing/2015/10/21/chartex" xmlns:cx3="http://schemas.microsoft.com/office/drawing/2016/5/9/chartex" xmlns:cx4="http://schemas.microsoft.com/office/drawing/2016/5/10/chartex" xmlns:cx5="http://schemas.microsoft.com/office/drawing/2016/5/11/chartex" xmlns:cx6="http://schemas.microsoft.com/office/drawing/2016/5/12/chartex" xmlns:cx7="http://schemas.microsoft.com/office/drawing/2016/5/13/chartex" xmlns:cx8="http://schemas.microsoft.com/office/drawing/2016/5/14/chartex" xmlns:mc="http://schemas.openxmlformats.org/markup-compatibility/2006" xmlns:aink="http://schemas.microsoft.com/office/drawing/2016/ink" xmlns:am3d="http://schemas.microsoft.com/office/drawing/2017/model3d" xmlns:o="urn:schemas-microsoft-com:office:office" xmlns:r="http://schemas.openxmlformats.org/officeDocument/2006/relationships" xmlns:m="http://schemas.openxmlformats.org/officeDocument/2006/math" xmlns:v="urn:schemas-microsoft-com:vml" xmlns:wp14="http://schemas.microsoft.com/office/word/2010/wordprocessingDrawing" xmlns:wp="http://schemas.openxmlformats.org/drawingml/2006/wordprocessingDrawing" xmlns:w10="urn:schemas-microsoft-com:office:word" xmlns:w="http://schemas.openxmlformats.org/wordprocessingml/2006/main" xmlns:w14="http://schemas.microsoft.com/office/word/2010/wordml" xmlns:w15="http://schemas.microsoft.com/office/word/2012/wordml" xmlns:w16cex="http://schemas.microsoft.com/office/word/2018/wordml/cex" xmlns:w16cid="http://schemas.microsoft.com/office/word/2016/wordml/cid" xmlns:w16="http://schemas.microsoft.com/office/word/2018/wordml" xmlns:w16sdtdh="http://schemas.microsoft.com/office/word/2020/wordml/sdtdatahash" xmlns:w16se="http://schemas.microsoft.com/office/word/2015/wordml/symex" xmlns:wpg="http://schemas.microsoft.com/office/word/2010/wordprocessingGroup" xmlns:wpi="http://schemas.microsoft.com/office/word/2010/wordprocessingInk" xmlns:wne="http://schemas.microsoft.com/office/word/2006/wordml" xmlns:wps="http://schemas.microsoft.com/office/word/2010/wordprocessingShape" mc:Ignorable="w14 w15 w16se w16cid w16 w16cex w16sdtdh wp14">
   <w:sdt>
     <w:sdtPr>
       <w:id w:val="-2119057087"/>
@@ -11473,7 +8360,7 @@
 </file>
 
 <file path=word/footnotes.xml><?xml version="1.0" encoding="utf-8"?>
-<w:footnotes xmlns:wpc="http://schemas.microsoft.com/office/word/2010/wordprocessingCanvas" xmlns:cx="http://schemas.microsoft.com/office/drawing/2014/chartex" xmlns:cx1="http://schemas.microsoft.com/office/drawing/2015/9/8/chartex" xmlns:cx2="http://schemas.microsoft.com/office/drawing/2015/10/21/chartex" xmlns:cx3="http://schemas.microsoft.com/office/drawing/2016/5/9/chartex" xmlns:cx4="http://schemas.microsoft.com/office/drawing/2016/5/10/chartex" xmlns:cx5="http://schemas.microsoft.com/office/drawing/2016/5/11/chartex" xmlns:cx6="http://schemas.microsoft.com/office/drawing/2016/5/12/chartex" xmlns:cx7="http://schemas.microsoft.com/office/drawing/2016/5/13/chartex" xmlns:cx8="http://schemas.microsoft.com/office/drawing/2016/5/14/chartex" xmlns:mc="http://schemas.openxmlformats.org/markup-compatibility/2006" xmlns:aink="http://schemas.microsoft.com/office/drawing/2016/ink" xmlns:am3d="http://schemas.microsoft.com/office/drawing/2017/model3d" xmlns:o="urn:schemas-microsoft-com:office:office" xmlns:oel="http://schemas.microsoft.com/office/2019/extlst" xmlns:r="http://schemas.openxmlformats.org/officeDocument/2006/relationships" xmlns:m="http://schemas.openxmlformats.org/officeDocument/2006/math" xmlns:v="urn:schemas-microsoft-com:vml" xmlns:wp14="http://schemas.microsoft.com/office/word/2010/wordprocessingDrawing" xmlns:wp="http://schemas.openxmlformats.org/drawingml/2006/wordprocessingDrawing" xmlns:w10="urn:schemas-microsoft-com:office:word" xmlns:w="http://schemas.openxmlformats.org/wordprocessingml/2006/main" xmlns:w14="http://schemas.microsoft.com/office/word/2010/wordml" xmlns:w15="http://schemas.microsoft.com/office/word/2012/wordml" xmlns:w16cex="http://schemas.microsoft.com/office/word/2018/wordml/cex" xmlns:w16cid="http://schemas.microsoft.com/office/word/2016/wordml/cid" xmlns:w16="http://schemas.microsoft.com/office/word/2018/wordml" xmlns:w16du="http://schemas.microsoft.com/office/word/2023/wordml/word16du" xmlns:w16sdtdh="http://schemas.microsoft.com/office/word/2020/wordml/sdtdatahash" xmlns:w16sdtfl="http://schemas.microsoft.com/office/word/2024/wordml/sdtformatlock" xmlns:w16se="http://schemas.microsoft.com/office/word/2015/wordml/symex" xmlns:wpg="http://schemas.microsoft.com/office/word/2010/wordprocessingGroup" xmlns:wpi="http://schemas.microsoft.com/office/word/2010/wordprocessingInk" xmlns:wne="http://schemas.microsoft.com/office/word/2006/wordml" xmlns:wps="http://schemas.microsoft.com/office/word/2010/wordprocessingShape" mc:Ignorable="w14 w15 w16se w16cid w16 w16cex w16sdtdh w16sdtfl w16du wp14">
+<w:footnotes xmlns:wpc="http://schemas.microsoft.com/office/word/2010/wordprocessingCanvas" xmlns:cx="http://schemas.microsoft.com/office/drawing/2014/chartex" xmlns:cx1="http://schemas.microsoft.com/office/drawing/2015/9/8/chartex" xmlns:cx2="http://schemas.microsoft.com/office/drawing/2015/10/21/chartex" xmlns:cx3="http://schemas.microsoft.com/office/drawing/2016/5/9/chartex" xmlns:cx4="http://schemas.microsoft.com/office/drawing/2016/5/10/chartex" xmlns:cx5="http://schemas.microsoft.com/office/drawing/2016/5/11/chartex" xmlns:cx6="http://schemas.microsoft.com/office/drawing/2016/5/12/chartex" xmlns:cx7="http://schemas.microsoft.com/office/drawing/2016/5/13/chartex" xmlns:cx8="http://schemas.microsoft.com/office/drawing/2016/5/14/chartex" xmlns:mc="http://schemas.openxmlformats.org/markup-compatibility/2006" xmlns:aink="http://schemas.microsoft.com/office/drawing/2016/ink" xmlns:am3d="http://schemas.microsoft.com/office/drawing/2017/model3d" xmlns:o="urn:schemas-microsoft-com:office:office" xmlns:r="http://schemas.openxmlformats.org/officeDocument/2006/relationships" xmlns:m="http://schemas.openxmlformats.org/officeDocument/2006/math" xmlns:v="urn:schemas-microsoft-com:vml" xmlns:wp14="http://schemas.microsoft.com/office/word/2010/wordprocessingDrawing" xmlns:wp="http://schemas.openxmlformats.org/drawingml/2006/wordprocessingDrawing" xmlns:w10="urn:schemas-microsoft-com:office:word" xmlns:w="http://schemas.openxmlformats.org/wordprocessingml/2006/main" xmlns:w14="http://schemas.microsoft.com/office/word/2010/wordml" xmlns:w15="http://schemas.microsoft.com/office/word/2012/wordml" xmlns:w16cex="http://schemas.microsoft.com/office/word/2018/wordml/cex" xmlns:w16cid="http://schemas.microsoft.com/office/word/2016/wordml/cid" xmlns:w16="http://schemas.microsoft.com/office/word/2018/wordml" xmlns:w16sdtdh="http://schemas.microsoft.com/office/word/2020/wordml/sdtdatahash" xmlns:w16se="http://schemas.microsoft.com/office/word/2015/wordml/symex" xmlns:wpg="http://schemas.microsoft.com/office/word/2010/wordprocessingGroup" xmlns:wpi="http://schemas.microsoft.com/office/word/2010/wordprocessingInk" xmlns:wne="http://schemas.microsoft.com/office/word/2006/wordml" xmlns:wps="http://schemas.microsoft.com/office/word/2010/wordprocessingShape" mc:Ignorable="w14 w15 w16se w16cid w16 w16cex w16sdtdh wp14">
   <w:footnote w:type="separator" w:id="-1">
     <w:p>
       <w:pPr>
@@ -11498,7 +8385,7 @@
 </file>
 
 <file path=word/numbering.xml><?xml version="1.0" encoding="utf-8"?>
-<w:numbering xmlns:wpc="http://schemas.microsoft.com/office/word/2010/wordprocessingCanvas" xmlns:cx="http://schemas.microsoft.com/office/drawing/2014/chartex" xmlns:cx1="http://schemas.microsoft.com/office/drawing/2015/9/8/chartex" xmlns:cx2="http://schemas.microsoft.com/office/drawing/2015/10/21/chartex" xmlns:cx3="http://schemas.microsoft.com/office/drawing/2016/5/9/chartex" xmlns:cx4="http://schemas.microsoft.com/office/drawing/2016/5/10/chartex" xmlns:cx5="http://schemas.microsoft.com/office/drawing/2016/5/11/chartex" xmlns:cx6="http://schemas.microsoft.com/office/drawing/2016/5/12/chartex" xmlns:cx7="http://schemas.microsoft.com/office/drawing/2016/5/13/chartex" xmlns:cx8="http://schemas.microsoft.com/office/drawing/2016/5/14/chartex" xmlns:mc="http://schemas.openxmlformats.org/markup-compatibility/2006" xmlns:aink="http://schemas.microsoft.com/office/drawing/2016/ink" xmlns:am3d="http://schemas.microsoft.com/office/drawing/2017/model3d" xmlns:o="urn:schemas-microsoft-com:office:office" xmlns:oel="http://schemas.microsoft.com/office/2019/extlst" xmlns:r="http://schemas.openxmlformats.org/officeDocument/2006/relationships" xmlns:m="http://schemas.openxmlformats.org/officeDocument/2006/math" xmlns:v="urn:schemas-microsoft-com:vml" xmlns:wp14="http://schemas.microsoft.com/office/word/2010/wordprocessingDrawing" xmlns:wp="http://schemas.openxmlformats.org/drawingml/2006/wordprocessingDrawing" xmlns:w10="urn:schemas-microsoft-com:office:word" xmlns:w="http://schemas.openxmlformats.org/wordprocessingml/2006/main" xmlns:w14="http://schemas.microsoft.com/office/word/2010/wordml" xmlns:w15="http://schemas.microsoft.com/office/word/2012/wordml" xmlns:w16cex="http://schemas.microsoft.com/office/word/2018/wordml/cex" xmlns:w16cid="http://schemas.microsoft.com/office/word/2016/wordml/cid" xmlns:w16="http://schemas.microsoft.com/office/word/2018/wordml" xmlns:w16du="http://schemas.microsoft.com/office/word/2023/wordml/word16du" xmlns:w16sdtdh="http://schemas.microsoft.com/office/word/2020/wordml/sdtdatahash" xmlns:w16sdtfl="http://schemas.microsoft.com/office/word/2024/wordml/sdtformatlock" xmlns:w16se="http://schemas.microsoft.com/office/word/2015/wordml/symex" xmlns:wpg="http://schemas.microsoft.com/office/word/2010/wordprocessingGroup" xmlns:wpi="http://schemas.microsoft.com/office/word/2010/wordprocessingInk" xmlns:wne="http://schemas.microsoft.com/office/word/2006/wordml" xmlns:wps="http://schemas.microsoft.com/office/word/2010/wordprocessingShape" mc:Ignorable="w14 w15 w16se w16cid w16 w16cex w16sdtdh w16sdtfl w16du wp14">
+<w:numbering xmlns:wpc="http://schemas.microsoft.com/office/word/2010/wordprocessingCanvas" xmlns:cx="http://schemas.microsoft.com/office/drawing/2014/chartex" xmlns:cx1="http://schemas.microsoft.com/office/drawing/2015/9/8/chartex" xmlns:cx2="http://schemas.microsoft.com/office/drawing/2015/10/21/chartex" xmlns:cx3="http://schemas.microsoft.com/office/drawing/2016/5/9/chartex" xmlns:cx4="http://schemas.microsoft.com/office/drawing/2016/5/10/chartex" xmlns:cx5="http://schemas.microsoft.com/office/drawing/2016/5/11/chartex" xmlns:cx6="http://schemas.microsoft.com/office/drawing/2016/5/12/chartex" xmlns:cx7="http://schemas.microsoft.com/office/drawing/2016/5/13/chartex" xmlns:cx8="http://schemas.microsoft.com/office/drawing/2016/5/14/chartex" xmlns:mc="http://schemas.openxmlformats.org/markup-compatibility/2006" xmlns:aink="http://schemas.microsoft.com/office/drawing/2016/ink" xmlns:am3d="http://schemas.microsoft.com/office/drawing/2017/model3d" xmlns:o="urn:schemas-microsoft-com:office:office" xmlns:r="http://schemas.openxmlformats.org/officeDocument/2006/relationships" xmlns:m="http://schemas.openxmlformats.org/officeDocument/2006/math" xmlns:v="urn:schemas-microsoft-com:vml" xmlns:wp14="http://schemas.microsoft.com/office/word/2010/wordprocessingDrawing" xmlns:wp="http://schemas.openxmlformats.org/drawingml/2006/wordprocessingDrawing" xmlns:w10="urn:schemas-microsoft-com:office:word" xmlns:w="http://schemas.openxmlformats.org/wordprocessingml/2006/main" xmlns:w14="http://schemas.microsoft.com/office/word/2010/wordml" xmlns:w15="http://schemas.microsoft.com/office/word/2012/wordml" xmlns:w16cex="http://schemas.microsoft.com/office/word/2018/wordml/cex" xmlns:w16cid="http://schemas.microsoft.com/office/word/2016/wordml/cid" xmlns:w16="http://schemas.microsoft.com/office/word/2018/wordml" xmlns:w16sdtdh="http://schemas.microsoft.com/office/word/2020/wordml/sdtdatahash" xmlns:w16se="http://schemas.microsoft.com/office/word/2015/wordml/symex" xmlns:wpg="http://schemas.microsoft.com/office/word/2010/wordprocessingGroup" xmlns:wpi="http://schemas.microsoft.com/office/word/2010/wordprocessingInk" xmlns:wne="http://schemas.microsoft.com/office/word/2006/wordml" xmlns:wps="http://schemas.microsoft.com/office/word/2010/wordprocessingShape" mc:Ignorable="w14 w15 w16se w16cid w16 w16cex w16sdtdh wp14">
   <w:abstractNum w:abstractNumId="0" w15:restartNumberingAfterBreak="0">
     <w:nsid w:val="0EBB51B7"/>
     <w:multiLevelType w:val="hybridMultilevel"/>
@@ -11983,10 +8870,10 @@
       </w:rPr>
     </w:lvl>
   </w:abstractNum>
-  <w:num w:numId="1" w16cid:durableId="1780220862">
+  <w:num w:numId="1">
     <w:abstractNumId w:val="3"/>
   </w:num>
-  <w:num w:numId="2" w16cid:durableId="890266554">
+  <w:num w:numId="2">
     <w:abstractNumId w:val="1"/>
     <w:lvlOverride w:ilvl="0">
       <w:startOverride w:val="1"/>
@@ -12016,23 +8903,23 @@
       <w:startOverride w:val="1"/>
     </w:lvlOverride>
   </w:num>
-  <w:num w:numId="3" w16cid:durableId="1371763440">
+  <w:num w:numId="3">
     <w:abstractNumId w:val="1"/>
   </w:num>
-  <w:num w:numId="4" w16cid:durableId="1417627659">
+  <w:num w:numId="4">
     <w:abstractNumId w:val="0"/>
   </w:num>
-  <w:num w:numId="5" w16cid:durableId="2068451194">
+  <w:num w:numId="5">
     <w:abstractNumId w:val="4"/>
   </w:num>
-  <w:num w:numId="6" w16cid:durableId="1536692958">
+  <w:num w:numId="6">
     <w:abstractNumId w:val="2"/>
   </w:num>
 </w:numbering>
 </file>
 
 <file path=word/styles.xml><?xml version="1.0" encoding="utf-8"?>
-<w:styles xmlns:mc="http://schemas.openxmlformats.org/markup-compatibility/2006" xmlns:r="http://schemas.openxmlformats.org/officeDocument/2006/relationships" xmlns:w="http://schemas.openxmlformats.org/wordprocessingml/2006/main" xmlns:w14="http://schemas.microsoft.com/office/word/2010/wordml" xmlns:w15="http://schemas.microsoft.com/office/word/2012/wordml" xmlns:w16cex="http://schemas.microsoft.com/office/word/2018/wordml/cex" xmlns:w16cid="http://schemas.microsoft.com/office/word/2016/wordml/cid" xmlns:w16="http://schemas.microsoft.com/office/word/2018/wordml" xmlns:w16du="http://schemas.microsoft.com/office/word/2023/wordml/word16du" xmlns:w16sdtdh="http://schemas.microsoft.com/office/word/2020/wordml/sdtdatahash" xmlns:w16sdtfl="http://schemas.microsoft.com/office/word/2024/wordml/sdtformatlock" xmlns:w16se="http://schemas.microsoft.com/office/word/2015/wordml/symex" mc:Ignorable="w14 w15 w16se w16cid w16 w16cex w16sdtdh w16sdtfl w16du">
+<w:styles xmlns:mc="http://schemas.openxmlformats.org/markup-compatibility/2006" xmlns:r="http://schemas.openxmlformats.org/officeDocument/2006/relationships" xmlns:w="http://schemas.openxmlformats.org/wordprocessingml/2006/main" xmlns:w14="http://schemas.microsoft.com/office/word/2010/wordml" xmlns:w15="http://schemas.microsoft.com/office/word/2012/wordml" xmlns:w16cex="http://schemas.microsoft.com/office/word/2018/wordml/cex" xmlns:w16cid="http://schemas.microsoft.com/office/word/2016/wordml/cid" xmlns:w16="http://schemas.microsoft.com/office/word/2018/wordml" xmlns:w16sdtdh="http://schemas.microsoft.com/office/word/2020/wordml/sdtdatahash" xmlns:w16se="http://schemas.microsoft.com/office/word/2015/wordml/symex" mc:Ignorable="w14 w15 w16se w16cid w16 w16cex w16sdtdh">
   <w:docDefaults>
     <w:rPrDefault>
       <w:rPr>
@@ -12696,7 +9583,7 @@
 </file>
 
 <file path=word/glossary/document.xml><?xml version="1.0" encoding="utf-8"?>
-<w:glossaryDocument xmlns:wpc="http://schemas.microsoft.com/office/word/2010/wordprocessingCanvas" xmlns:cx="http://schemas.microsoft.com/office/drawing/2014/chartex" xmlns:cx1="http://schemas.microsoft.com/office/drawing/2015/9/8/chartex" xmlns:cx2="http://schemas.microsoft.com/office/drawing/2015/10/21/chartex" xmlns:cx3="http://schemas.microsoft.com/office/drawing/2016/5/9/chartex" xmlns:cx4="http://schemas.microsoft.com/office/drawing/2016/5/10/chartex" xmlns:cx5="http://schemas.microsoft.com/office/drawing/2016/5/11/chartex" xmlns:cx6="http://schemas.microsoft.com/office/drawing/2016/5/12/chartex" xmlns:cx7="http://schemas.microsoft.com/office/drawing/2016/5/13/chartex" xmlns:cx8="http://schemas.microsoft.com/office/drawing/2016/5/14/chartex" xmlns:mc="http://schemas.openxmlformats.org/markup-compatibility/2006" xmlns:aink="http://schemas.microsoft.com/office/drawing/2016/ink" xmlns:am3d="http://schemas.microsoft.com/office/drawing/2017/model3d" xmlns:o="urn:schemas-microsoft-com:office:office" xmlns:oel="http://schemas.microsoft.com/office/2019/extlst" xmlns:r="http://schemas.openxmlformats.org/officeDocument/2006/relationships" xmlns:m="http://schemas.openxmlformats.org/officeDocument/2006/math" xmlns:v="urn:schemas-microsoft-com:vml" xmlns:wp14="http://schemas.microsoft.com/office/word/2010/wordprocessingDrawing" xmlns:wp="http://schemas.openxmlformats.org/drawingml/2006/wordprocessingDrawing" xmlns:w10="urn:schemas-microsoft-com:office:word" xmlns:w="http://schemas.openxmlformats.org/wordprocessingml/2006/main" xmlns:w14="http://schemas.microsoft.com/office/word/2010/wordml" xmlns:w15="http://schemas.microsoft.com/office/word/2012/wordml" xmlns:w16cex="http://schemas.microsoft.com/office/word/2018/wordml/cex" xmlns:w16cid="http://schemas.microsoft.com/office/word/2016/wordml/cid" xmlns:w16="http://schemas.microsoft.com/office/word/2018/wordml" xmlns:w16du="http://schemas.microsoft.com/office/word/2023/wordml/word16du" xmlns:w16sdtdh="http://schemas.microsoft.com/office/word/2020/wordml/sdtdatahash" xmlns:w16sdtfl="http://schemas.microsoft.com/office/word/2024/wordml/sdtformatlock" xmlns:w16se="http://schemas.microsoft.com/office/word/2015/wordml/symex" xmlns:wpg="http://schemas.microsoft.com/office/word/2010/wordprocessingGroup" xmlns:wpi="http://schemas.microsoft.com/office/word/2010/wordprocessingInk" xmlns:wne="http://schemas.microsoft.com/office/word/2006/wordml" xmlns:wps="http://schemas.microsoft.com/office/word/2010/wordprocessingShape" mc:Ignorable="w14 w15 w16se w16cid w16 w16cex w16sdtdh w16sdtfl w16du wp14">
+<w:glossaryDocument xmlns:wpc="http://schemas.microsoft.com/office/word/2010/wordprocessingCanvas" xmlns:cx="http://schemas.microsoft.com/office/drawing/2014/chartex" xmlns:cx1="http://schemas.microsoft.com/office/drawing/2015/9/8/chartex" xmlns:cx2="http://schemas.microsoft.com/office/drawing/2015/10/21/chartex" xmlns:cx3="http://schemas.microsoft.com/office/drawing/2016/5/9/chartex" xmlns:cx4="http://schemas.microsoft.com/office/drawing/2016/5/10/chartex" xmlns:cx5="http://schemas.microsoft.com/office/drawing/2016/5/11/chartex" xmlns:cx6="http://schemas.microsoft.com/office/drawing/2016/5/12/chartex" xmlns:cx7="http://schemas.microsoft.com/office/drawing/2016/5/13/chartex" xmlns:cx8="http://schemas.microsoft.com/office/drawing/2016/5/14/chartex" xmlns:mc="http://schemas.openxmlformats.org/markup-compatibility/2006" xmlns:aink="http://schemas.microsoft.com/office/drawing/2016/ink" xmlns:am3d="http://schemas.microsoft.com/office/drawing/2017/model3d" xmlns:o="urn:schemas-microsoft-com:office:office" xmlns:r="http://schemas.openxmlformats.org/officeDocument/2006/relationships" xmlns:m="http://schemas.openxmlformats.org/officeDocument/2006/math" xmlns:v="urn:schemas-microsoft-com:vml" xmlns:wp14="http://schemas.microsoft.com/office/word/2010/wordprocessingDrawing" xmlns:wp="http://schemas.openxmlformats.org/drawingml/2006/wordprocessingDrawing" xmlns:w10="urn:schemas-microsoft-com:office:word" xmlns:w="http://schemas.openxmlformats.org/wordprocessingml/2006/main" xmlns:w14="http://schemas.microsoft.com/office/word/2010/wordml" xmlns:w15="http://schemas.microsoft.com/office/word/2012/wordml" xmlns:w16cex="http://schemas.microsoft.com/office/word/2018/wordml/cex" xmlns:w16cid="http://schemas.microsoft.com/office/word/2016/wordml/cid" xmlns:w16="http://schemas.microsoft.com/office/word/2018/wordml" xmlns:w16sdtdh="http://schemas.microsoft.com/office/word/2020/wordml/sdtdatahash" xmlns:w16se="http://schemas.microsoft.com/office/word/2015/wordml/symex" xmlns:wpg="http://schemas.microsoft.com/office/word/2010/wordprocessingGroup" xmlns:wpi="http://schemas.microsoft.com/office/word/2010/wordprocessingInk" xmlns:wne="http://schemas.microsoft.com/office/word/2006/wordml" xmlns:wps="http://schemas.microsoft.com/office/word/2010/wordprocessingShape" mc:Ignorable="w14 w15 w16se w16cid w16 w16cex w16sdtdh wp14">
   <w:docParts>
     <w:docPart>
       <w:docPartPr>
@@ -13048,7 +9935,7 @@
 </file>
 
 <file path=word/glossary/fontTable.xml><?xml version="1.0" encoding="utf-8"?>
-<w:fonts xmlns:mc="http://schemas.openxmlformats.org/markup-compatibility/2006" xmlns:r="http://schemas.openxmlformats.org/officeDocument/2006/relationships" xmlns:w="http://schemas.openxmlformats.org/wordprocessingml/2006/main" xmlns:w14="http://schemas.microsoft.com/office/word/2010/wordml" xmlns:w15="http://schemas.microsoft.com/office/word/2012/wordml" xmlns:w16cex="http://schemas.microsoft.com/office/word/2018/wordml/cex" xmlns:w16cid="http://schemas.microsoft.com/office/word/2016/wordml/cid" xmlns:w16="http://schemas.microsoft.com/office/word/2018/wordml" xmlns:w16du="http://schemas.microsoft.com/office/word/2023/wordml/word16du" xmlns:w16sdtdh="http://schemas.microsoft.com/office/word/2020/wordml/sdtdatahash" xmlns:w16sdtfl="http://schemas.microsoft.com/office/word/2024/wordml/sdtformatlock" xmlns:w16se="http://schemas.microsoft.com/office/word/2015/wordml/symex" mc:Ignorable="w14 w15 w16se w16cid w16 w16cex w16sdtdh w16sdtfl w16du">
+<w:fonts xmlns:mc="http://schemas.openxmlformats.org/markup-compatibility/2006" xmlns:r="http://schemas.openxmlformats.org/officeDocument/2006/relationships" xmlns:w="http://schemas.openxmlformats.org/wordprocessingml/2006/main" xmlns:w14="http://schemas.microsoft.com/office/word/2010/wordml" xmlns:w15="http://schemas.microsoft.com/office/word/2012/wordml" xmlns:w16cex="http://schemas.microsoft.com/office/word/2018/wordml/cex" xmlns:w16cid="http://schemas.microsoft.com/office/word/2016/wordml/cid" xmlns:w16="http://schemas.microsoft.com/office/word/2018/wordml" xmlns:w16sdtdh="http://schemas.microsoft.com/office/word/2020/wordml/sdtdatahash" xmlns:w16se="http://schemas.microsoft.com/office/word/2015/wordml/symex" mc:Ignorable="w14 w15 w16se w16cid w16 w16cex w16sdtdh">
   <w:font w:name="Symbol">
     <w:panose1 w:val="05050102010706020507"/>
     <w:charset w:val="02"/>
@@ -13112,23 +9999,11 @@
     <w:pitch w:val="variable"/>
     <w:sig w:usb0="E4002EFF" w:usb1="C200247B" w:usb2="00000009" w:usb3="00000000" w:csb0="000001FF" w:csb1="00000000"/>
   </w:font>
-  <w:font w:name="Aptos">
-    <w:charset w:val="00"/>
-    <w:family w:val="swiss"/>
-    <w:pitch w:val="variable"/>
-    <w:sig w:usb0="20000287" w:usb1="00000003" w:usb2="00000000" w:usb3="00000000" w:csb0="0000019F" w:csb1="00000000"/>
-  </w:font>
-  <w:font w:name="Aptos Display">
-    <w:charset w:val="00"/>
-    <w:family w:val="swiss"/>
-    <w:pitch w:val="variable"/>
-    <w:sig w:usb0="20000287" w:usb1="00000003" w:usb2="00000000" w:usb3="00000000" w:csb0="0000019F" w:csb1="00000000"/>
-  </w:font>
 </w:fonts>
 </file>
 
 <file path=word/glossary/settings.xml><?xml version="1.0" encoding="utf-8"?>
-<w:settings xmlns:mc="http://schemas.openxmlformats.org/markup-compatibility/2006" xmlns:o="urn:schemas-microsoft-com:office:office" xmlns:r="http://schemas.openxmlformats.org/officeDocument/2006/relationships" xmlns:m="http://schemas.openxmlformats.org/officeDocument/2006/math" xmlns:v="urn:schemas-microsoft-com:vml" xmlns:w10="urn:schemas-microsoft-com:office:word" xmlns:w="http://schemas.openxmlformats.org/wordprocessingml/2006/main" xmlns:w14="http://schemas.microsoft.com/office/word/2010/wordml" xmlns:w15="http://schemas.microsoft.com/office/word/2012/wordml" xmlns:w16cex="http://schemas.microsoft.com/office/word/2018/wordml/cex" xmlns:w16cid="http://schemas.microsoft.com/office/word/2016/wordml/cid" xmlns:w16="http://schemas.microsoft.com/office/word/2018/wordml" xmlns:w16du="http://schemas.microsoft.com/office/word/2023/wordml/word16du" xmlns:w16sdtdh="http://schemas.microsoft.com/office/word/2020/wordml/sdtdatahash" xmlns:w16sdtfl="http://schemas.microsoft.com/office/word/2024/wordml/sdtformatlock" xmlns:w16se="http://schemas.microsoft.com/office/word/2015/wordml/symex" xmlns:sl="http://schemas.openxmlformats.org/schemaLibrary/2006/main" mc:Ignorable="w14 w15 w16se w16cid w16 w16cex w16sdtdh w16sdtfl w16du">
+<w:settings xmlns:mc="http://schemas.openxmlformats.org/markup-compatibility/2006" xmlns:o="urn:schemas-microsoft-com:office:office" xmlns:r="http://schemas.openxmlformats.org/officeDocument/2006/relationships" xmlns:m="http://schemas.openxmlformats.org/officeDocument/2006/math" xmlns:v="urn:schemas-microsoft-com:vml" xmlns:w10="urn:schemas-microsoft-com:office:word" xmlns:w="http://schemas.openxmlformats.org/wordprocessingml/2006/main" xmlns:w14="http://schemas.microsoft.com/office/word/2010/wordml" xmlns:w15="http://schemas.microsoft.com/office/word/2012/wordml" xmlns:w16cex="http://schemas.microsoft.com/office/word/2018/wordml/cex" xmlns:w16cid="http://schemas.microsoft.com/office/word/2016/wordml/cid" xmlns:w16="http://schemas.microsoft.com/office/word/2018/wordml" xmlns:w16sdtdh="http://schemas.microsoft.com/office/word/2020/wordml/sdtdatahash" xmlns:w16se="http://schemas.microsoft.com/office/word/2015/wordml/symex" xmlns:sl="http://schemas.openxmlformats.org/schemaLibrary/2006/main" mc:Ignorable="w14 w15 w16se w16cid w16 w16cex w16sdtdh">
   <w:view w:val="normal"/>
   <w:revisionView w:comments="0"/>
   <w:defaultTabStop w:val="720"/>
@@ -13188,6 +10063,7 @@
     <w:rsid w:val="00063F18"/>
     <w:rsid w:val="00065F4C"/>
     <w:rsid w:val="0006603A"/>
+    <w:rsid w:val="00070A0A"/>
     <w:rsid w:val="00071128"/>
     <w:rsid w:val="00071643"/>
     <w:rsid w:val="00074D53"/>
@@ -13204,6 +10080,7 @@
     <w:rsid w:val="000868A9"/>
     <w:rsid w:val="000913E4"/>
     <w:rsid w:val="000916B3"/>
+    <w:rsid w:val="0009216D"/>
     <w:rsid w:val="00093F9A"/>
     <w:rsid w:val="00095057"/>
     <w:rsid w:val="00096984"/>
@@ -13371,6 +10248,7 @@
     <w:rsid w:val="00213248"/>
     <w:rsid w:val="002136E0"/>
     <w:rsid w:val="00213D4E"/>
+    <w:rsid w:val="00215B25"/>
     <w:rsid w:val="00216CDD"/>
     <w:rsid w:val="00217667"/>
     <w:rsid w:val="002306B5"/>
@@ -13397,7 +10275,6 @@
     <w:rsid w:val="00255C5B"/>
     <w:rsid w:val="002564D2"/>
     <w:rsid w:val="0025703D"/>
-    <w:rsid w:val="002576FC"/>
     <w:rsid w:val="00261CC4"/>
     <w:rsid w:val="00262D30"/>
     <w:rsid w:val="00264438"/>
@@ -13668,7 +10545,6 @@
     <w:rsid w:val="004E04D9"/>
     <w:rsid w:val="004E0859"/>
     <w:rsid w:val="004E1062"/>
-    <w:rsid w:val="004E1CBB"/>
     <w:rsid w:val="004E1FE5"/>
     <w:rsid w:val="004E32D9"/>
     <w:rsid w:val="004E45C2"/>
@@ -13821,6 +10697,7 @@
     <w:rsid w:val="00617024"/>
     <w:rsid w:val="0061706C"/>
     <w:rsid w:val="0061742C"/>
+    <w:rsid w:val="00621253"/>
     <w:rsid w:val="00621CCB"/>
     <w:rsid w:val="00621ED4"/>
     <w:rsid w:val="00622B30"/>
@@ -13986,6 +10863,7 @@
     <w:rsid w:val="007A672D"/>
     <w:rsid w:val="007A6E4D"/>
     <w:rsid w:val="007B0FF0"/>
+    <w:rsid w:val="007B2741"/>
     <w:rsid w:val="007B5C62"/>
     <w:rsid w:val="007C0B56"/>
     <w:rsid w:val="007C10A3"/>
@@ -14031,6 +10909,7 @@
     <w:rsid w:val="008179AA"/>
     <w:rsid w:val="00820242"/>
     <w:rsid w:val="00821F52"/>
+    <w:rsid w:val="0082245D"/>
     <w:rsid w:val="00822B28"/>
     <w:rsid w:val="00822FD9"/>
     <w:rsid w:val="0082609D"/>
@@ -14074,7 +10953,6 @@
     <w:rsid w:val="008944E9"/>
     <w:rsid w:val="0089468E"/>
     <w:rsid w:val="008A0229"/>
-    <w:rsid w:val="008A05E1"/>
     <w:rsid w:val="008A0983"/>
     <w:rsid w:val="008A6C83"/>
     <w:rsid w:val="008A6E51"/>
@@ -14095,6 +10973,7 @@
     <w:rsid w:val="008C6CE4"/>
     <w:rsid w:val="008D0819"/>
     <w:rsid w:val="008D25C7"/>
+    <w:rsid w:val="008D3AE0"/>
     <w:rsid w:val="008D4B33"/>
     <w:rsid w:val="008E204D"/>
     <w:rsid w:val="008E4E26"/>
@@ -14153,7 +11032,6 @@
     <w:rsid w:val="009508FC"/>
     <w:rsid w:val="00953DBA"/>
     <w:rsid w:val="00956D95"/>
-    <w:rsid w:val="00956ED3"/>
     <w:rsid w:val="00957986"/>
     <w:rsid w:val="009611AD"/>
     <w:rsid w:val="00961571"/>
@@ -14195,7 +11073,6 @@
     <w:rsid w:val="009B4830"/>
     <w:rsid w:val="009C1CE6"/>
     <w:rsid w:val="009C26FF"/>
-    <w:rsid w:val="009C2720"/>
     <w:rsid w:val="009C3E15"/>
     <w:rsid w:val="009C56A2"/>
     <w:rsid w:val="009C5A55"/>
@@ -14329,6 +11206,7 @@
     <w:rsid w:val="00AD171A"/>
     <w:rsid w:val="00AD3161"/>
     <w:rsid w:val="00AD4B62"/>
+    <w:rsid w:val="00AD6513"/>
     <w:rsid w:val="00AD705F"/>
     <w:rsid w:val="00AD7DAA"/>
     <w:rsid w:val="00AE0073"/>
@@ -14431,6 +11309,7 @@
     <w:rsid w:val="00BE180F"/>
     <w:rsid w:val="00BE21B4"/>
     <w:rsid w:val="00BE2384"/>
+    <w:rsid w:val="00BF4606"/>
     <w:rsid w:val="00BF6018"/>
     <w:rsid w:val="00BF7019"/>
     <w:rsid w:val="00C01E71"/>
@@ -14523,7 +11402,6 @@
     <w:rsid w:val="00D10048"/>
     <w:rsid w:val="00D10BA7"/>
     <w:rsid w:val="00D10BE9"/>
-    <w:rsid w:val="00D1387B"/>
     <w:rsid w:val="00D150D1"/>
     <w:rsid w:val="00D20BC2"/>
     <w:rsid w:val="00D22220"/>
@@ -14612,6 +11490,7 @@
     <w:rsid w:val="00DE5D07"/>
     <w:rsid w:val="00DE6AB5"/>
     <w:rsid w:val="00DF548C"/>
+    <w:rsid w:val="00DF5490"/>
     <w:rsid w:val="00DF54F3"/>
     <w:rsid w:val="00DF7277"/>
     <w:rsid w:val="00DF7637"/>
@@ -14841,7 +11720,7 @@
 </file>
 
 <file path=word/glossary/styles.xml><?xml version="1.0" encoding="utf-8"?>
-<w:styles xmlns:mc="http://schemas.openxmlformats.org/markup-compatibility/2006" xmlns:r="http://schemas.openxmlformats.org/officeDocument/2006/relationships" xmlns:w="http://schemas.openxmlformats.org/wordprocessingml/2006/main" xmlns:w14="http://schemas.microsoft.com/office/word/2010/wordml" xmlns:w15="http://schemas.microsoft.com/office/word/2012/wordml" xmlns:w16cex="http://schemas.microsoft.com/office/word/2018/wordml/cex" xmlns:w16cid="http://schemas.microsoft.com/office/word/2016/wordml/cid" xmlns:w16="http://schemas.microsoft.com/office/word/2018/wordml" xmlns:w16du="http://schemas.microsoft.com/office/word/2023/wordml/word16du" xmlns:w16sdtdh="http://schemas.microsoft.com/office/word/2020/wordml/sdtdatahash" xmlns:w16sdtfl="http://schemas.microsoft.com/office/word/2024/wordml/sdtformatlock" xmlns:w16se="http://schemas.microsoft.com/office/word/2015/wordml/symex" mc:Ignorable="w14 w15 w16se w16cid w16 w16cex w16sdtdh w16sdtfl w16du">
+<w:styles xmlns:mc="http://schemas.openxmlformats.org/markup-compatibility/2006" xmlns:r="http://schemas.openxmlformats.org/officeDocument/2006/relationships" xmlns:w="http://schemas.openxmlformats.org/wordprocessingml/2006/main" xmlns:w14="http://schemas.microsoft.com/office/word/2010/wordml" xmlns:w15="http://schemas.microsoft.com/office/word/2012/wordml" xmlns:w16cex="http://schemas.microsoft.com/office/word/2018/wordml/cex" xmlns:w16cid="http://schemas.microsoft.com/office/word/2016/wordml/cid" xmlns:w16="http://schemas.microsoft.com/office/word/2018/wordml" xmlns:w16sdtdh="http://schemas.microsoft.com/office/word/2020/wordml/sdtdatahash" xmlns:w16se="http://schemas.microsoft.com/office/word/2015/wordml/symex" mc:Ignorable="w14 w15 w16se w16cid w16 w16cex w16sdtdh">
   <w:docDefaults>
     <w:rPrDefault>
       <w:rPr>
@@ -15324,7 +12203,7 @@
 </file>
 
 <file path=word/glossary/webSettings.xml><?xml version="1.0" encoding="utf-8"?>
-<w:webSettings xmlns:mc="http://schemas.openxmlformats.org/markup-compatibility/2006" xmlns:r="http://schemas.openxmlformats.org/officeDocument/2006/relationships" xmlns:w="http://schemas.openxmlformats.org/wordprocessingml/2006/main" xmlns:w14="http://schemas.microsoft.com/office/word/2010/wordml" xmlns:w15="http://schemas.microsoft.com/office/word/2012/wordml" xmlns:w16cex="http://schemas.microsoft.com/office/word/2018/wordml/cex" xmlns:w16cid="http://schemas.microsoft.com/office/word/2016/wordml/cid" xmlns:w16="http://schemas.microsoft.com/office/word/2018/wordml" xmlns:w16du="http://schemas.microsoft.com/office/word/2023/wordml/word16du" xmlns:w16sdtdh="http://schemas.microsoft.com/office/word/2020/wordml/sdtdatahash" xmlns:w16sdtfl="http://schemas.microsoft.com/office/word/2024/wordml/sdtformatlock" xmlns:w16se="http://schemas.microsoft.com/office/word/2015/wordml/symex" mc:Ignorable="w14 w15 w16se w16cid w16 w16cex w16sdtdh w16sdtfl w16du">
+<w:webSettings xmlns:mc="http://schemas.openxmlformats.org/markup-compatibility/2006" xmlns:r="http://schemas.openxmlformats.org/officeDocument/2006/relationships" xmlns:w="http://schemas.openxmlformats.org/wordprocessingml/2006/main" xmlns:w14="http://schemas.microsoft.com/office/word/2010/wordml" xmlns:w15="http://schemas.microsoft.com/office/word/2012/wordml" xmlns:w16cex="http://schemas.microsoft.com/office/word/2018/wordml/cex" xmlns:w16cid="http://schemas.microsoft.com/office/word/2016/wordml/cid" xmlns:w16="http://schemas.microsoft.com/office/word/2018/wordml" xmlns:w16sdtdh="http://schemas.microsoft.com/office/word/2020/wordml/sdtdatahash" xmlns:w16se="http://schemas.microsoft.com/office/word/2015/wordml/symex" mc:Ignorable="w14 w15 w16se w16cid w16 w16cex w16sdtdh">
   <w:optimizeForBrowser/>
   <w:allowPNG/>
 </w:webSettings>
